--- a/output/tbl-tumor/tbl-tumor.docx
+++ b/output/tbl-tumor/tbl-tumor.docx
@@ -134,6 +134,61 @@
             </w:r>
           </w:p>
         </w:tc>
+        <w:tc>
+          <w:tcPr>
+            <w:tcBorders>
+              <w:bottom w:val="none" w:sz="0" w:space="0" w:color="000000"/>
+              <w:top w:val="none" w:sz="0" w:space="0" w:color="000000"/>
+              <w:left w:val="none" w:sz="0" w:space="0" w:color="000000"/>
+              <w:right w:val="none" w:sz="0" w:space="0" w:color="000000"/>
+            </w:tcBorders>
+            <w:shd w:val="clear" w:color="auto" w:fill="FFFFFF"/>
+            <w:tcMar>
+              <w:top w:w="0" w:type="dxa"/>
+              <w:bottom w:w="0" w:type="dxa"/>
+              <w:left w:w="0" w:type="dxa"/>
+              <w:right w:w="0" w:type="dxa"/>
+            </w:tcMar>
+            <w:vAlign w:val="center"/>
+          </w:tcPr>
+          <w:p>
+            <w:pPr>
+              <w:pStyle w:val="Normal"/>
+              <w:jc w:val="center"/>
+              <w:pBdr>
+                <w:bottom w:val="none" w:sz="0" w:space="0" w:color="000000"/>
+                <w:top w:val="none" w:sz="0" w:space="0" w:color="000000"/>
+                <w:left w:val="none" w:sz="0" w:space="0" w:color="000000"/>
+                <w:right w:val="none" w:sz="0" w:space="0" w:color="000000"/>
+              </w:pBdr>
+              <w:spacing w:after="40" w:before="40" w:line="240"/>
+              <w:ind w:left="100" w:right="100" w:firstLine="0" w:firstLineChars="0"/>
+              <w:rPr>
+                <w:rFonts w:ascii="Luciole" w:hAnsi="Luciole" w:eastAsia="Luciole" w:cs="Luciole"/>
+                <w:i w:val="false"/>
+                <w:b w:val="false"/>
+                <w:u w:val="none"/>
+                <w:strike w:val="false"/>
+                <w:sz w:val="20"/>
+                <w:szCs w:val="20"/>
+                <w:color w:val="333333"/>
+              </w:rPr>
+            </w:pPr>
+            <w:r>
+              <w:rPr>
+                <w:rFonts w:ascii="Luciole" w:hAnsi="Luciole" w:eastAsia="Luciole" w:cs="Luciole"/>
+                <w:i w:val="false"/>
+                <w:b w:val="false"/>
+                <w:u w:val="none"/>
+                <w:strike w:val="false"/>
+                <w:sz w:val="20"/>
+                <w:szCs w:val="20"/>
+                <w:color w:val="333333"/>
+              </w:rPr>
+              <w:t xml:space="preserve"> </w:t>
+            </w:r>
+          </w:p>
+        </w:tc>
       </w:tr>
       <w:tr>
         <w:trPr>
@@ -493,6 +548,61 @@
             </w:r>
           </w:p>
         </w:tc>
+        <w:tc>
+          <w:tcPr>
+            <w:tcBorders>
+              <w:bottom w:val="single" w:sz="8" w:space="0" w:color="333333"/>
+              <w:top w:val="none" w:sz="0" w:space="0" w:color="000000"/>
+              <w:left w:val="none" w:sz="0" w:space="0" w:color="000000"/>
+              <w:right w:val="none" w:sz="0" w:space="0" w:color="000000"/>
+            </w:tcBorders>
+            <w:shd w:val="clear" w:color="auto" w:fill="FFFFFF"/>
+            <w:tcMar>
+              <w:top w:w="0" w:type="dxa"/>
+              <w:bottom w:w="0" w:type="dxa"/>
+              <w:left w:w="0" w:type="dxa"/>
+              <w:right w:w="0" w:type="dxa"/>
+            </w:tcMar>
+            <w:vAlign w:val="center"/>
+          </w:tcPr>
+          <w:p>
+            <w:pPr>
+              <w:pStyle w:val="Normal"/>
+              <w:jc w:val="center"/>
+              <w:pBdr>
+                <w:bottom w:val="none" w:sz="0" w:space="0" w:color="000000"/>
+                <w:top w:val="none" w:sz="0" w:space="0" w:color="000000"/>
+                <w:left w:val="none" w:sz="0" w:space="0" w:color="000000"/>
+                <w:right w:val="none" w:sz="0" w:space="0" w:color="000000"/>
+              </w:pBdr>
+              <w:spacing w:after="40" w:before="40" w:line="240"/>
+              <w:ind w:left="100" w:right="100" w:firstLine="0" w:firstLineChars="0"/>
+              <w:rPr>
+                <w:rFonts w:ascii="Luciole" w:hAnsi="Luciole" w:eastAsia="Luciole" w:cs="Luciole"/>
+                <w:i w:val="false"/>
+                <w:b w:val="false"/>
+                <w:u w:val="none"/>
+                <w:strike w:val="false"/>
+                <w:sz w:val="20"/>
+                <w:szCs w:val="20"/>
+                <w:color w:val="333333"/>
+              </w:rPr>
+            </w:pPr>
+            <w:r>
+              <w:rPr>
+                <w:rFonts w:ascii="Luciole" w:hAnsi="Luciole" w:eastAsia="Luciole" w:cs="Luciole"/>
+                <w:i w:val="false"/>
+                <w:b w:val="true"/>
+                <w:u w:val="none"/>
+                <w:strike w:val="false"/>
+                <w:sz w:val="20"/>
+                <w:szCs w:val="20"/>
+                <w:color w:val="333333"/>
+              </w:rPr>
+              <w:t xml:space="preserve">p</w:t>
+            </w:r>
+          </w:p>
+        </w:tc>
       </w:tr>
       <w:tr>
         <w:trPr>
@@ -549,7 +659,21 @@
                 <w:szCs w:val="20"/>
                 <w:color w:val="333333"/>
               </w:rPr>
-              <w:t xml:space="preserve">Délai entre diagnostic et chirurgie, mois, médiane (IQR)</w:t>
+              <w:t xml:space="preserve">Résécabilité, n (%)</w:t>
+            </w:r>
+            <w:r>
+              <w:rPr>
+                <w:rFonts w:ascii="Luciole" w:hAnsi="Luciole" w:eastAsia="Luciole" w:cs="Luciole"/>
+                <w:i w:val="false"/>
+                <w:b w:val="false"/>
+                <w:u w:val="none"/>
+                <w:strike w:val="false"/>
+                <w:vertAlign w:val="superscript"/>
+                <w:sz w:val="20"/>
+                <w:szCs w:val="20"/>
+                <w:color w:val="333333"/>
+              </w:rPr>
+              <w:t xml:space="preserve">1</w:t>
             </w:r>
           </w:p>
         </w:tc>
@@ -604,6 +728,61 @@
                 <w:szCs w:val="16"/>
                 <w:color w:val="333333"/>
               </w:rPr>
+              <w:t xml:space="preserve">3/2</w:t>
+            </w:r>
+          </w:p>
+        </w:tc>
+        <w:tc>
+          <w:tcPr>
+            <w:tcBorders>
+              <w:bottom w:val="none" w:sz="0" w:space="0" w:color="000000"/>
+              <w:top w:val="single" w:sz="8" w:space="0" w:color="333333"/>
+              <w:left w:val="none" w:sz="0" w:space="0" w:color="000000"/>
+              <w:right w:val="none" w:sz="0" w:space="0" w:color="000000"/>
+            </w:tcBorders>
+            <w:shd w:val="clear" w:color="auto" w:fill="FFFFFF"/>
+            <w:tcMar>
+              <w:top w:w="0" w:type="dxa"/>
+              <w:bottom w:w="0" w:type="dxa"/>
+              <w:left w:w="0" w:type="dxa"/>
+              <w:right w:w="0" w:type="dxa"/>
+            </w:tcMar>
+            <w:vAlign w:val="top"/>
+          </w:tcPr>
+          <w:p>
+            <w:pPr>
+              <w:pStyle w:val="Normal"/>
+              <w:jc w:val="center"/>
+              <w:pBdr>
+                <w:bottom w:val="none" w:sz="0" w:space="0" w:color="000000"/>
+                <w:top w:val="none" w:sz="0" w:space="0" w:color="000000"/>
+                <w:left w:val="none" w:sz="0" w:space="0" w:color="000000"/>
+                <w:right w:val="none" w:sz="0" w:space="0" w:color="000000"/>
+              </w:pBdr>
+              <w:spacing w:after="60" w:before="60" w:line="240"/>
+              <w:ind w:left="100" w:right="100" w:firstLine="0" w:firstLineChars="0"/>
+              <w:rPr>
+                <w:rFonts w:ascii="Luciole" w:hAnsi="Luciole" w:eastAsia="Luciole" w:cs="Luciole"/>
+                <w:i w:val="false"/>
+                <w:b w:val="false"/>
+                <w:u w:val="none"/>
+                <w:strike w:val="false"/>
+                <w:sz w:val="18"/>
+                <w:szCs w:val="18"/>
+                <w:color w:val="333333"/>
+              </w:rPr>
+            </w:pPr>
+            <w:r>
+              <w:rPr>
+                <w:rFonts w:ascii="Luciole" w:hAnsi="Luciole" w:eastAsia="Luciole" w:cs="Luciole"/>
+                <w:i w:val="false"/>
+                <w:b w:val="false"/>
+                <w:u w:val="none"/>
+                <w:strike w:val="false"/>
+                <w:sz w:val="18"/>
+                <w:szCs w:val="18"/>
+                <w:color w:val="333333"/>
+              </w:rPr>
               <w:t xml:space="preserve"/>
             </w:r>
           </w:p>
@@ -659,7 +838,7 @@
                 <w:szCs w:val="18"/>
                 <w:color w:val="333333"/>
               </w:rPr>
-              <w:t xml:space="preserve">3,3 (1,5—5,7)</w:t>
+              <w:t xml:space="preserve"/>
             </w:r>
           </w:p>
         </w:tc>
@@ -714,7 +893,7 @@
                 <w:szCs w:val="18"/>
                 <w:color w:val="333333"/>
               </w:rPr>
-              <w:t xml:space="preserve">1,5 (1,1—2,1)</w:t>
+              <w:t xml:space="preserve"/>
             </w:r>
           </w:p>
         </w:tc>
@@ -753,23 +932,23 @@
                 <w:b w:val="false"/>
                 <w:u w:val="none"/>
                 <w:strike w:val="false"/>
-                <w:sz w:val="18"/>
-                <w:szCs w:val="18"/>
-                <w:color w:val="333333"/>
-              </w:rPr>
-            </w:pPr>
-            <w:r>
-              <w:rPr>
-                <w:rFonts w:ascii="Luciole" w:hAnsi="Luciole" w:eastAsia="Luciole" w:cs="Luciole"/>
-                <w:i w:val="false"/>
-                <w:b w:val="false"/>
-                <w:u w:val="none"/>
-                <w:strike w:val="false"/>
-                <w:sz w:val="18"/>
-                <w:szCs w:val="18"/>
-                <w:color w:val="333333"/>
-              </w:rPr>
-              <w:t xml:space="preserve">5,2 (4,2—7,1)</w:t>
+                <w:sz w:val="16"/>
+                <w:szCs w:val="16"/>
+                <w:color w:val="333333"/>
+              </w:rPr>
+            </w:pPr>
+            <w:r>
+              <w:rPr>
+                <w:rFonts w:ascii="Luciole" w:hAnsi="Luciole" w:eastAsia="Luciole" w:cs="Luciole"/>
+                <w:i w:val="false"/>
+                <w:b w:val="false"/>
+                <w:u w:val="none"/>
+                <w:strike w:val="false"/>
+                <w:sz w:val="16"/>
+                <w:szCs w:val="16"/>
+                <w:color w:val="333333"/>
+              </w:rPr>
+              <w:t xml:space="preserve">&lt;0,001</w:t>
             </w:r>
           </w:p>
         </w:tc>
@@ -806,7 +985,7 @@
                 <w:right w:val="none" w:sz="0" w:space="0" w:color="000000"/>
               </w:pBdr>
               <w:spacing w:after="60" w:before="60" w:line="240"/>
-              <w:ind w:left="100" w:right="100" w:firstLine="0" w:firstLineChars="0"/>
+              <w:ind w:left="300" w:right="100" w:firstLine="0" w:firstLineChars="0"/>
               <w:rPr>
                 <w:rFonts w:ascii="Luciole" w:hAnsi="Luciole" w:eastAsia="Luciole" w:cs="Luciole"/>
                 <w:i w:val="false"/>
@@ -829,21 +1008,7 @@
                 <w:szCs w:val="20"/>
                 <w:color w:val="333333"/>
               </w:rPr>
-              <w:t xml:space="preserve">Résécabilité, n (%)</w:t>
-            </w:r>
-            <w:r>
-              <w:rPr>
-                <w:rFonts w:ascii="Luciole" w:hAnsi="Luciole" w:eastAsia="Luciole" w:cs="Luciole"/>
-                <w:i w:val="false"/>
-                <w:b w:val="false"/>
-                <w:u w:val="none"/>
-                <w:strike w:val="false"/>
-                <w:vertAlign w:val="superscript"/>
-                <w:sz w:val="20"/>
-                <w:szCs w:val="20"/>
-                <w:color w:val="333333"/>
-              </w:rPr>
-              <w:t xml:space="preserve">1</w:t>
+              <w:t xml:space="preserve">Résécable d'emblée</w:t>
             </w:r>
           </w:p>
         </w:tc>
@@ -898,7 +1063,7 @@
                 <w:szCs w:val="16"/>
                 <w:color w:val="333333"/>
               </w:rPr>
-              <w:t xml:space="preserve">3/2</w:t>
+              <w:t xml:space="preserve"/>
             </w:r>
           </w:p>
         </w:tc>
@@ -953,7 +1118,7 @@
                 <w:szCs w:val="18"/>
                 <w:color w:val="333333"/>
               </w:rPr>
-              <w:t xml:space="preserve"/>
+              <w:t xml:space="preserve">62 (63,3)</w:t>
             </w:r>
           </w:p>
         </w:tc>
@@ -1008,7 +1173,7 @@
                 <w:szCs w:val="18"/>
                 <w:color w:val="333333"/>
               </w:rPr>
-              <w:t xml:space="preserve"/>
+              <w:t xml:space="preserve">50 (100,0)</w:t>
             </w:r>
           </w:p>
         </w:tc>
@@ -1061,6 +1226,61 @@
                 <w:strike w:val="false"/>
                 <w:sz w:val="18"/>
                 <w:szCs w:val="18"/>
+                <w:color w:val="333333"/>
+              </w:rPr>
+              <w:t xml:space="preserve">12 (25,0)</w:t>
+            </w:r>
+          </w:p>
+        </w:tc>
+        <w:tc>
+          <w:tcPr>
+            <w:tcBorders>
+              <w:bottom w:val="none" w:sz="0" w:space="0" w:color="000000"/>
+              <w:top w:val="none" w:sz="0" w:space="0" w:color="000000"/>
+              <w:left w:val="none" w:sz="0" w:space="0" w:color="000000"/>
+              <w:right w:val="none" w:sz="0" w:space="0" w:color="000000"/>
+            </w:tcBorders>
+            <w:shd w:val="clear" w:color="auto" w:fill="F0FAFF"/>
+            <w:tcMar>
+              <w:top w:w="0" w:type="dxa"/>
+              <w:bottom w:w="0" w:type="dxa"/>
+              <w:left w:w="0" w:type="dxa"/>
+              <w:right w:w="0" w:type="dxa"/>
+            </w:tcMar>
+            <w:vAlign w:val="top"/>
+          </w:tcPr>
+          <w:p>
+            <w:pPr>
+              <w:pStyle w:val="Normal"/>
+              <w:jc w:val="center"/>
+              <w:pBdr>
+                <w:bottom w:val="none" w:sz="0" w:space="0" w:color="000000"/>
+                <w:top w:val="none" w:sz="0" w:space="0" w:color="000000"/>
+                <w:left w:val="none" w:sz="0" w:space="0" w:color="000000"/>
+                <w:right w:val="none" w:sz="0" w:space="0" w:color="000000"/>
+              </w:pBdr>
+              <w:spacing w:after="60" w:before="60" w:line="240"/>
+              <w:ind w:left="100" w:right="100" w:firstLine="0" w:firstLineChars="0"/>
+              <w:rPr>
+                <w:rFonts w:ascii="Luciole" w:hAnsi="Luciole" w:eastAsia="Luciole" w:cs="Luciole"/>
+                <w:i w:val="false"/>
+                <w:b w:val="false"/>
+                <w:u w:val="none"/>
+                <w:strike w:val="false"/>
+                <w:sz w:val="16"/>
+                <w:szCs w:val="16"/>
+                <w:color w:val="333333"/>
+              </w:rPr>
+            </w:pPr>
+            <w:r>
+              <w:rPr>
+                <w:rFonts w:ascii="Luciole" w:hAnsi="Luciole" w:eastAsia="Luciole" w:cs="Luciole"/>
+                <w:i w:val="false"/>
+                <w:b w:val="false"/>
+                <w:u w:val="none"/>
+                <w:strike w:val="false"/>
+                <w:sz w:val="16"/>
+                <w:szCs w:val="16"/>
                 <w:color w:val="333333"/>
               </w:rPr>
               <w:t xml:space="preserve"/>
@@ -1123,7 +1343,7 @@
                 <w:szCs w:val="20"/>
                 <w:color w:val="333333"/>
               </w:rPr>
-              <w:t xml:space="preserve">Résécable d'emblée</w:t>
+              <w:t xml:space="preserve">Borderline</w:t>
             </w:r>
           </w:p>
         </w:tc>
@@ -1233,7 +1453,7 @@
                 <w:szCs w:val="18"/>
                 <w:color w:val="333333"/>
               </w:rPr>
-              <w:t xml:space="preserve">62 (63,3)</w:t>
+              <w:t xml:space="preserve">19 (19,4)</w:t>
             </w:r>
           </w:p>
         </w:tc>
@@ -1288,7 +1508,7 @@
                 <w:szCs w:val="18"/>
                 <w:color w:val="333333"/>
               </w:rPr>
-              <w:t xml:space="preserve">50 (100,0)</w:t>
+              <w:t xml:space="preserve">0</w:t>
             </w:r>
           </w:p>
         </w:tc>
@@ -1343,7 +1563,62 @@
                 <w:szCs w:val="18"/>
                 <w:color w:val="333333"/>
               </w:rPr>
-              <w:t xml:space="preserve">12 (25,0)</w:t>
+              <w:t xml:space="preserve">19 (39,6)</w:t>
+            </w:r>
+          </w:p>
+        </w:tc>
+        <w:tc>
+          <w:tcPr>
+            <w:tcBorders>
+              <w:bottom w:val="none" w:sz="0" w:space="0" w:color="000000"/>
+              <w:top w:val="none" w:sz="0" w:space="0" w:color="000000"/>
+              <w:left w:val="none" w:sz="0" w:space="0" w:color="000000"/>
+              <w:right w:val="none" w:sz="0" w:space="0" w:color="000000"/>
+            </w:tcBorders>
+            <w:shd w:val="clear" w:color="auto" w:fill="FFFFFF"/>
+            <w:tcMar>
+              <w:top w:w="0" w:type="dxa"/>
+              <w:bottom w:w="0" w:type="dxa"/>
+              <w:left w:w="0" w:type="dxa"/>
+              <w:right w:w="0" w:type="dxa"/>
+            </w:tcMar>
+            <w:vAlign w:val="top"/>
+          </w:tcPr>
+          <w:p>
+            <w:pPr>
+              <w:pStyle w:val="Normal"/>
+              <w:jc w:val="center"/>
+              <w:pBdr>
+                <w:bottom w:val="none" w:sz="0" w:space="0" w:color="000000"/>
+                <w:top w:val="none" w:sz="0" w:space="0" w:color="000000"/>
+                <w:left w:val="none" w:sz="0" w:space="0" w:color="000000"/>
+                <w:right w:val="none" w:sz="0" w:space="0" w:color="000000"/>
+              </w:pBdr>
+              <w:spacing w:after="60" w:before="60" w:line="240"/>
+              <w:ind w:left="100" w:right="100" w:firstLine="0" w:firstLineChars="0"/>
+              <w:rPr>
+                <w:rFonts w:ascii="Luciole" w:hAnsi="Luciole" w:eastAsia="Luciole" w:cs="Luciole"/>
+                <w:i w:val="false"/>
+                <w:b w:val="false"/>
+                <w:u w:val="none"/>
+                <w:strike w:val="false"/>
+                <w:sz w:val="16"/>
+                <w:szCs w:val="16"/>
+                <w:color w:val="333333"/>
+              </w:rPr>
+            </w:pPr>
+            <w:r>
+              <w:rPr>
+                <w:rFonts w:ascii="Luciole" w:hAnsi="Luciole" w:eastAsia="Luciole" w:cs="Luciole"/>
+                <w:i w:val="false"/>
+                <w:b w:val="false"/>
+                <w:u w:val="none"/>
+                <w:strike w:val="false"/>
+                <w:sz w:val="16"/>
+                <w:szCs w:val="16"/>
+                <w:color w:val="333333"/>
+              </w:rPr>
+              <w:t xml:space="preserve"/>
             </w:r>
           </w:p>
         </w:tc>
@@ -1403,7 +1678,7 @@
                 <w:szCs w:val="20"/>
                 <w:color w:val="333333"/>
               </w:rPr>
-              <w:t xml:space="preserve">Borderline</w:t>
+              <w:t xml:space="preserve">Localement avancé</w:t>
             </w:r>
           </w:p>
         </w:tc>
@@ -1513,7 +1788,7 @@
                 <w:szCs w:val="18"/>
                 <w:color w:val="333333"/>
               </w:rPr>
-              <w:t xml:space="preserve">19 (19,4)</w:t>
+              <w:t xml:space="preserve">17 (17,3)</w:t>
             </w:r>
           </w:p>
         </w:tc>
@@ -1623,7 +1898,62 @@
                 <w:szCs w:val="18"/>
                 <w:color w:val="333333"/>
               </w:rPr>
-              <w:t xml:space="preserve">19 (39,6)</w:t>
+              <w:t xml:space="preserve">17 (35,4)</w:t>
+            </w:r>
+          </w:p>
+        </w:tc>
+        <w:tc>
+          <w:tcPr>
+            <w:tcBorders>
+              <w:bottom w:val="none" w:sz="0" w:space="0" w:color="000000"/>
+              <w:top w:val="none" w:sz="0" w:space="0" w:color="000000"/>
+              <w:left w:val="none" w:sz="0" w:space="0" w:color="000000"/>
+              <w:right w:val="none" w:sz="0" w:space="0" w:color="000000"/>
+            </w:tcBorders>
+            <w:shd w:val="clear" w:color="auto" w:fill="F0FAFF"/>
+            <w:tcMar>
+              <w:top w:w="0" w:type="dxa"/>
+              <w:bottom w:w="0" w:type="dxa"/>
+              <w:left w:w="0" w:type="dxa"/>
+              <w:right w:w="0" w:type="dxa"/>
+            </w:tcMar>
+            <w:vAlign w:val="top"/>
+          </w:tcPr>
+          <w:p>
+            <w:pPr>
+              <w:pStyle w:val="Normal"/>
+              <w:jc w:val="center"/>
+              <w:pBdr>
+                <w:bottom w:val="none" w:sz="0" w:space="0" w:color="000000"/>
+                <w:top w:val="none" w:sz="0" w:space="0" w:color="000000"/>
+                <w:left w:val="none" w:sz="0" w:space="0" w:color="000000"/>
+                <w:right w:val="none" w:sz="0" w:space="0" w:color="000000"/>
+              </w:pBdr>
+              <w:spacing w:after="60" w:before="60" w:line="240"/>
+              <w:ind w:left="100" w:right="100" w:firstLine="0" w:firstLineChars="0"/>
+              <w:rPr>
+                <w:rFonts w:ascii="Luciole" w:hAnsi="Luciole" w:eastAsia="Luciole" w:cs="Luciole"/>
+                <w:i w:val="false"/>
+                <w:b w:val="false"/>
+                <w:u w:val="none"/>
+                <w:strike w:val="false"/>
+                <w:sz w:val="16"/>
+                <w:szCs w:val="16"/>
+                <w:color w:val="333333"/>
+              </w:rPr>
+            </w:pPr>
+            <w:r>
+              <w:rPr>
+                <w:rFonts w:ascii="Luciole" w:hAnsi="Luciole" w:eastAsia="Luciole" w:cs="Luciole"/>
+                <w:i w:val="false"/>
+                <w:b w:val="false"/>
+                <w:u w:val="none"/>
+                <w:strike w:val="false"/>
+                <w:sz w:val="16"/>
+                <w:szCs w:val="16"/>
+                <w:color w:val="333333"/>
+              </w:rPr>
+              <w:t xml:space="preserve"/>
             </w:r>
           </w:p>
         </w:tc>
@@ -1660,7 +1990,7 @@
                 <w:right w:val="none" w:sz="0" w:space="0" w:color="000000"/>
               </w:pBdr>
               <w:spacing w:after="60" w:before="60" w:line="240"/>
-              <w:ind w:left="300" w:right="100" w:firstLine="0" w:firstLineChars="0"/>
+              <w:ind w:left="100" w:right="100" w:firstLine="0" w:firstLineChars="0"/>
               <w:rPr>
                 <w:rFonts w:ascii="Luciole" w:hAnsi="Luciole" w:eastAsia="Luciole" w:cs="Luciole"/>
                 <w:i w:val="false"/>
@@ -1683,7 +2013,7 @@
                 <w:szCs w:val="20"/>
                 <w:color w:val="333333"/>
               </w:rPr>
-              <w:t xml:space="preserve">Localement avancé</w:t>
+              <w:t xml:space="preserve">Durée d'hospitalisation, jours, médiane (IQR)</w:t>
             </w:r>
           </w:p>
         </w:tc>
@@ -1738,7 +2068,7 @@
                 <w:szCs w:val="16"/>
                 <w:color w:val="333333"/>
               </w:rPr>
-              <w:t xml:space="preserve"/>
+              <w:t xml:space="preserve">3/2</w:t>
             </w:r>
           </w:p>
         </w:tc>
@@ -1793,7 +2123,7 @@
                 <w:szCs w:val="18"/>
                 <w:color w:val="333333"/>
               </w:rPr>
-              <w:t xml:space="preserve">17 (17,3)</w:t>
+              <w:t xml:space="preserve">16,0 (12,0—23,0)</w:t>
             </w:r>
           </w:p>
         </w:tc>
@@ -1848,7 +2178,7 @@
                 <w:szCs w:val="18"/>
                 <w:color w:val="333333"/>
               </w:rPr>
-              <w:t xml:space="preserve">0</w:t>
+              <w:t xml:space="preserve">16,5 (12,0—21,0)</w:t>
             </w:r>
           </w:p>
         </w:tc>
@@ -1903,7 +2233,62 @@
                 <w:szCs w:val="18"/>
                 <w:color w:val="333333"/>
               </w:rPr>
-              <w:t xml:space="preserve">17 (35,4)</w:t>
+              <w:t xml:space="preserve">15,0 (12,0—23,0)</w:t>
+            </w:r>
+          </w:p>
+        </w:tc>
+        <w:tc>
+          <w:tcPr>
+            <w:tcBorders>
+              <w:bottom w:val="none" w:sz="0" w:space="0" w:color="000000"/>
+              <w:top w:val="none" w:sz="0" w:space="0" w:color="000000"/>
+              <w:left w:val="none" w:sz="0" w:space="0" w:color="000000"/>
+              <w:right w:val="none" w:sz="0" w:space="0" w:color="000000"/>
+            </w:tcBorders>
+            <w:shd w:val="clear" w:color="auto" w:fill="FFFFFF"/>
+            <w:tcMar>
+              <w:top w:w="0" w:type="dxa"/>
+              <w:bottom w:w="0" w:type="dxa"/>
+              <w:left w:w="0" w:type="dxa"/>
+              <w:right w:w="0" w:type="dxa"/>
+            </w:tcMar>
+            <w:vAlign w:val="top"/>
+          </w:tcPr>
+          <w:p>
+            <w:pPr>
+              <w:pStyle w:val="Normal"/>
+              <w:jc w:val="center"/>
+              <w:pBdr>
+                <w:bottom w:val="none" w:sz="0" w:space="0" w:color="000000"/>
+                <w:top w:val="none" w:sz="0" w:space="0" w:color="000000"/>
+                <w:left w:val="none" w:sz="0" w:space="0" w:color="000000"/>
+                <w:right w:val="none" w:sz="0" w:space="0" w:color="000000"/>
+              </w:pBdr>
+              <w:spacing w:after="60" w:before="60" w:line="240"/>
+              <w:ind w:left="100" w:right="100" w:firstLine="0" w:firstLineChars="0"/>
+              <w:rPr>
+                <w:rFonts w:ascii="Luciole" w:hAnsi="Luciole" w:eastAsia="Luciole" w:cs="Luciole"/>
+                <w:i w:val="false"/>
+                <w:b w:val="false"/>
+                <w:u w:val="none"/>
+                <w:strike w:val="false"/>
+                <w:sz w:val="16"/>
+                <w:szCs w:val="16"/>
+                <w:color w:val="333333"/>
+              </w:rPr>
+            </w:pPr>
+            <w:r>
+              <w:rPr>
+                <w:rFonts w:ascii="Luciole" w:hAnsi="Luciole" w:eastAsia="Luciole" w:cs="Luciole"/>
+                <w:i w:val="false"/>
+                <w:b w:val="false"/>
+                <w:u w:val="none"/>
+                <w:strike w:val="false"/>
+                <w:sz w:val="16"/>
+                <w:szCs w:val="16"/>
+                <w:color w:val="333333"/>
+              </w:rPr>
+              <w:t xml:space="preserve">0,75</w:t>
             </w:r>
           </w:p>
         </w:tc>
@@ -1963,7 +2348,21 @@
                 <w:szCs w:val="20"/>
                 <w:color w:val="333333"/>
               </w:rPr>
-              <w:t xml:space="preserve">Durée d'hospitalisation, jours, médiane (IQR)</w:t>
+              <w:t xml:space="preserve">Complication post-opératoire, n (%)</w:t>
+            </w:r>
+            <w:r>
+              <w:rPr>
+                <w:rFonts w:ascii="Luciole" w:hAnsi="Luciole" w:eastAsia="Luciole" w:cs="Luciole"/>
+                <w:i w:val="false"/>
+                <w:b w:val="false"/>
+                <w:u w:val="none"/>
+                <w:strike w:val="false"/>
+                <w:vertAlign w:val="superscript"/>
+                <w:sz w:val="20"/>
+                <w:szCs w:val="20"/>
+                <w:color w:val="333333"/>
+              </w:rPr>
+              <w:t xml:space="preserve">2</w:t>
             </w:r>
           </w:p>
         </w:tc>
@@ -2018,7 +2417,7 @@
                 <w:szCs w:val="16"/>
                 <w:color w:val="333333"/>
               </w:rPr>
-              <w:t xml:space="preserve">3/2</w:t>
+              <w:t xml:space="preserve">2/3</w:t>
             </w:r>
           </w:p>
         </w:tc>
@@ -2073,7 +2472,7 @@
                 <w:szCs w:val="18"/>
                 <w:color w:val="333333"/>
               </w:rPr>
-              <w:t xml:space="preserve">16,0 (12,0—23,0)</w:t>
+              <w:t xml:space="preserve"/>
             </w:r>
           </w:p>
         </w:tc>
@@ -2128,7 +2527,7 @@
                 <w:szCs w:val="18"/>
                 <w:color w:val="333333"/>
               </w:rPr>
-              <w:t xml:space="preserve">16,5 (12,0—21,0)</w:t>
+              <w:t xml:space="preserve"/>
             </w:r>
           </w:p>
         </w:tc>
@@ -2183,7 +2582,62 @@
                 <w:szCs w:val="18"/>
                 <w:color w:val="333333"/>
               </w:rPr>
-              <w:t xml:space="preserve">15,0 (12,0—23,0)</w:t>
+              <w:t xml:space="preserve"/>
+            </w:r>
+          </w:p>
+        </w:tc>
+        <w:tc>
+          <w:tcPr>
+            <w:tcBorders>
+              <w:bottom w:val="none" w:sz="0" w:space="0" w:color="000000"/>
+              <w:top w:val="none" w:sz="0" w:space="0" w:color="000000"/>
+              <w:left w:val="none" w:sz="0" w:space="0" w:color="000000"/>
+              <w:right w:val="none" w:sz="0" w:space="0" w:color="000000"/>
+            </w:tcBorders>
+            <w:shd w:val="clear" w:color="auto" w:fill="F0FAFF"/>
+            <w:tcMar>
+              <w:top w:w="0" w:type="dxa"/>
+              <w:bottom w:w="0" w:type="dxa"/>
+              <w:left w:w="0" w:type="dxa"/>
+              <w:right w:w="0" w:type="dxa"/>
+            </w:tcMar>
+            <w:vAlign w:val="top"/>
+          </w:tcPr>
+          <w:p>
+            <w:pPr>
+              <w:pStyle w:val="Normal"/>
+              <w:jc w:val="center"/>
+              <w:pBdr>
+                <w:bottom w:val="none" w:sz="0" w:space="0" w:color="000000"/>
+                <w:top w:val="none" w:sz="0" w:space="0" w:color="000000"/>
+                <w:left w:val="none" w:sz="0" w:space="0" w:color="000000"/>
+                <w:right w:val="none" w:sz="0" w:space="0" w:color="000000"/>
+              </w:pBdr>
+              <w:spacing w:after="60" w:before="60" w:line="240"/>
+              <w:ind w:left="100" w:right="100" w:firstLine="0" w:firstLineChars="0"/>
+              <w:rPr>
+                <w:rFonts w:ascii="Luciole" w:hAnsi="Luciole" w:eastAsia="Luciole" w:cs="Luciole"/>
+                <w:i w:val="false"/>
+                <w:b w:val="false"/>
+                <w:u w:val="none"/>
+                <w:strike w:val="false"/>
+                <w:sz w:val="16"/>
+                <w:szCs w:val="16"/>
+                <w:color w:val="333333"/>
+              </w:rPr>
+            </w:pPr>
+            <w:r>
+              <w:rPr>
+                <w:rFonts w:ascii="Luciole" w:hAnsi="Luciole" w:eastAsia="Luciole" w:cs="Luciole"/>
+                <w:i w:val="false"/>
+                <w:b w:val="false"/>
+                <w:u w:val="none"/>
+                <w:strike w:val="false"/>
+                <w:sz w:val="16"/>
+                <w:szCs w:val="16"/>
+                <w:color w:val="333333"/>
+              </w:rPr>
+              <w:t xml:space="preserve">0,68</w:t>
             </w:r>
           </w:p>
         </w:tc>
@@ -2220,7 +2674,7 @@
                 <w:right w:val="none" w:sz="0" w:space="0" w:color="000000"/>
               </w:pBdr>
               <w:spacing w:after="60" w:before="60" w:line="240"/>
-              <w:ind w:left="100" w:right="100" w:firstLine="0" w:firstLineChars="0"/>
+              <w:ind w:left="300" w:right="100" w:firstLine="0" w:firstLineChars="0"/>
               <w:rPr>
                 <w:rFonts w:ascii="Luciole" w:hAnsi="Luciole" w:eastAsia="Luciole" w:cs="Luciole"/>
                 <w:i w:val="false"/>
@@ -2243,21 +2697,7 @@
                 <w:szCs w:val="20"/>
                 <w:color w:val="333333"/>
               </w:rPr>
-              <w:t xml:space="preserve">Complication post-opératoire, n (%)</w:t>
-            </w:r>
-            <w:r>
-              <w:rPr>
-                <w:rFonts w:ascii="Luciole" w:hAnsi="Luciole" w:eastAsia="Luciole" w:cs="Luciole"/>
-                <w:i w:val="false"/>
-                <w:b w:val="false"/>
-                <w:u w:val="none"/>
-                <w:strike w:val="false"/>
-                <w:vertAlign w:val="superscript"/>
-                <w:sz w:val="20"/>
-                <w:szCs w:val="20"/>
-                <w:color w:val="333333"/>
-              </w:rPr>
-              <w:t xml:space="preserve">2</w:t>
+              <w:t xml:space="preserve">Pas de complication</w:t>
             </w:r>
           </w:p>
         </w:tc>
@@ -2312,7 +2752,7 @@
                 <w:szCs w:val="16"/>
                 <w:color w:val="333333"/>
               </w:rPr>
-              <w:t xml:space="preserve">2/3</w:t>
+              <w:t xml:space="preserve"/>
             </w:r>
           </w:p>
         </w:tc>
@@ -2367,7 +2807,7 @@
                 <w:szCs w:val="18"/>
                 <w:color w:val="333333"/>
               </w:rPr>
-              <w:t xml:space="preserve"/>
+              <w:t xml:space="preserve">60 (61,2)</w:t>
             </w:r>
           </w:p>
         </w:tc>
@@ -2422,7 +2862,7 @@
                 <w:szCs w:val="18"/>
                 <w:color w:val="333333"/>
               </w:rPr>
-              <w:t xml:space="preserve"/>
+              <w:t xml:space="preserve">29 (56,9)</w:t>
             </w:r>
           </w:p>
         </w:tc>
@@ -2475,6 +2915,61 @@
                 <w:strike w:val="false"/>
                 <w:sz w:val="18"/>
                 <w:szCs w:val="18"/>
+                <w:color w:val="333333"/>
+              </w:rPr>
+              <w:t xml:space="preserve">31 (66,0)</w:t>
+            </w:r>
+          </w:p>
+        </w:tc>
+        <w:tc>
+          <w:tcPr>
+            <w:tcBorders>
+              <w:bottom w:val="none" w:sz="0" w:space="0" w:color="000000"/>
+              <w:top w:val="none" w:sz="0" w:space="0" w:color="000000"/>
+              <w:left w:val="none" w:sz="0" w:space="0" w:color="000000"/>
+              <w:right w:val="none" w:sz="0" w:space="0" w:color="000000"/>
+            </w:tcBorders>
+            <w:shd w:val="clear" w:color="auto" w:fill="FFFFFF"/>
+            <w:tcMar>
+              <w:top w:w="0" w:type="dxa"/>
+              <w:bottom w:w="0" w:type="dxa"/>
+              <w:left w:w="0" w:type="dxa"/>
+              <w:right w:w="0" w:type="dxa"/>
+            </w:tcMar>
+            <w:vAlign w:val="top"/>
+          </w:tcPr>
+          <w:p>
+            <w:pPr>
+              <w:pStyle w:val="Normal"/>
+              <w:jc w:val="center"/>
+              <w:pBdr>
+                <w:bottom w:val="none" w:sz="0" w:space="0" w:color="000000"/>
+                <w:top w:val="none" w:sz="0" w:space="0" w:color="000000"/>
+                <w:left w:val="none" w:sz="0" w:space="0" w:color="000000"/>
+                <w:right w:val="none" w:sz="0" w:space="0" w:color="000000"/>
+              </w:pBdr>
+              <w:spacing w:after="60" w:before="60" w:line="240"/>
+              <w:ind w:left="100" w:right="100" w:firstLine="0" w:firstLineChars="0"/>
+              <w:rPr>
+                <w:rFonts w:ascii="Luciole" w:hAnsi="Luciole" w:eastAsia="Luciole" w:cs="Luciole"/>
+                <w:i w:val="false"/>
+                <w:b w:val="false"/>
+                <w:u w:val="none"/>
+                <w:strike w:val="false"/>
+                <w:sz w:val="16"/>
+                <w:szCs w:val="16"/>
+                <w:color w:val="333333"/>
+              </w:rPr>
+            </w:pPr>
+            <w:r>
+              <w:rPr>
+                <w:rFonts w:ascii="Luciole" w:hAnsi="Luciole" w:eastAsia="Luciole" w:cs="Luciole"/>
+                <w:i w:val="false"/>
+                <w:b w:val="false"/>
+                <w:u w:val="none"/>
+                <w:strike w:val="false"/>
+                <w:sz w:val="16"/>
+                <w:szCs w:val="16"/>
                 <w:color w:val="333333"/>
               </w:rPr>
               <w:t xml:space="preserve"/>
@@ -2537,7 +3032,7 @@
                 <w:szCs w:val="20"/>
                 <w:color w:val="333333"/>
               </w:rPr>
-              <w:t xml:space="preserve">Pas de complication</w:t>
+              <w:t xml:space="preserve">I</w:t>
             </w:r>
           </w:p>
         </w:tc>
@@ -2647,7 +3142,7 @@
                 <w:szCs w:val="18"/>
                 <w:color w:val="333333"/>
               </w:rPr>
-              <w:t xml:space="preserve">60 (61,2)</w:t>
+              <w:t xml:space="preserve">12 (12,2)</w:t>
             </w:r>
           </w:p>
         </w:tc>
@@ -2702,7 +3197,7 @@
                 <w:szCs w:val="18"/>
                 <w:color w:val="333333"/>
               </w:rPr>
-              <w:t xml:space="preserve">29 (56,9)</w:t>
+              <w:t xml:space="preserve">6 (11,8)</w:t>
             </w:r>
           </w:p>
         </w:tc>
@@ -2757,7 +3252,62 @@
                 <w:szCs w:val="18"/>
                 <w:color w:val="333333"/>
               </w:rPr>
-              <w:t xml:space="preserve">31 (66,0)</w:t>
+              <w:t xml:space="preserve">6 (12,8)</w:t>
+            </w:r>
+          </w:p>
+        </w:tc>
+        <w:tc>
+          <w:tcPr>
+            <w:tcBorders>
+              <w:bottom w:val="none" w:sz="0" w:space="0" w:color="000000"/>
+              <w:top w:val="none" w:sz="0" w:space="0" w:color="000000"/>
+              <w:left w:val="none" w:sz="0" w:space="0" w:color="000000"/>
+              <w:right w:val="none" w:sz="0" w:space="0" w:color="000000"/>
+            </w:tcBorders>
+            <w:shd w:val="clear" w:color="auto" w:fill="F0FAFF"/>
+            <w:tcMar>
+              <w:top w:w="0" w:type="dxa"/>
+              <w:bottom w:w="0" w:type="dxa"/>
+              <w:left w:w="0" w:type="dxa"/>
+              <w:right w:w="0" w:type="dxa"/>
+            </w:tcMar>
+            <w:vAlign w:val="top"/>
+          </w:tcPr>
+          <w:p>
+            <w:pPr>
+              <w:pStyle w:val="Normal"/>
+              <w:jc w:val="center"/>
+              <w:pBdr>
+                <w:bottom w:val="none" w:sz="0" w:space="0" w:color="000000"/>
+                <w:top w:val="none" w:sz="0" w:space="0" w:color="000000"/>
+                <w:left w:val="none" w:sz="0" w:space="0" w:color="000000"/>
+                <w:right w:val="none" w:sz="0" w:space="0" w:color="000000"/>
+              </w:pBdr>
+              <w:spacing w:after="60" w:before="60" w:line="240"/>
+              <w:ind w:left="100" w:right="100" w:firstLine="0" w:firstLineChars="0"/>
+              <w:rPr>
+                <w:rFonts w:ascii="Luciole" w:hAnsi="Luciole" w:eastAsia="Luciole" w:cs="Luciole"/>
+                <w:i w:val="false"/>
+                <w:b w:val="false"/>
+                <w:u w:val="none"/>
+                <w:strike w:val="false"/>
+                <w:sz w:val="16"/>
+                <w:szCs w:val="16"/>
+                <w:color w:val="333333"/>
+              </w:rPr>
+            </w:pPr>
+            <w:r>
+              <w:rPr>
+                <w:rFonts w:ascii="Luciole" w:hAnsi="Luciole" w:eastAsia="Luciole" w:cs="Luciole"/>
+                <w:i w:val="false"/>
+                <w:b w:val="false"/>
+                <w:u w:val="none"/>
+                <w:strike w:val="false"/>
+                <w:sz w:val="16"/>
+                <w:szCs w:val="16"/>
+                <w:color w:val="333333"/>
+              </w:rPr>
+              <w:t xml:space="preserve"/>
             </w:r>
           </w:p>
         </w:tc>
@@ -2817,7 +3367,7 @@
                 <w:szCs w:val="20"/>
                 <w:color w:val="333333"/>
               </w:rPr>
-              <w:t xml:space="preserve">I</w:t>
+              <w:t xml:space="preserve">II</w:t>
             </w:r>
           </w:p>
         </w:tc>
@@ -2982,7 +3532,7 @@
                 <w:szCs w:val="18"/>
                 <w:color w:val="333333"/>
               </w:rPr>
-              <w:t xml:space="preserve">6 (11,8)</w:t>
+              <w:t xml:space="preserve">8 (15,7)</w:t>
             </w:r>
           </w:p>
         </w:tc>
@@ -3037,7 +3587,62 @@
                 <w:szCs w:val="18"/>
                 <w:color w:val="333333"/>
               </w:rPr>
-              <w:t xml:space="preserve">6 (12,8)</w:t>
+              <w:t xml:space="preserve">4 (8,5)</w:t>
+            </w:r>
+          </w:p>
+        </w:tc>
+        <w:tc>
+          <w:tcPr>
+            <w:tcBorders>
+              <w:bottom w:val="none" w:sz="0" w:space="0" w:color="000000"/>
+              <w:top w:val="none" w:sz="0" w:space="0" w:color="000000"/>
+              <w:left w:val="none" w:sz="0" w:space="0" w:color="000000"/>
+              <w:right w:val="none" w:sz="0" w:space="0" w:color="000000"/>
+            </w:tcBorders>
+            <w:shd w:val="clear" w:color="auto" w:fill="FFFFFF"/>
+            <w:tcMar>
+              <w:top w:w="0" w:type="dxa"/>
+              <w:bottom w:w="0" w:type="dxa"/>
+              <w:left w:w="0" w:type="dxa"/>
+              <w:right w:w="0" w:type="dxa"/>
+            </w:tcMar>
+            <w:vAlign w:val="top"/>
+          </w:tcPr>
+          <w:p>
+            <w:pPr>
+              <w:pStyle w:val="Normal"/>
+              <w:jc w:val="center"/>
+              <w:pBdr>
+                <w:bottom w:val="none" w:sz="0" w:space="0" w:color="000000"/>
+                <w:top w:val="none" w:sz="0" w:space="0" w:color="000000"/>
+                <w:left w:val="none" w:sz="0" w:space="0" w:color="000000"/>
+                <w:right w:val="none" w:sz="0" w:space="0" w:color="000000"/>
+              </w:pBdr>
+              <w:spacing w:after="60" w:before="60" w:line="240"/>
+              <w:ind w:left="100" w:right="100" w:firstLine="0" w:firstLineChars="0"/>
+              <w:rPr>
+                <w:rFonts w:ascii="Luciole" w:hAnsi="Luciole" w:eastAsia="Luciole" w:cs="Luciole"/>
+                <w:i w:val="false"/>
+                <w:b w:val="false"/>
+                <w:u w:val="none"/>
+                <w:strike w:val="false"/>
+                <w:sz w:val="16"/>
+                <w:szCs w:val="16"/>
+                <w:color w:val="333333"/>
+              </w:rPr>
+            </w:pPr>
+            <w:r>
+              <w:rPr>
+                <w:rFonts w:ascii="Luciole" w:hAnsi="Luciole" w:eastAsia="Luciole" w:cs="Luciole"/>
+                <w:i w:val="false"/>
+                <w:b w:val="false"/>
+                <w:u w:val="none"/>
+                <w:strike w:val="false"/>
+                <w:sz w:val="16"/>
+                <w:szCs w:val="16"/>
+                <w:color w:val="333333"/>
+              </w:rPr>
+              <w:t xml:space="preserve"/>
             </w:r>
           </w:p>
         </w:tc>
@@ -3097,7 +3702,7 @@
                 <w:szCs w:val="20"/>
                 <w:color w:val="333333"/>
               </w:rPr>
-              <w:t xml:space="preserve">II</w:t>
+              <w:t xml:space="preserve">III-IV-V</w:t>
             </w:r>
           </w:p>
         </w:tc>
@@ -3207,7 +3812,7 @@
                 <w:szCs w:val="18"/>
                 <w:color w:val="333333"/>
               </w:rPr>
-              <w:t xml:space="preserve">12 (12,2)</w:t>
+              <w:t xml:space="preserve">14 (14,3)</w:t>
             </w:r>
           </w:p>
         </w:tc>
@@ -3317,7 +3922,62 @@
                 <w:szCs w:val="18"/>
                 <w:color w:val="333333"/>
               </w:rPr>
-              <w:t xml:space="preserve">4 (8,5)</w:t>
+              <w:t xml:space="preserve">6 (12,8)</w:t>
+            </w:r>
+          </w:p>
+        </w:tc>
+        <w:tc>
+          <w:tcPr>
+            <w:tcBorders>
+              <w:bottom w:val="none" w:sz="0" w:space="0" w:color="000000"/>
+              <w:top w:val="none" w:sz="0" w:space="0" w:color="000000"/>
+              <w:left w:val="none" w:sz="0" w:space="0" w:color="000000"/>
+              <w:right w:val="none" w:sz="0" w:space="0" w:color="000000"/>
+            </w:tcBorders>
+            <w:shd w:val="clear" w:color="auto" w:fill="F0FAFF"/>
+            <w:tcMar>
+              <w:top w:w="0" w:type="dxa"/>
+              <w:bottom w:w="0" w:type="dxa"/>
+              <w:left w:w="0" w:type="dxa"/>
+              <w:right w:w="0" w:type="dxa"/>
+            </w:tcMar>
+            <w:vAlign w:val="top"/>
+          </w:tcPr>
+          <w:p>
+            <w:pPr>
+              <w:pStyle w:val="Normal"/>
+              <w:jc w:val="center"/>
+              <w:pBdr>
+                <w:bottom w:val="none" w:sz="0" w:space="0" w:color="000000"/>
+                <w:top w:val="none" w:sz="0" w:space="0" w:color="000000"/>
+                <w:left w:val="none" w:sz="0" w:space="0" w:color="000000"/>
+                <w:right w:val="none" w:sz="0" w:space="0" w:color="000000"/>
+              </w:pBdr>
+              <w:spacing w:after="60" w:before="60" w:line="240"/>
+              <w:ind w:left="100" w:right="100" w:firstLine="0" w:firstLineChars="0"/>
+              <w:rPr>
+                <w:rFonts w:ascii="Luciole" w:hAnsi="Luciole" w:eastAsia="Luciole" w:cs="Luciole"/>
+                <w:i w:val="false"/>
+                <w:b w:val="false"/>
+                <w:u w:val="none"/>
+                <w:strike w:val="false"/>
+                <w:sz w:val="16"/>
+                <w:szCs w:val="16"/>
+                <w:color w:val="333333"/>
+              </w:rPr>
+            </w:pPr>
+            <w:r>
+              <w:rPr>
+                <w:rFonts w:ascii="Luciole" w:hAnsi="Luciole" w:eastAsia="Luciole" w:cs="Luciole"/>
+                <w:i w:val="false"/>
+                <w:b w:val="false"/>
+                <w:u w:val="none"/>
+                <w:strike w:val="false"/>
+                <w:sz w:val="16"/>
+                <w:szCs w:val="16"/>
+                <w:color w:val="333333"/>
+              </w:rPr>
+              <w:t xml:space="preserve"/>
             </w:r>
           </w:p>
         </w:tc>
@@ -3354,7 +4014,7 @@
                 <w:right w:val="none" w:sz="0" w:space="0" w:color="000000"/>
               </w:pBdr>
               <w:spacing w:after="60" w:before="60" w:line="240"/>
-              <w:ind w:left="300" w:right="100" w:firstLine="0" w:firstLineChars="0"/>
+              <w:ind w:left="100" w:right="100" w:firstLine="0" w:firstLineChars="0"/>
               <w:rPr>
                 <w:rFonts w:ascii="Luciole" w:hAnsi="Luciole" w:eastAsia="Luciole" w:cs="Luciole"/>
                 <w:i w:val="false"/>
@@ -3377,7 +4037,7 @@
                 <w:szCs w:val="20"/>
                 <w:color w:val="333333"/>
               </w:rPr>
-              <w:t xml:space="preserve">III-IV-V</w:t>
+              <w:t xml:space="preserve">Résection chirurgicale, n (%)</w:t>
             </w:r>
           </w:p>
         </w:tc>
@@ -3432,6 +4092,61 @@
                 <w:szCs w:val="16"/>
                 <w:color w:val="333333"/>
               </w:rPr>
+              <w:t xml:space="preserve">2/6</w:t>
+            </w:r>
+          </w:p>
+        </w:tc>
+        <w:tc>
+          <w:tcPr>
+            <w:tcBorders>
+              <w:bottom w:val="none" w:sz="0" w:space="0" w:color="000000"/>
+              <w:top w:val="none" w:sz="0" w:space="0" w:color="000000"/>
+              <w:left w:val="none" w:sz="0" w:space="0" w:color="000000"/>
+              <w:right w:val="none" w:sz="0" w:space="0" w:color="000000"/>
+            </w:tcBorders>
+            <w:shd w:val="clear" w:color="auto" w:fill="FFFFFF"/>
+            <w:tcMar>
+              <w:top w:w="0" w:type="dxa"/>
+              <w:bottom w:w="0" w:type="dxa"/>
+              <w:left w:w="0" w:type="dxa"/>
+              <w:right w:w="0" w:type="dxa"/>
+            </w:tcMar>
+            <w:vAlign w:val="top"/>
+          </w:tcPr>
+          <w:p>
+            <w:pPr>
+              <w:pStyle w:val="Normal"/>
+              <w:jc w:val="center"/>
+              <w:pBdr>
+                <w:bottom w:val="none" w:sz="0" w:space="0" w:color="000000"/>
+                <w:top w:val="none" w:sz="0" w:space="0" w:color="000000"/>
+                <w:left w:val="none" w:sz="0" w:space="0" w:color="000000"/>
+                <w:right w:val="none" w:sz="0" w:space="0" w:color="000000"/>
+              </w:pBdr>
+              <w:spacing w:after="60" w:before="60" w:line="240"/>
+              <w:ind w:left="100" w:right="100" w:firstLine="0" w:firstLineChars="0"/>
+              <w:rPr>
+                <w:rFonts w:ascii="Luciole" w:hAnsi="Luciole" w:eastAsia="Luciole" w:cs="Luciole"/>
+                <w:i w:val="false"/>
+                <w:b w:val="false"/>
+                <w:u w:val="none"/>
+                <w:strike w:val="false"/>
+                <w:sz w:val="18"/>
+                <w:szCs w:val="18"/>
+                <w:color w:val="333333"/>
+              </w:rPr>
+            </w:pPr>
+            <w:r>
+              <w:rPr>
+                <w:rFonts w:ascii="Luciole" w:hAnsi="Luciole" w:eastAsia="Luciole" w:cs="Luciole"/>
+                <w:i w:val="false"/>
+                <w:b w:val="false"/>
+                <w:u w:val="none"/>
+                <w:strike w:val="false"/>
+                <w:sz w:val="18"/>
+                <w:szCs w:val="18"/>
+                <w:color w:val="333333"/>
+              </w:rPr>
               <w:t xml:space="preserve"/>
             </w:r>
           </w:p>
@@ -3487,7 +4202,7 @@
                 <w:szCs w:val="18"/>
                 <w:color w:val="333333"/>
               </w:rPr>
-              <w:t xml:space="preserve">14 (14,3)</w:t>
+              <w:t xml:space="preserve"/>
             </w:r>
           </w:p>
         </w:tc>
@@ -3542,7 +4257,7 @@
                 <w:szCs w:val="18"/>
                 <w:color w:val="333333"/>
               </w:rPr>
-              <w:t xml:space="preserve">8 (15,7)</w:t>
+              <w:t xml:space="preserve"/>
             </w:r>
           </w:p>
         </w:tc>
@@ -3581,23 +4296,23 @@
                 <w:b w:val="false"/>
                 <w:u w:val="none"/>
                 <w:strike w:val="false"/>
-                <w:sz w:val="18"/>
-                <w:szCs w:val="18"/>
-                <w:color w:val="333333"/>
-              </w:rPr>
-            </w:pPr>
-            <w:r>
-              <w:rPr>
-                <w:rFonts w:ascii="Luciole" w:hAnsi="Luciole" w:eastAsia="Luciole" w:cs="Luciole"/>
-                <w:i w:val="false"/>
-                <w:b w:val="false"/>
-                <w:u w:val="none"/>
-                <w:strike w:val="false"/>
-                <w:sz w:val="18"/>
-                <w:szCs w:val="18"/>
-                <w:color w:val="333333"/>
-              </w:rPr>
-              <w:t xml:space="preserve">6 (12,8)</w:t>
+                <w:sz w:val="16"/>
+                <w:szCs w:val="16"/>
+                <w:color w:val="333333"/>
+              </w:rPr>
+            </w:pPr>
+            <w:r>
+              <w:rPr>
+                <w:rFonts w:ascii="Luciole" w:hAnsi="Luciole" w:eastAsia="Luciole" w:cs="Luciole"/>
+                <w:i w:val="false"/>
+                <w:b w:val="false"/>
+                <w:u w:val="none"/>
+                <w:strike w:val="false"/>
+                <w:sz w:val="16"/>
+                <w:szCs w:val="16"/>
+                <w:color w:val="333333"/>
+              </w:rPr>
+              <w:t xml:space="preserve">0,82</w:t>
             </w:r>
           </w:p>
         </w:tc>
@@ -3634,7 +4349,7 @@
                 <w:right w:val="none" w:sz="0" w:space="0" w:color="000000"/>
               </w:pBdr>
               <w:spacing w:after="60" w:before="60" w:line="240"/>
-              <w:ind w:left="100" w:right="100" w:firstLine="0" w:firstLineChars="0"/>
+              <w:ind w:left="300" w:right="100" w:firstLine="0" w:firstLineChars="0"/>
               <w:rPr>
                 <w:rFonts w:ascii="Luciole" w:hAnsi="Luciole" w:eastAsia="Luciole" w:cs="Luciole"/>
                 <w:i w:val="false"/>
@@ -3657,7 +4372,7 @@
                 <w:szCs w:val="20"/>
                 <w:color w:val="333333"/>
               </w:rPr>
-              <w:t xml:space="preserve">Résection chirurgicale, n (%)</w:t>
+              <w:t xml:space="preserve">R0</w:t>
             </w:r>
           </w:p>
         </w:tc>
@@ -3712,7 +4427,7 @@
                 <w:szCs w:val="16"/>
                 <w:color w:val="333333"/>
               </w:rPr>
-              <w:t xml:space="preserve">2/6</w:t>
+              <w:t xml:space="preserve"/>
             </w:r>
           </w:p>
         </w:tc>
@@ -3767,7 +4482,7 @@
                 <w:szCs w:val="18"/>
                 <w:color w:val="333333"/>
               </w:rPr>
-              <w:t xml:space="preserve"/>
+              <w:t xml:space="preserve">68 (71,6)</w:t>
             </w:r>
           </w:p>
         </w:tc>
@@ -3822,7 +4537,7 @@
                 <w:szCs w:val="18"/>
                 <w:color w:val="333333"/>
               </w:rPr>
-              <w:t xml:space="preserve"/>
+              <w:t xml:space="preserve">36 (70,6)</w:t>
             </w:r>
           </w:p>
         </w:tc>
@@ -3875,6 +4590,61 @@
                 <w:strike w:val="false"/>
                 <w:sz w:val="18"/>
                 <w:szCs w:val="18"/>
+                <w:color w:val="333333"/>
+              </w:rPr>
+              <w:t xml:space="preserve">32 (72,7)</w:t>
+            </w:r>
+          </w:p>
+        </w:tc>
+        <w:tc>
+          <w:tcPr>
+            <w:tcBorders>
+              <w:bottom w:val="none" w:sz="0" w:space="0" w:color="000000"/>
+              <w:top w:val="none" w:sz="0" w:space="0" w:color="000000"/>
+              <w:left w:val="none" w:sz="0" w:space="0" w:color="000000"/>
+              <w:right w:val="none" w:sz="0" w:space="0" w:color="000000"/>
+            </w:tcBorders>
+            <w:shd w:val="clear" w:color="auto" w:fill="F0FAFF"/>
+            <w:tcMar>
+              <w:top w:w="0" w:type="dxa"/>
+              <w:bottom w:w="0" w:type="dxa"/>
+              <w:left w:w="0" w:type="dxa"/>
+              <w:right w:w="0" w:type="dxa"/>
+            </w:tcMar>
+            <w:vAlign w:val="top"/>
+          </w:tcPr>
+          <w:p>
+            <w:pPr>
+              <w:pStyle w:val="Normal"/>
+              <w:jc w:val="center"/>
+              <w:pBdr>
+                <w:bottom w:val="none" w:sz="0" w:space="0" w:color="000000"/>
+                <w:top w:val="none" w:sz="0" w:space="0" w:color="000000"/>
+                <w:left w:val="none" w:sz="0" w:space="0" w:color="000000"/>
+                <w:right w:val="none" w:sz="0" w:space="0" w:color="000000"/>
+              </w:pBdr>
+              <w:spacing w:after="60" w:before="60" w:line="240"/>
+              <w:ind w:left="100" w:right="100" w:firstLine="0" w:firstLineChars="0"/>
+              <w:rPr>
+                <w:rFonts w:ascii="Luciole" w:hAnsi="Luciole" w:eastAsia="Luciole" w:cs="Luciole"/>
+                <w:i w:val="false"/>
+                <w:b w:val="false"/>
+                <w:u w:val="none"/>
+                <w:strike w:val="false"/>
+                <w:sz w:val="16"/>
+                <w:szCs w:val="16"/>
+                <w:color w:val="333333"/>
+              </w:rPr>
+            </w:pPr>
+            <w:r>
+              <w:rPr>
+                <w:rFonts w:ascii="Luciole" w:hAnsi="Luciole" w:eastAsia="Luciole" w:cs="Luciole"/>
+                <w:i w:val="false"/>
+                <w:b w:val="false"/>
+                <w:u w:val="none"/>
+                <w:strike w:val="false"/>
+                <w:sz w:val="16"/>
+                <w:szCs w:val="16"/>
                 <w:color w:val="333333"/>
               </w:rPr>
               <w:t xml:space="preserve"/>
@@ -3937,7 +4707,7 @@
                 <w:szCs w:val="20"/>
                 <w:color w:val="333333"/>
               </w:rPr>
-              <w:t xml:space="preserve">R0</w:t>
+              <w:t xml:space="preserve">R1</w:t>
             </w:r>
           </w:p>
         </w:tc>
@@ -4047,7 +4817,7 @@
                 <w:szCs w:val="18"/>
                 <w:color w:val="333333"/>
               </w:rPr>
-              <w:t xml:space="preserve">68 (71,6)</w:t>
+              <w:t xml:space="preserve">27 (28,4)</w:t>
             </w:r>
           </w:p>
         </w:tc>
@@ -4102,7 +4872,7 @@
                 <w:szCs w:val="18"/>
                 <w:color w:val="333333"/>
               </w:rPr>
-              <w:t xml:space="preserve">36 (70,6)</w:t>
+              <w:t xml:space="preserve">15 (29,4)</w:t>
             </w:r>
           </w:p>
         </w:tc>
@@ -4157,7 +4927,62 @@
                 <w:szCs w:val="18"/>
                 <w:color w:val="333333"/>
               </w:rPr>
-              <w:t xml:space="preserve">32 (72,7)</w:t>
+              <w:t xml:space="preserve">12 (27,3)</w:t>
+            </w:r>
+          </w:p>
+        </w:tc>
+        <w:tc>
+          <w:tcPr>
+            <w:tcBorders>
+              <w:bottom w:val="none" w:sz="0" w:space="0" w:color="000000"/>
+              <w:top w:val="none" w:sz="0" w:space="0" w:color="000000"/>
+              <w:left w:val="none" w:sz="0" w:space="0" w:color="000000"/>
+              <w:right w:val="none" w:sz="0" w:space="0" w:color="000000"/>
+            </w:tcBorders>
+            <w:shd w:val="clear" w:color="auto" w:fill="FFFFFF"/>
+            <w:tcMar>
+              <w:top w:w="0" w:type="dxa"/>
+              <w:bottom w:w="0" w:type="dxa"/>
+              <w:left w:w="0" w:type="dxa"/>
+              <w:right w:w="0" w:type="dxa"/>
+            </w:tcMar>
+            <w:vAlign w:val="top"/>
+          </w:tcPr>
+          <w:p>
+            <w:pPr>
+              <w:pStyle w:val="Normal"/>
+              <w:jc w:val="center"/>
+              <w:pBdr>
+                <w:bottom w:val="none" w:sz="0" w:space="0" w:color="000000"/>
+                <w:top w:val="none" w:sz="0" w:space="0" w:color="000000"/>
+                <w:left w:val="none" w:sz="0" w:space="0" w:color="000000"/>
+                <w:right w:val="none" w:sz="0" w:space="0" w:color="000000"/>
+              </w:pBdr>
+              <w:spacing w:after="60" w:before="60" w:line="240"/>
+              <w:ind w:left="100" w:right="100" w:firstLine="0" w:firstLineChars="0"/>
+              <w:rPr>
+                <w:rFonts w:ascii="Luciole" w:hAnsi="Luciole" w:eastAsia="Luciole" w:cs="Luciole"/>
+                <w:i w:val="false"/>
+                <w:b w:val="false"/>
+                <w:u w:val="none"/>
+                <w:strike w:val="false"/>
+                <w:sz w:val="16"/>
+                <w:szCs w:val="16"/>
+                <w:color w:val="333333"/>
+              </w:rPr>
+            </w:pPr>
+            <w:r>
+              <w:rPr>
+                <w:rFonts w:ascii="Luciole" w:hAnsi="Luciole" w:eastAsia="Luciole" w:cs="Luciole"/>
+                <w:i w:val="false"/>
+                <w:b w:val="false"/>
+                <w:u w:val="none"/>
+                <w:strike w:val="false"/>
+                <w:sz w:val="16"/>
+                <w:szCs w:val="16"/>
+                <w:color w:val="333333"/>
+              </w:rPr>
+              <w:t xml:space="preserve"/>
             </w:r>
           </w:p>
         </w:tc>
@@ -4194,7 +5019,7 @@
                 <w:right w:val="none" w:sz="0" w:space="0" w:color="000000"/>
               </w:pBdr>
               <w:spacing w:after="60" w:before="60" w:line="240"/>
-              <w:ind w:left="300" w:right="100" w:firstLine="0" w:firstLineChars="0"/>
+              <w:ind w:left="100" w:right="100" w:firstLine="0" w:firstLineChars="0"/>
               <w:rPr>
                 <w:rFonts w:ascii="Luciole" w:hAnsi="Luciole" w:eastAsia="Luciole" w:cs="Luciole"/>
                 <w:i w:val="false"/>
@@ -4217,7 +5042,7 @@
                 <w:szCs w:val="20"/>
                 <w:color w:val="333333"/>
               </w:rPr>
-              <w:t xml:space="preserve">R1</w:t>
+              <w:t xml:space="preserve">Type de récidive</w:t>
             </w:r>
           </w:p>
         </w:tc>
@@ -4327,7 +5152,7 @@
                 <w:szCs w:val="18"/>
                 <w:color w:val="333333"/>
               </w:rPr>
-              <w:t xml:space="preserve">27 (28,4)</w:t>
+              <w:t xml:space="preserve"/>
             </w:r>
           </w:p>
         </w:tc>
@@ -4382,7 +5207,7 @@
                 <w:szCs w:val="18"/>
                 <w:color w:val="333333"/>
               </w:rPr>
-              <w:t xml:space="preserve">15 (29,4)</w:t>
+              <w:t xml:space="preserve"/>
             </w:r>
           </w:p>
         </w:tc>
@@ -4437,7 +5262,62 @@
                 <w:szCs w:val="18"/>
                 <w:color w:val="333333"/>
               </w:rPr>
-              <w:t xml:space="preserve">12 (27,3)</w:t>
+              <w:t xml:space="preserve"/>
+            </w:r>
+          </w:p>
+        </w:tc>
+        <w:tc>
+          <w:tcPr>
+            <w:tcBorders>
+              <w:bottom w:val="none" w:sz="0" w:space="0" w:color="000000"/>
+              <w:top w:val="none" w:sz="0" w:space="0" w:color="000000"/>
+              <w:left w:val="none" w:sz="0" w:space="0" w:color="000000"/>
+              <w:right w:val="none" w:sz="0" w:space="0" w:color="000000"/>
+            </w:tcBorders>
+            <w:shd w:val="clear" w:color="auto" w:fill="F0FAFF"/>
+            <w:tcMar>
+              <w:top w:w="0" w:type="dxa"/>
+              <w:bottom w:w="0" w:type="dxa"/>
+              <w:left w:w="0" w:type="dxa"/>
+              <w:right w:w="0" w:type="dxa"/>
+            </w:tcMar>
+            <w:vAlign w:val="top"/>
+          </w:tcPr>
+          <w:p>
+            <w:pPr>
+              <w:pStyle w:val="Normal"/>
+              <w:jc w:val="center"/>
+              <w:pBdr>
+                <w:bottom w:val="none" w:sz="0" w:space="0" w:color="000000"/>
+                <w:top w:val="none" w:sz="0" w:space="0" w:color="000000"/>
+                <w:left w:val="none" w:sz="0" w:space="0" w:color="000000"/>
+                <w:right w:val="none" w:sz="0" w:space="0" w:color="000000"/>
+              </w:pBdr>
+              <w:spacing w:after="60" w:before="60" w:line="240"/>
+              <w:ind w:left="100" w:right="100" w:firstLine="0" w:firstLineChars="0"/>
+              <w:rPr>
+                <w:rFonts w:ascii="Luciole" w:hAnsi="Luciole" w:eastAsia="Luciole" w:cs="Luciole"/>
+                <w:i w:val="false"/>
+                <w:b w:val="false"/>
+                <w:u w:val="none"/>
+                <w:strike w:val="false"/>
+                <w:sz w:val="16"/>
+                <w:szCs w:val="16"/>
+                <w:color w:val="333333"/>
+              </w:rPr>
+            </w:pPr>
+            <w:r>
+              <w:rPr>
+                <w:rFonts w:ascii="Luciole" w:hAnsi="Luciole" w:eastAsia="Luciole" w:cs="Luciole"/>
+                <w:i w:val="false"/>
+                <w:b w:val="false"/>
+                <w:u w:val="none"/>
+                <w:strike w:val="false"/>
+                <w:sz w:val="16"/>
+                <w:szCs w:val="16"/>
+                <w:color w:val="333333"/>
+              </w:rPr>
+              <w:t xml:space="preserve"/>
             </w:r>
           </w:p>
         </w:tc>
@@ -4474,7 +5354,7 @@
                 <w:right w:val="none" w:sz="0" w:space="0" w:color="000000"/>
               </w:pBdr>
               <w:spacing w:after="60" w:before="60" w:line="240"/>
-              <w:ind w:left="100" w:right="100" w:firstLine="0" w:firstLineChars="0"/>
+              <w:ind w:left="300" w:right="100" w:firstLine="0" w:firstLineChars="0"/>
               <w:rPr>
                 <w:rFonts w:ascii="Luciole" w:hAnsi="Luciole" w:eastAsia="Luciole" w:cs="Luciole"/>
                 <w:i w:val="false"/>
@@ -4497,7 +5377,7 @@
                 <w:szCs w:val="20"/>
                 <w:color w:val="333333"/>
               </w:rPr>
-              <w:t xml:space="preserve">Type de récidive, n (%)</w:t>
+              <w:t xml:space="preserve">Aucune, n (%)</w:t>
             </w:r>
           </w:p>
         </w:tc>
@@ -4607,7 +5487,7 @@
                 <w:szCs w:val="18"/>
                 <w:color w:val="333333"/>
               </w:rPr>
-              <w:t xml:space="preserve"/>
+              <w:t xml:space="preserve">46 (44,7)</w:t>
             </w:r>
           </w:p>
         </w:tc>
@@ -4662,7 +5542,7 @@
                 <w:szCs w:val="18"/>
                 <w:color w:val="333333"/>
               </w:rPr>
-              <w:t xml:space="preserve"/>
+              <w:t xml:space="preserve">27 (50,9)</w:t>
             </w:r>
           </w:p>
         </w:tc>
@@ -4717,7 +5597,62 @@
                 <w:szCs w:val="18"/>
                 <w:color w:val="333333"/>
               </w:rPr>
-              <w:t xml:space="preserve"/>
+              <w:t xml:space="preserve">19 (38,0)</w:t>
+            </w:r>
+          </w:p>
+        </w:tc>
+        <w:tc>
+          <w:tcPr>
+            <w:tcBorders>
+              <w:bottom w:val="none" w:sz="0" w:space="0" w:color="000000"/>
+              <w:top w:val="none" w:sz="0" w:space="0" w:color="000000"/>
+              <w:left w:val="none" w:sz="0" w:space="0" w:color="000000"/>
+              <w:right w:val="none" w:sz="0" w:space="0" w:color="000000"/>
+            </w:tcBorders>
+            <w:shd w:val="clear" w:color="auto" w:fill="FFFFFF"/>
+            <w:tcMar>
+              <w:top w:w="0" w:type="dxa"/>
+              <w:bottom w:w="0" w:type="dxa"/>
+              <w:left w:w="0" w:type="dxa"/>
+              <w:right w:w="0" w:type="dxa"/>
+            </w:tcMar>
+            <w:vAlign w:val="top"/>
+          </w:tcPr>
+          <w:p>
+            <w:pPr>
+              <w:pStyle w:val="Normal"/>
+              <w:jc w:val="center"/>
+              <w:pBdr>
+                <w:bottom w:val="none" w:sz="0" w:space="0" w:color="000000"/>
+                <w:top w:val="none" w:sz="0" w:space="0" w:color="000000"/>
+                <w:left w:val="none" w:sz="0" w:space="0" w:color="000000"/>
+                <w:right w:val="none" w:sz="0" w:space="0" w:color="000000"/>
+              </w:pBdr>
+              <w:spacing w:after="60" w:before="60" w:line="240"/>
+              <w:ind w:left="100" w:right="100" w:firstLine="0" w:firstLineChars="0"/>
+              <w:rPr>
+                <w:rFonts w:ascii="Luciole" w:hAnsi="Luciole" w:eastAsia="Luciole" w:cs="Luciole"/>
+                <w:i w:val="false"/>
+                <w:b w:val="false"/>
+                <w:u w:val="none"/>
+                <w:strike w:val="false"/>
+                <w:sz w:val="16"/>
+                <w:szCs w:val="16"/>
+                <w:color w:val="333333"/>
+              </w:rPr>
+            </w:pPr>
+            <w:r>
+              <w:rPr>
+                <w:rFonts w:ascii="Luciole" w:hAnsi="Luciole" w:eastAsia="Luciole" w:cs="Luciole"/>
+                <w:i w:val="false"/>
+                <w:b w:val="false"/>
+                <w:u w:val="none"/>
+                <w:strike w:val="false"/>
+                <w:sz w:val="16"/>
+                <w:szCs w:val="16"/>
+                <w:color w:val="333333"/>
+              </w:rPr>
+              <w:t xml:space="preserve">0,19</w:t>
             </w:r>
           </w:p>
         </w:tc>
@@ -4777,1127 +5712,7 @@
                 <w:szCs w:val="20"/>
                 <w:color w:val="333333"/>
               </w:rPr>
-              <w:t xml:space="preserve">Aucune</w:t>
-            </w:r>
-          </w:p>
-        </w:tc>
-        <w:tc>
-          <w:tcPr>
-            <w:tcBorders>
-              <w:bottom w:val="none" w:sz="0" w:space="0" w:color="000000"/>
-              <w:top w:val="none" w:sz="0" w:space="0" w:color="000000"/>
-              <w:left w:val="none" w:sz="0" w:space="0" w:color="000000"/>
-              <w:right w:val="none" w:sz="0" w:space="0" w:color="000000"/>
-            </w:tcBorders>
-            <w:shd w:val="clear" w:color="auto" w:fill="F0FAFF"/>
-            <w:tcMar>
-              <w:top w:w="0" w:type="dxa"/>
-              <w:bottom w:w="0" w:type="dxa"/>
-              <w:left w:w="0" w:type="dxa"/>
-              <w:right w:w="0" w:type="dxa"/>
-            </w:tcMar>
-            <w:vAlign w:val="top"/>
-          </w:tcPr>
-          <w:p>
-            <w:pPr>
-              <w:pStyle w:val="Normal"/>
-              <w:jc w:val="center"/>
-              <w:pBdr>
-                <w:bottom w:val="none" w:sz="0" w:space="0" w:color="000000"/>
-                <w:top w:val="none" w:sz="0" w:space="0" w:color="000000"/>
-                <w:left w:val="none" w:sz="0" w:space="0" w:color="000000"/>
-                <w:right w:val="none" w:sz="0" w:space="0" w:color="000000"/>
-              </w:pBdr>
-              <w:spacing w:after="60" w:before="60" w:line="240"/>
-              <w:ind w:left="100" w:right="100" w:firstLine="0" w:firstLineChars="0"/>
-              <w:rPr>
-                <w:rFonts w:ascii="Luciole" w:hAnsi="Luciole" w:eastAsia="Luciole" w:cs="Luciole"/>
-                <w:i w:val="false"/>
-                <w:b w:val="false"/>
-                <w:u w:val="none"/>
-                <w:strike w:val="false"/>
-                <w:sz w:val="16"/>
-                <w:szCs w:val="16"/>
-                <w:color w:val="333333"/>
-              </w:rPr>
-            </w:pPr>
-            <w:r>
-              <w:rPr>
-                <w:rFonts w:ascii="Luciole" w:hAnsi="Luciole" w:eastAsia="Luciole" w:cs="Luciole"/>
-                <w:i w:val="false"/>
-                <w:b w:val="false"/>
-                <w:u w:val="none"/>
-                <w:strike w:val="false"/>
-                <w:sz w:val="16"/>
-                <w:szCs w:val="16"/>
-                <w:color w:val="333333"/>
-              </w:rPr>
-              <w:t xml:space="preserve"/>
-            </w:r>
-          </w:p>
-        </w:tc>
-        <w:tc>
-          <w:tcPr>
-            <w:tcBorders>
-              <w:bottom w:val="none" w:sz="0" w:space="0" w:color="000000"/>
-              <w:top w:val="none" w:sz="0" w:space="0" w:color="000000"/>
-              <w:left w:val="none" w:sz="0" w:space="0" w:color="000000"/>
-              <w:right w:val="none" w:sz="0" w:space="0" w:color="000000"/>
-            </w:tcBorders>
-            <w:shd w:val="clear" w:color="auto" w:fill="F0FAFF"/>
-            <w:tcMar>
-              <w:top w:w="0" w:type="dxa"/>
-              <w:bottom w:w="0" w:type="dxa"/>
-              <w:left w:w="0" w:type="dxa"/>
-              <w:right w:w="0" w:type="dxa"/>
-            </w:tcMar>
-            <w:vAlign w:val="top"/>
-          </w:tcPr>
-          <w:p>
-            <w:pPr>
-              <w:pStyle w:val="Normal"/>
-              <w:jc w:val="center"/>
-              <w:pBdr>
-                <w:bottom w:val="none" w:sz="0" w:space="0" w:color="000000"/>
-                <w:top w:val="none" w:sz="0" w:space="0" w:color="000000"/>
-                <w:left w:val="none" w:sz="0" w:space="0" w:color="000000"/>
-                <w:right w:val="none" w:sz="0" w:space="0" w:color="000000"/>
-              </w:pBdr>
-              <w:spacing w:after="60" w:before="60" w:line="240"/>
-              <w:ind w:left="100" w:right="100" w:firstLine="0" w:firstLineChars="0"/>
-              <w:rPr>
-                <w:rFonts w:ascii="Luciole" w:hAnsi="Luciole" w:eastAsia="Luciole" w:cs="Luciole"/>
-                <w:i w:val="false"/>
-                <w:b w:val="false"/>
-                <w:u w:val="none"/>
-                <w:strike w:val="false"/>
-                <w:sz w:val="18"/>
-                <w:szCs w:val="18"/>
-                <w:color w:val="333333"/>
-              </w:rPr>
-            </w:pPr>
-            <w:r>
-              <w:rPr>
-                <w:rFonts w:ascii="Luciole" w:hAnsi="Luciole" w:eastAsia="Luciole" w:cs="Luciole"/>
-                <w:i w:val="false"/>
-                <w:b w:val="false"/>
-                <w:u w:val="none"/>
-                <w:strike w:val="false"/>
-                <w:sz w:val="18"/>
-                <w:szCs w:val="18"/>
-                <w:color w:val="333333"/>
-              </w:rPr>
-              <w:t xml:space="preserve">46 (44,7)</w:t>
-            </w:r>
-          </w:p>
-        </w:tc>
-        <w:tc>
-          <w:tcPr>
-            <w:tcBorders>
-              <w:bottom w:val="none" w:sz="0" w:space="0" w:color="000000"/>
-              <w:top w:val="none" w:sz="0" w:space="0" w:color="000000"/>
-              <w:left w:val="none" w:sz="0" w:space="0" w:color="000000"/>
-              <w:right w:val="none" w:sz="0" w:space="0" w:color="000000"/>
-            </w:tcBorders>
-            <w:shd w:val="clear" w:color="auto" w:fill="F0FAFF"/>
-            <w:tcMar>
-              <w:top w:w="0" w:type="dxa"/>
-              <w:bottom w:w="0" w:type="dxa"/>
-              <w:left w:w="0" w:type="dxa"/>
-              <w:right w:w="0" w:type="dxa"/>
-            </w:tcMar>
-            <w:vAlign w:val="top"/>
-          </w:tcPr>
-          <w:p>
-            <w:pPr>
-              <w:pStyle w:val="Normal"/>
-              <w:jc w:val="center"/>
-              <w:pBdr>
-                <w:bottom w:val="none" w:sz="0" w:space="0" w:color="000000"/>
-                <w:top w:val="none" w:sz="0" w:space="0" w:color="000000"/>
-                <w:left w:val="none" w:sz="0" w:space="0" w:color="000000"/>
-                <w:right w:val="none" w:sz="0" w:space="0" w:color="000000"/>
-              </w:pBdr>
-              <w:spacing w:after="60" w:before="60" w:line="240"/>
-              <w:ind w:left="100" w:right="100" w:firstLine="0" w:firstLineChars="0"/>
-              <w:rPr>
-                <w:rFonts w:ascii="Luciole" w:hAnsi="Luciole" w:eastAsia="Luciole" w:cs="Luciole"/>
-                <w:i w:val="false"/>
-                <w:b w:val="false"/>
-                <w:u w:val="none"/>
-                <w:strike w:val="false"/>
-                <w:sz w:val="18"/>
-                <w:szCs w:val="18"/>
-                <w:color w:val="333333"/>
-              </w:rPr>
-            </w:pPr>
-            <w:r>
-              <w:rPr>
-                <w:rFonts w:ascii="Luciole" w:hAnsi="Luciole" w:eastAsia="Luciole" w:cs="Luciole"/>
-                <w:i w:val="false"/>
-                <w:b w:val="false"/>
-                <w:u w:val="none"/>
-                <w:strike w:val="false"/>
-                <w:sz w:val="18"/>
-                <w:szCs w:val="18"/>
-                <w:color w:val="333333"/>
-              </w:rPr>
-              <w:t xml:space="preserve">27 (50,9)</w:t>
-            </w:r>
-          </w:p>
-        </w:tc>
-        <w:tc>
-          <w:tcPr>
-            <w:tcBorders>
-              <w:bottom w:val="none" w:sz="0" w:space="0" w:color="000000"/>
-              <w:top w:val="none" w:sz="0" w:space="0" w:color="000000"/>
-              <w:left w:val="none" w:sz="0" w:space="0" w:color="000000"/>
-              <w:right w:val="none" w:sz="0" w:space="0" w:color="000000"/>
-            </w:tcBorders>
-            <w:shd w:val="clear" w:color="auto" w:fill="F0FAFF"/>
-            <w:tcMar>
-              <w:top w:w="0" w:type="dxa"/>
-              <w:bottom w:w="0" w:type="dxa"/>
-              <w:left w:w="0" w:type="dxa"/>
-              <w:right w:w="0" w:type="dxa"/>
-            </w:tcMar>
-            <w:vAlign w:val="top"/>
-          </w:tcPr>
-          <w:p>
-            <w:pPr>
-              <w:pStyle w:val="Normal"/>
-              <w:jc w:val="center"/>
-              <w:pBdr>
-                <w:bottom w:val="none" w:sz="0" w:space="0" w:color="000000"/>
-                <w:top w:val="none" w:sz="0" w:space="0" w:color="000000"/>
-                <w:left w:val="none" w:sz="0" w:space="0" w:color="000000"/>
-                <w:right w:val="none" w:sz="0" w:space="0" w:color="000000"/>
-              </w:pBdr>
-              <w:spacing w:after="60" w:before="60" w:line="240"/>
-              <w:ind w:left="100" w:right="100" w:firstLine="0" w:firstLineChars="0"/>
-              <w:rPr>
-                <w:rFonts w:ascii="Luciole" w:hAnsi="Luciole" w:eastAsia="Luciole" w:cs="Luciole"/>
-                <w:i w:val="false"/>
-                <w:b w:val="false"/>
-                <w:u w:val="none"/>
-                <w:strike w:val="false"/>
-                <w:sz w:val="18"/>
-                <w:szCs w:val="18"/>
-                <w:color w:val="333333"/>
-              </w:rPr>
-            </w:pPr>
-            <w:r>
-              <w:rPr>
-                <w:rFonts w:ascii="Luciole" w:hAnsi="Luciole" w:eastAsia="Luciole" w:cs="Luciole"/>
-                <w:i w:val="false"/>
-                <w:b w:val="false"/>
-                <w:u w:val="none"/>
-                <w:strike w:val="false"/>
-                <w:sz w:val="18"/>
-                <w:szCs w:val="18"/>
-                <w:color w:val="333333"/>
-              </w:rPr>
-              <w:t xml:space="preserve">19 (38,0)</w:t>
-            </w:r>
-          </w:p>
-        </w:tc>
-      </w:tr>
-      <w:tr>
-        <w:trPr>
-          <w:trHeight w:val="608" w:hRule="auto"/>
-        </w:trPr>
-        <w:tc>
-          <w:tcPr>
-            <w:tcBorders>
-              <w:bottom w:val="none" w:sz="0" w:space="0" w:color="000000"/>
-              <w:top w:val="none" w:sz="0" w:space="0" w:color="000000"/>
-              <w:left w:val="none" w:sz="0" w:space="0" w:color="000000"/>
-              <w:right w:val="none" w:sz="0" w:space="0" w:color="000000"/>
-            </w:tcBorders>
-            <w:shd w:val="clear" w:color="auto" w:fill="FFFFFF"/>
-            <w:tcMar>
-              <w:top w:w="0" w:type="dxa"/>
-              <w:bottom w:w="0" w:type="dxa"/>
-              <w:left w:w="0" w:type="dxa"/>
-              <w:right w:w="0" w:type="dxa"/>
-            </w:tcMar>
-            <w:vAlign w:val="top"/>
-          </w:tcPr>
-          <w:p>
-            <w:pPr>
-              <w:pStyle w:val="Normal"/>
-              <w:jc w:val="left"/>
-              <w:pBdr>
-                <w:bottom w:val="none" w:sz="0" w:space="0" w:color="000000"/>
-                <w:top w:val="none" w:sz="0" w:space="0" w:color="000000"/>
-                <w:left w:val="none" w:sz="0" w:space="0" w:color="000000"/>
-                <w:right w:val="none" w:sz="0" w:space="0" w:color="000000"/>
-              </w:pBdr>
-              <w:spacing w:after="60" w:before="60" w:line="240"/>
-              <w:ind w:left="300" w:right="100" w:firstLine="0" w:firstLineChars="0"/>
-              <w:rPr>
-                <w:rFonts w:ascii="Luciole" w:hAnsi="Luciole" w:eastAsia="Luciole" w:cs="Luciole"/>
-                <w:i w:val="false"/>
-                <w:b w:val="false"/>
-                <w:u w:val="none"/>
-                <w:strike w:val="false"/>
-                <w:sz w:val="20"/>
-                <w:szCs w:val="20"/>
-                <w:color w:val="333333"/>
-              </w:rPr>
-            </w:pPr>
-            <w:r>
-              <w:rPr>
-                <w:rFonts w:ascii="Luciole" w:hAnsi="Luciole" w:eastAsia="Luciole" w:cs="Luciole"/>
-                <w:i w:val="false"/>
-                <w:b w:val="false"/>
-                <w:u w:val="none"/>
-                <w:strike w:val="false"/>
-                <w:sz w:val="20"/>
-                <w:szCs w:val="20"/>
-                <w:color w:val="333333"/>
-              </w:rPr>
-              <w:t xml:space="preserve">Locale</w:t>
-            </w:r>
-          </w:p>
-        </w:tc>
-        <w:tc>
-          <w:tcPr>
-            <w:tcBorders>
-              <w:bottom w:val="none" w:sz="0" w:space="0" w:color="000000"/>
-              <w:top w:val="none" w:sz="0" w:space="0" w:color="000000"/>
-              <w:left w:val="none" w:sz="0" w:space="0" w:color="000000"/>
-              <w:right w:val="none" w:sz="0" w:space="0" w:color="000000"/>
-            </w:tcBorders>
-            <w:shd w:val="clear" w:color="auto" w:fill="FFFFFF"/>
-            <w:tcMar>
-              <w:top w:w="0" w:type="dxa"/>
-              <w:bottom w:w="0" w:type="dxa"/>
-              <w:left w:w="0" w:type="dxa"/>
-              <w:right w:w="0" w:type="dxa"/>
-            </w:tcMar>
-            <w:vAlign w:val="top"/>
-          </w:tcPr>
-          <w:p>
-            <w:pPr>
-              <w:pStyle w:val="Normal"/>
-              <w:jc w:val="center"/>
-              <w:pBdr>
-                <w:bottom w:val="none" w:sz="0" w:space="0" w:color="000000"/>
-                <w:top w:val="none" w:sz="0" w:space="0" w:color="000000"/>
-                <w:left w:val="none" w:sz="0" w:space="0" w:color="000000"/>
-                <w:right w:val="none" w:sz="0" w:space="0" w:color="000000"/>
-              </w:pBdr>
-              <w:spacing w:after="60" w:before="60" w:line="240"/>
-              <w:ind w:left="100" w:right="100" w:firstLine="0" w:firstLineChars="0"/>
-              <w:rPr>
-                <w:rFonts w:ascii="Luciole" w:hAnsi="Luciole" w:eastAsia="Luciole" w:cs="Luciole"/>
-                <w:i w:val="false"/>
-                <w:b w:val="false"/>
-                <w:u w:val="none"/>
-                <w:strike w:val="false"/>
-                <w:sz w:val="16"/>
-                <w:szCs w:val="16"/>
-                <w:color w:val="333333"/>
-              </w:rPr>
-            </w:pPr>
-            <w:r>
-              <w:rPr>
-                <w:rFonts w:ascii="Luciole" w:hAnsi="Luciole" w:eastAsia="Luciole" w:cs="Luciole"/>
-                <w:i w:val="false"/>
-                <w:b w:val="false"/>
-                <w:u w:val="none"/>
-                <w:strike w:val="false"/>
-                <w:sz w:val="16"/>
-                <w:szCs w:val="16"/>
-                <w:color w:val="333333"/>
-              </w:rPr>
-              <w:t xml:space="preserve"/>
-            </w:r>
-          </w:p>
-        </w:tc>
-        <w:tc>
-          <w:tcPr>
-            <w:tcBorders>
-              <w:bottom w:val="none" w:sz="0" w:space="0" w:color="000000"/>
-              <w:top w:val="none" w:sz="0" w:space="0" w:color="000000"/>
-              <w:left w:val="none" w:sz="0" w:space="0" w:color="000000"/>
-              <w:right w:val="none" w:sz="0" w:space="0" w:color="000000"/>
-            </w:tcBorders>
-            <w:shd w:val="clear" w:color="auto" w:fill="FFFFFF"/>
-            <w:tcMar>
-              <w:top w:w="0" w:type="dxa"/>
-              <w:bottom w:w="0" w:type="dxa"/>
-              <w:left w:w="0" w:type="dxa"/>
-              <w:right w:w="0" w:type="dxa"/>
-            </w:tcMar>
-            <w:vAlign w:val="top"/>
-          </w:tcPr>
-          <w:p>
-            <w:pPr>
-              <w:pStyle w:val="Normal"/>
-              <w:jc w:val="center"/>
-              <w:pBdr>
-                <w:bottom w:val="none" w:sz="0" w:space="0" w:color="000000"/>
-                <w:top w:val="none" w:sz="0" w:space="0" w:color="000000"/>
-                <w:left w:val="none" w:sz="0" w:space="0" w:color="000000"/>
-                <w:right w:val="none" w:sz="0" w:space="0" w:color="000000"/>
-              </w:pBdr>
-              <w:spacing w:after="60" w:before="60" w:line="240"/>
-              <w:ind w:left="100" w:right="100" w:firstLine="0" w:firstLineChars="0"/>
-              <w:rPr>
-                <w:rFonts w:ascii="Luciole" w:hAnsi="Luciole" w:eastAsia="Luciole" w:cs="Luciole"/>
-                <w:i w:val="false"/>
-                <w:b w:val="false"/>
-                <w:u w:val="none"/>
-                <w:strike w:val="false"/>
-                <w:sz w:val="18"/>
-                <w:szCs w:val="18"/>
-                <w:color w:val="333333"/>
-              </w:rPr>
-            </w:pPr>
-            <w:r>
-              <w:rPr>
-                <w:rFonts w:ascii="Luciole" w:hAnsi="Luciole" w:eastAsia="Luciole" w:cs="Luciole"/>
-                <w:i w:val="false"/>
-                <w:b w:val="false"/>
-                <w:u w:val="none"/>
-                <w:strike w:val="false"/>
-                <w:sz w:val="18"/>
-                <w:szCs w:val="18"/>
-                <w:color w:val="333333"/>
-              </w:rPr>
-              <w:t xml:space="preserve">18 (17,5)</w:t>
-            </w:r>
-          </w:p>
-        </w:tc>
-        <w:tc>
-          <w:tcPr>
-            <w:tcBorders>
-              <w:bottom w:val="none" w:sz="0" w:space="0" w:color="000000"/>
-              <w:top w:val="none" w:sz="0" w:space="0" w:color="000000"/>
-              <w:left w:val="none" w:sz="0" w:space="0" w:color="000000"/>
-              <w:right w:val="none" w:sz="0" w:space="0" w:color="000000"/>
-            </w:tcBorders>
-            <w:shd w:val="clear" w:color="auto" w:fill="FFFFFF"/>
-            <w:tcMar>
-              <w:top w:w="0" w:type="dxa"/>
-              <w:bottom w:w="0" w:type="dxa"/>
-              <w:left w:w="0" w:type="dxa"/>
-              <w:right w:w="0" w:type="dxa"/>
-            </w:tcMar>
-            <w:vAlign w:val="top"/>
-          </w:tcPr>
-          <w:p>
-            <w:pPr>
-              <w:pStyle w:val="Normal"/>
-              <w:jc w:val="center"/>
-              <w:pBdr>
-                <w:bottom w:val="none" w:sz="0" w:space="0" w:color="000000"/>
-                <w:top w:val="none" w:sz="0" w:space="0" w:color="000000"/>
-                <w:left w:val="none" w:sz="0" w:space="0" w:color="000000"/>
-                <w:right w:val="none" w:sz="0" w:space="0" w:color="000000"/>
-              </w:pBdr>
-              <w:spacing w:after="60" w:before="60" w:line="240"/>
-              <w:ind w:left="100" w:right="100" w:firstLine="0" w:firstLineChars="0"/>
-              <w:rPr>
-                <w:rFonts w:ascii="Luciole" w:hAnsi="Luciole" w:eastAsia="Luciole" w:cs="Luciole"/>
-                <w:i w:val="false"/>
-                <w:b w:val="false"/>
-                <w:u w:val="none"/>
-                <w:strike w:val="false"/>
-                <w:sz w:val="18"/>
-                <w:szCs w:val="18"/>
-                <w:color w:val="333333"/>
-              </w:rPr>
-            </w:pPr>
-            <w:r>
-              <w:rPr>
-                <w:rFonts w:ascii="Luciole" w:hAnsi="Luciole" w:eastAsia="Luciole" w:cs="Luciole"/>
-                <w:i w:val="false"/>
-                <w:b w:val="false"/>
-                <w:u w:val="none"/>
-                <w:strike w:val="false"/>
-                <w:sz w:val="18"/>
-                <w:szCs w:val="18"/>
-                <w:color w:val="333333"/>
-              </w:rPr>
-              <w:t xml:space="preserve">6 (11,3)</w:t>
-            </w:r>
-          </w:p>
-        </w:tc>
-        <w:tc>
-          <w:tcPr>
-            <w:tcBorders>
-              <w:bottom w:val="none" w:sz="0" w:space="0" w:color="000000"/>
-              <w:top w:val="none" w:sz="0" w:space="0" w:color="000000"/>
-              <w:left w:val="none" w:sz="0" w:space="0" w:color="000000"/>
-              <w:right w:val="none" w:sz="0" w:space="0" w:color="000000"/>
-            </w:tcBorders>
-            <w:shd w:val="clear" w:color="auto" w:fill="FFFFFF"/>
-            <w:tcMar>
-              <w:top w:w="0" w:type="dxa"/>
-              <w:bottom w:w="0" w:type="dxa"/>
-              <w:left w:w="0" w:type="dxa"/>
-              <w:right w:w="0" w:type="dxa"/>
-            </w:tcMar>
-            <w:vAlign w:val="top"/>
-          </w:tcPr>
-          <w:p>
-            <w:pPr>
-              <w:pStyle w:val="Normal"/>
-              <w:jc w:val="center"/>
-              <w:pBdr>
-                <w:bottom w:val="none" w:sz="0" w:space="0" w:color="000000"/>
-                <w:top w:val="none" w:sz="0" w:space="0" w:color="000000"/>
-                <w:left w:val="none" w:sz="0" w:space="0" w:color="000000"/>
-                <w:right w:val="none" w:sz="0" w:space="0" w:color="000000"/>
-              </w:pBdr>
-              <w:spacing w:after="60" w:before="60" w:line="240"/>
-              <w:ind w:left="100" w:right="100" w:firstLine="0" w:firstLineChars="0"/>
-              <w:rPr>
-                <w:rFonts w:ascii="Luciole" w:hAnsi="Luciole" w:eastAsia="Luciole" w:cs="Luciole"/>
-                <w:i w:val="false"/>
-                <w:b w:val="false"/>
-                <w:u w:val="none"/>
-                <w:strike w:val="false"/>
-                <w:sz w:val="18"/>
-                <w:szCs w:val="18"/>
-                <w:color w:val="333333"/>
-              </w:rPr>
-            </w:pPr>
-            <w:r>
-              <w:rPr>
-                <w:rFonts w:ascii="Luciole" w:hAnsi="Luciole" w:eastAsia="Luciole" w:cs="Luciole"/>
-                <w:i w:val="false"/>
-                <w:b w:val="false"/>
-                <w:u w:val="none"/>
-                <w:strike w:val="false"/>
-                <w:sz w:val="18"/>
-                <w:szCs w:val="18"/>
-                <w:color w:val="333333"/>
-              </w:rPr>
-              <w:t xml:space="preserve">12 (24,0)</w:t>
-            </w:r>
-          </w:p>
-        </w:tc>
-      </w:tr>
-      <w:tr>
-        <w:trPr>
-          <w:trHeight w:val="608" w:hRule="auto"/>
-        </w:trPr>
-        <w:tc>
-          <w:tcPr>
-            <w:tcBorders>
-              <w:bottom w:val="none" w:sz="0" w:space="0" w:color="000000"/>
-              <w:top w:val="none" w:sz="0" w:space="0" w:color="000000"/>
-              <w:left w:val="none" w:sz="0" w:space="0" w:color="000000"/>
-              <w:right w:val="none" w:sz="0" w:space="0" w:color="000000"/>
-            </w:tcBorders>
-            <w:shd w:val="clear" w:color="auto" w:fill="F0FAFF"/>
-            <w:tcMar>
-              <w:top w:w="0" w:type="dxa"/>
-              <w:bottom w:w="0" w:type="dxa"/>
-              <w:left w:w="0" w:type="dxa"/>
-              <w:right w:w="0" w:type="dxa"/>
-            </w:tcMar>
-            <w:vAlign w:val="top"/>
-          </w:tcPr>
-          <w:p>
-            <w:pPr>
-              <w:pStyle w:val="Normal"/>
-              <w:jc w:val="left"/>
-              <w:pBdr>
-                <w:bottom w:val="none" w:sz="0" w:space="0" w:color="000000"/>
-                <w:top w:val="none" w:sz="0" w:space="0" w:color="000000"/>
-                <w:left w:val="none" w:sz="0" w:space="0" w:color="000000"/>
-                <w:right w:val="none" w:sz="0" w:space="0" w:color="000000"/>
-              </w:pBdr>
-              <w:spacing w:after="60" w:before="60" w:line="240"/>
-              <w:ind w:left="300" w:right="100" w:firstLine="0" w:firstLineChars="0"/>
-              <w:rPr>
-                <w:rFonts w:ascii="Luciole" w:hAnsi="Luciole" w:eastAsia="Luciole" w:cs="Luciole"/>
-                <w:i w:val="false"/>
-                <w:b w:val="false"/>
-                <w:u w:val="none"/>
-                <w:strike w:val="false"/>
-                <w:sz w:val="20"/>
-                <w:szCs w:val="20"/>
-                <w:color w:val="333333"/>
-              </w:rPr>
-            </w:pPr>
-            <w:r>
-              <w:rPr>
-                <w:rFonts w:ascii="Luciole" w:hAnsi="Luciole" w:eastAsia="Luciole" w:cs="Luciole"/>
-                <w:i w:val="false"/>
-                <w:b w:val="false"/>
-                <w:u w:val="none"/>
-                <w:strike w:val="false"/>
-                <w:sz w:val="20"/>
-                <w:szCs w:val="20"/>
-                <w:color w:val="333333"/>
-              </w:rPr>
-              <w:t xml:space="preserve">Métastatique</w:t>
-            </w:r>
-          </w:p>
-        </w:tc>
-        <w:tc>
-          <w:tcPr>
-            <w:tcBorders>
-              <w:bottom w:val="none" w:sz="0" w:space="0" w:color="000000"/>
-              <w:top w:val="none" w:sz="0" w:space="0" w:color="000000"/>
-              <w:left w:val="none" w:sz="0" w:space="0" w:color="000000"/>
-              <w:right w:val="none" w:sz="0" w:space="0" w:color="000000"/>
-            </w:tcBorders>
-            <w:shd w:val="clear" w:color="auto" w:fill="F0FAFF"/>
-            <w:tcMar>
-              <w:top w:w="0" w:type="dxa"/>
-              <w:bottom w:w="0" w:type="dxa"/>
-              <w:left w:w="0" w:type="dxa"/>
-              <w:right w:w="0" w:type="dxa"/>
-            </w:tcMar>
-            <w:vAlign w:val="top"/>
-          </w:tcPr>
-          <w:p>
-            <w:pPr>
-              <w:pStyle w:val="Normal"/>
-              <w:jc w:val="center"/>
-              <w:pBdr>
-                <w:bottom w:val="none" w:sz="0" w:space="0" w:color="000000"/>
-                <w:top w:val="none" w:sz="0" w:space="0" w:color="000000"/>
-                <w:left w:val="none" w:sz="0" w:space="0" w:color="000000"/>
-                <w:right w:val="none" w:sz="0" w:space="0" w:color="000000"/>
-              </w:pBdr>
-              <w:spacing w:after="60" w:before="60" w:line="240"/>
-              <w:ind w:left="100" w:right="100" w:firstLine="0" w:firstLineChars="0"/>
-              <w:rPr>
-                <w:rFonts w:ascii="Luciole" w:hAnsi="Luciole" w:eastAsia="Luciole" w:cs="Luciole"/>
-                <w:i w:val="false"/>
-                <w:b w:val="false"/>
-                <w:u w:val="none"/>
-                <w:strike w:val="false"/>
-                <w:sz w:val="16"/>
-                <w:szCs w:val="16"/>
-                <w:color w:val="333333"/>
-              </w:rPr>
-            </w:pPr>
-            <w:r>
-              <w:rPr>
-                <w:rFonts w:ascii="Luciole" w:hAnsi="Luciole" w:eastAsia="Luciole" w:cs="Luciole"/>
-                <w:i w:val="false"/>
-                <w:b w:val="false"/>
-                <w:u w:val="none"/>
-                <w:strike w:val="false"/>
-                <w:sz w:val="16"/>
-                <w:szCs w:val="16"/>
-                <w:color w:val="333333"/>
-              </w:rPr>
-              <w:t xml:space="preserve"/>
-            </w:r>
-          </w:p>
-        </w:tc>
-        <w:tc>
-          <w:tcPr>
-            <w:tcBorders>
-              <w:bottom w:val="none" w:sz="0" w:space="0" w:color="000000"/>
-              <w:top w:val="none" w:sz="0" w:space="0" w:color="000000"/>
-              <w:left w:val="none" w:sz="0" w:space="0" w:color="000000"/>
-              <w:right w:val="none" w:sz="0" w:space="0" w:color="000000"/>
-            </w:tcBorders>
-            <w:shd w:val="clear" w:color="auto" w:fill="F0FAFF"/>
-            <w:tcMar>
-              <w:top w:w="0" w:type="dxa"/>
-              <w:bottom w:w="0" w:type="dxa"/>
-              <w:left w:w="0" w:type="dxa"/>
-              <w:right w:w="0" w:type="dxa"/>
-            </w:tcMar>
-            <w:vAlign w:val="top"/>
-          </w:tcPr>
-          <w:p>
-            <w:pPr>
-              <w:pStyle w:val="Normal"/>
-              <w:jc w:val="center"/>
-              <w:pBdr>
-                <w:bottom w:val="none" w:sz="0" w:space="0" w:color="000000"/>
-                <w:top w:val="none" w:sz="0" w:space="0" w:color="000000"/>
-                <w:left w:val="none" w:sz="0" w:space="0" w:color="000000"/>
-                <w:right w:val="none" w:sz="0" w:space="0" w:color="000000"/>
-              </w:pBdr>
-              <w:spacing w:after="60" w:before="60" w:line="240"/>
-              <w:ind w:left="100" w:right="100" w:firstLine="0" w:firstLineChars="0"/>
-              <w:rPr>
-                <w:rFonts w:ascii="Luciole" w:hAnsi="Luciole" w:eastAsia="Luciole" w:cs="Luciole"/>
-                <w:i w:val="false"/>
-                <w:b w:val="false"/>
-                <w:u w:val="none"/>
-                <w:strike w:val="false"/>
-                <w:sz w:val="18"/>
-                <w:szCs w:val="18"/>
-                <w:color w:val="333333"/>
-              </w:rPr>
-            </w:pPr>
-            <w:r>
-              <w:rPr>
-                <w:rFonts w:ascii="Luciole" w:hAnsi="Luciole" w:eastAsia="Luciole" w:cs="Luciole"/>
-                <w:i w:val="false"/>
-                <w:b w:val="false"/>
-                <w:u w:val="none"/>
-                <w:strike w:val="false"/>
-                <w:sz w:val="18"/>
-                <w:szCs w:val="18"/>
-                <w:color w:val="333333"/>
-              </w:rPr>
-              <w:t xml:space="preserve">28 (27,2)</w:t>
-            </w:r>
-          </w:p>
-        </w:tc>
-        <w:tc>
-          <w:tcPr>
-            <w:tcBorders>
-              <w:bottom w:val="none" w:sz="0" w:space="0" w:color="000000"/>
-              <w:top w:val="none" w:sz="0" w:space="0" w:color="000000"/>
-              <w:left w:val="none" w:sz="0" w:space="0" w:color="000000"/>
-              <w:right w:val="none" w:sz="0" w:space="0" w:color="000000"/>
-            </w:tcBorders>
-            <w:shd w:val="clear" w:color="auto" w:fill="F0FAFF"/>
-            <w:tcMar>
-              <w:top w:w="0" w:type="dxa"/>
-              <w:bottom w:w="0" w:type="dxa"/>
-              <w:left w:w="0" w:type="dxa"/>
-              <w:right w:w="0" w:type="dxa"/>
-            </w:tcMar>
-            <w:vAlign w:val="top"/>
-          </w:tcPr>
-          <w:p>
-            <w:pPr>
-              <w:pStyle w:val="Normal"/>
-              <w:jc w:val="center"/>
-              <w:pBdr>
-                <w:bottom w:val="none" w:sz="0" w:space="0" w:color="000000"/>
-                <w:top w:val="none" w:sz="0" w:space="0" w:color="000000"/>
-                <w:left w:val="none" w:sz="0" w:space="0" w:color="000000"/>
-                <w:right w:val="none" w:sz="0" w:space="0" w:color="000000"/>
-              </w:pBdr>
-              <w:spacing w:after="60" w:before="60" w:line="240"/>
-              <w:ind w:left="100" w:right="100" w:firstLine="0" w:firstLineChars="0"/>
-              <w:rPr>
-                <w:rFonts w:ascii="Luciole" w:hAnsi="Luciole" w:eastAsia="Luciole" w:cs="Luciole"/>
-                <w:i w:val="false"/>
-                <w:b w:val="false"/>
-                <w:u w:val="none"/>
-                <w:strike w:val="false"/>
-                <w:sz w:val="18"/>
-                <w:szCs w:val="18"/>
-                <w:color w:val="333333"/>
-              </w:rPr>
-            </w:pPr>
-            <w:r>
-              <w:rPr>
-                <w:rFonts w:ascii="Luciole" w:hAnsi="Luciole" w:eastAsia="Luciole" w:cs="Luciole"/>
-                <w:i w:val="false"/>
-                <w:b w:val="false"/>
-                <w:u w:val="none"/>
-                <w:strike w:val="false"/>
-                <w:sz w:val="18"/>
-                <w:szCs w:val="18"/>
-                <w:color w:val="333333"/>
-              </w:rPr>
-              <w:t xml:space="preserve">13 (24,5)</w:t>
-            </w:r>
-          </w:p>
-        </w:tc>
-        <w:tc>
-          <w:tcPr>
-            <w:tcBorders>
-              <w:bottom w:val="none" w:sz="0" w:space="0" w:color="000000"/>
-              <w:top w:val="none" w:sz="0" w:space="0" w:color="000000"/>
-              <w:left w:val="none" w:sz="0" w:space="0" w:color="000000"/>
-              <w:right w:val="none" w:sz="0" w:space="0" w:color="000000"/>
-            </w:tcBorders>
-            <w:shd w:val="clear" w:color="auto" w:fill="F0FAFF"/>
-            <w:tcMar>
-              <w:top w:w="0" w:type="dxa"/>
-              <w:bottom w:w="0" w:type="dxa"/>
-              <w:left w:w="0" w:type="dxa"/>
-              <w:right w:w="0" w:type="dxa"/>
-            </w:tcMar>
-            <w:vAlign w:val="top"/>
-          </w:tcPr>
-          <w:p>
-            <w:pPr>
-              <w:pStyle w:val="Normal"/>
-              <w:jc w:val="center"/>
-              <w:pBdr>
-                <w:bottom w:val="none" w:sz="0" w:space="0" w:color="000000"/>
-                <w:top w:val="none" w:sz="0" w:space="0" w:color="000000"/>
-                <w:left w:val="none" w:sz="0" w:space="0" w:color="000000"/>
-                <w:right w:val="none" w:sz="0" w:space="0" w:color="000000"/>
-              </w:pBdr>
-              <w:spacing w:after="60" w:before="60" w:line="240"/>
-              <w:ind w:left="100" w:right="100" w:firstLine="0" w:firstLineChars="0"/>
-              <w:rPr>
-                <w:rFonts w:ascii="Luciole" w:hAnsi="Luciole" w:eastAsia="Luciole" w:cs="Luciole"/>
-                <w:i w:val="false"/>
-                <w:b w:val="false"/>
-                <w:u w:val="none"/>
-                <w:strike w:val="false"/>
-                <w:sz w:val="18"/>
-                <w:szCs w:val="18"/>
-                <w:color w:val="333333"/>
-              </w:rPr>
-            </w:pPr>
-            <w:r>
-              <w:rPr>
-                <w:rFonts w:ascii="Luciole" w:hAnsi="Luciole" w:eastAsia="Luciole" w:cs="Luciole"/>
-                <w:i w:val="false"/>
-                <w:b w:val="false"/>
-                <w:u w:val="none"/>
-                <w:strike w:val="false"/>
-                <w:sz w:val="18"/>
-                <w:szCs w:val="18"/>
-                <w:color w:val="333333"/>
-              </w:rPr>
-              <w:t xml:space="preserve">15 (30,0)</w:t>
-            </w:r>
-          </w:p>
-        </w:tc>
-      </w:tr>
-      <w:tr>
-        <w:trPr>
-          <w:trHeight w:val="608" w:hRule="auto"/>
-        </w:trPr>
-        <w:tc>
-          <w:tcPr>
-            <w:tcBorders>
-              <w:bottom w:val="none" w:sz="0" w:space="0" w:color="000000"/>
-              <w:top w:val="none" w:sz="0" w:space="0" w:color="000000"/>
-              <w:left w:val="none" w:sz="0" w:space="0" w:color="000000"/>
-              <w:right w:val="none" w:sz="0" w:space="0" w:color="000000"/>
-            </w:tcBorders>
-            <w:shd w:val="clear" w:color="auto" w:fill="FFFFFF"/>
-            <w:tcMar>
-              <w:top w:w="0" w:type="dxa"/>
-              <w:bottom w:w="0" w:type="dxa"/>
-              <w:left w:w="0" w:type="dxa"/>
-              <w:right w:w="0" w:type="dxa"/>
-            </w:tcMar>
-            <w:vAlign w:val="top"/>
-          </w:tcPr>
-          <w:p>
-            <w:pPr>
-              <w:pStyle w:val="Normal"/>
-              <w:jc w:val="left"/>
-              <w:pBdr>
-                <w:bottom w:val="none" w:sz="0" w:space="0" w:color="000000"/>
-                <w:top w:val="none" w:sz="0" w:space="0" w:color="000000"/>
-                <w:left w:val="none" w:sz="0" w:space="0" w:color="000000"/>
-                <w:right w:val="none" w:sz="0" w:space="0" w:color="000000"/>
-              </w:pBdr>
-              <w:spacing w:after="60" w:before="60" w:line="240"/>
-              <w:ind w:left="300" w:right="100" w:firstLine="0" w:firstLineChars="0"/>
-              <w:rPr>
-                <w:rFonts w:ascii="Luciole" w:hAnsi="Luciole" w:eastAsia="Luciole" w:cs="Luciole"/>
-                <w:i w:val="false"/>
-                <w:b w:val="false"/>
-                <w:u w:val="none"/>
-                <w:strike w:val="false"/>
-                <w:sz w:val="20"/>
-                <w:szCs w:val="20"/>
-                <w:color w:val="333333"/>
-              </w:rPr>
-            </w:pPr>
-            <w:r>
-              <w:rPr>
-                <w:rFonts w:ascii="Luciole" w:hAnsi="Luciole" w:eastAsia="Luciole" w:cs="Luciole"/>
-                <w:i w:val="false"/>
-                <w:b w:val="false"/>
-                <w:u w:val="none"/>
-                <w:strike w:val="false"/>
-                <w:sz w:val="20"/>
-                <w:szCs w:val="20"/>
-                <w:color w:val="333333"/>
-              </w:rPr>
-              <w:t xml:space="preserve">Locale et métastatique</w:t>
-            </w:r>
-          </w:p>
-        </w:tc>
-        <w:tc>
-          <w:tcPr>
-            <w:tcBorders>
-              <w:bottom w:val="none" w:sz="0" w:space="0" w:color="000000"/>
-              <w:top w:val="none" w:sz="0" w:space="0" w:color="000000"/>
-              <w:left w:val="none" w:sz="0" w:space="0" w:color="000000"/>
-              <w:right w:val="none" w:sz="0" w:space="0" w:color="000000"/>
-            </w:tcBorders>
-            <w:shd w:val="clear" w:color="auto" w:fill="FFFFFF"/>
-            <w:tcMar>
-              <w:top w:w="0" w:type="dxa"/>
-              <w:bottom w:w="0" w:type="dxa"/>
-              <w:left w:w="0" w:type="dxa"/>
-              <w:right w:w="0" w:type="dxa"/>
-            </w:tcMar>
-            <w:vAlign w:val="top"/>
-          </w:tcPr>
-          <w:p>
-            <w:pPr>
-              <w:pStyle w:val="Normal"/>
-              <w:jc w:val="center"/>
-              <w:pBdr>
-                <w:bottom w:val="none" w:sz="0" w:space="0" w:color="000000"/>
-                <w:top w:val="none" w:sz="0" w:space="0" w:color="000000"/>
-                <w:left w:val="none" w:sz="0" w:space="0" w:color="000000"/>
-                <w:right w:val="none" w:sz="0" w:space="0" w:color="000000"/>
-              </w:pBdr>
-              <w:spacing w:after="60" w:before="60" w:line="240"/>
-              <w:ind w:left="100" w:right="100" w:firstLine="0" w:firstLineChars="0"/>
-              <w:rPr>
-                <w:rFonts w:ascii="Luciole" w:hAnsi="Luciole" w:eastAsia="Luciole" w:cs="Luciole"/>
-                <w:i w:val="false"/>
-                <w:b w:val="false"/>
-                <w:u w:val="none"/>
-                <w:strike w:val="false"/>
-                <w:sz w:val="16"/>
-                <w:szCs w:val="16"/>
-                <w:color w:val="333333"/>
-              </w:rPr>
-            </w:pPr>
-            <w:r>
-              <w:rPr>
-                <w:rFonts w:ascii="Luciole" w:hAnsi="Luciole" w:eastAsia="Luciole" w:cs="Luciole"/>
-                <w:i w:val="false"/>
-                <w:b w:val="false"/>
-                <w:u w:val="none"/>
-                <w:strike w:val="false"/>
-                <w:sz w:val="16"/>
-                <w:szCs w:val="16"/>
-                <w:color w:val="333333"/>
-              </w:rPr>
-              <w:t xml:space="preserve"/>
-            </w:r>
-          </w:p>
-        </w:tc>
-        <w:tc>
-          <w:tcPr>
-            <w:tcBorders>
-              <w:bottom w:val="none" w:sz="0" w:space="0" w:color="000000"/>
-              <w:top w:val="none" w:sz="0" w:space="0" w:color="000000"/>
-              <w:left w:val="none" w:sz="0" w:space="0" w:color="000000"/>
-              <w:right w:val="none" w:sz="0" w:space="0" w:color="000000"/>
-            </w:tcBorders>
-            <w:shd w:val="clear" w:color="auto" w:fill="FFFFFF"/>
-            <w:tcMar>
-              <w:top w:w="0" w:type="dxa"/>
-              <w:bottom w:w="0" w:type="dxa"/>
-              <w:left w:w="0" w:type="dxa"/>
-              <w:right w:w="0" w:type="dxa"/>
-            </w:tcMar>
-            <w:vAlign w:val="top"/>
-          </w:tcPr>
-          <w:p>
-            <w:pPr>
-              <w:pStyle w:val="Normal"/>
-              <w:jc w:val="center"/>
-              <w:pBdr>
-                <w:bottom w:val="none" w:sz="0" w:space="0" w:color="000000"/>
-                <w:top w:val="none" w:sz="0" w:space="0" w:color="000000"/>
-                <w:left w:val="none" w:sz="0" w:space="0" w:color="000000"/>
-                <w:right w:val="none" w:sz="0" w:space="0" w:color="000000"/>
-              </w:pBdr>
-              <w:spacing w:after="60" w:before="60" w:line="240"/>
-              <w:ind w:left="100" w:right="100" w:firstLine="0" w:firstLineChars="0"/>
-              <w:rPr>
-                <w:rFonts w:ascii="Luciole" w:hAnsi="Luciole" w:eastAsia="Luciole" w:cs="Luciole"/>
-                <w:i w:val="false"/>
-                <w:b w:val="false"/>
-                <w:u w:val="none"/>
-                <w:strike w:val="false"/>
-                <w:sz w:val="18"/>
-                <w:szCs w:val="18"/>
-                <w:color w:val="333333"/>
-              </w:rPr>
-            </w:pPr>
-            <w:r>
-              <w:rPr>
-                <w:rFonts w:ascii="Luciole" w:hAnsi="Luciole" w:eastAsia="Luciole" w:cs="Luciole"/>
-                <w:i w:val="false"/>
-                <w:b w:val="false"/>
-                <w:u w:val="none"/>
-                <w:strike w:val="false"/>
-                <w:sz w:val="18"/>
-                <w:szCs w:val="18"/>
-                <w:color w:val="333333"/>
-              </w:rPr>
-              <w:t xml:space="preserve">11 (10,7)</w:t>
-            </w:r>
-          </w:p>
-        </w:tc>
-        <w:tc>
-          <w:tcPr>
-            <w:tcBorders>
-              <w:bottom w:val="none" w:sz="0" w:space="0" w:color="000000"/>
-              <w:top w:val="none" w:sz="0" w:space="0" w:color="000000"/>
-              <w:left w:val="none" w:sz="0" w:space="0" w:color="000000"/>
-              <w:right w:val="none" w:sz="0" w:space="0" w:color="000000"/>
-            </w:tcBorders>
-            <w:shd w:val="clear" w:color="auto" w:fill="FFFFFF"/>
-            <w:tcMar>
-              <w:top w:w="0" w:type="dxa"/>
-              <w:bottom w:w="0" w:type="dxa"/>
-              <w:left w:w="0" w:type="dxa"/>
-              <w:right w:w="0" w:type="dxa"/>
-            </w:tcMar>
-            <w:vAlign w:val="top"/>
-          </w:tcPr>
-          <w:p>
-            <w:pPr>
-              <w:pStyle w:val="Normal"/>
-              <w:jc w:val="center"/>
-              <w:pBdr>
-                <w:bottom w:val="none" w:sz="0" w:space="0" w:color="000000"/>
-                <w:top w:val="none" w:sz="0" w:space="0" w:color="000000"/>
-                <w:left w:val="none" w:sz="0" w:space="0" w:color="000000"/>
-                <w:right w:val="none" w:sz="0" w:space="0" w:color="000000"/>
-              </w:pBdr>
-              <w:spacing w:after="60" w:before="60" w:line="240"/>
-              <w:ind w:left="100" w:right="100" w:firstLine="0" w:firstLineChars="0"/>
-              <w:rPr>
-                <w:rFonts w:ascii="Luciole" w:hAnsi="Luciole" w:eastAsia="Luciole" w:cs="Luciole"/>
-                <w:i w:val="false"/>
-                <w:b w:val="false"/>
-                <w:u w:val="none"/>
-                <w:strike w:val="false"/>
-                <w:sz w:val="18"/>
-                <w:szCs w:val="18"/>
-                <w:color w:val="333333"/>
-              </w:rPr>
-            </w:pPr>
-            <w:r>
-              <w:rPr>
-                <w:rFonts w:ascii="Luciole" w:hAnsi="Luciole" w:eastAsia="Luciole" w:cs="Luciole"/>
-                <w:i w:val="false"/>
-                <w:b w:val="false"/>
-                <w:u w:val="none"/>
-                <w:strike w:val="false"/>
-                <w:sz w:val="18"/>
-                <w:szCs w:val="18"/>
-                <w:color w:val="333333"/>
-              </w:rPr>
-              <w:t xml:space="preserve">7 (13,2)</w:t>
-            </w:r>
-          </w:p>
-        </w:tc>
-        <w:tc>
-          <w:tcPr>
-            <w:tcBorders>
-              <w:bottom w:val="none" w:sz="0" w:space="0" w:color="000000"/>
-              <w:top w:val="none" w:sz="0" w:space="0" w:color="000000"/>
-              <w:left w:val="none" w:sz="0" w:space="0" w:color="000000"/>
-              <w:right w:val="none" w:sz="0" w:space="0" w:color="000000"/>
-            </w:tcBorders>
-            <w:shd w:val="clear" w:color="auto" w:fill="FFFFFF"/>
-            <w:tcMar>
-              <w:top w:w="0" w:type="dxa"/>
-              <w:bottom w:w="0" w:type="dxa"/>
-              <w:left w:w="0" w:type="dxa"/>
-              <w:right w:w="0" w:type="dxa"/>
-            </w:tcMar>
-            <w:vAlign w:val="top"/>
-          </w:tcPr>
-          <w:p>
-            <w:pPr>
-              <w:pStyle w:val="Normal"/>
-              <w:jc w:val="center"/>
-              <w:pBdr>
-                <w:bottom w:val="none" w:sz="0" w:space="0" w:color="000000"/>
-                <w:top w:val="none" w:sz="0" w:space="0" w:color="000000"/>
-                <w:left w:val="none" w:sz="0" w:space="0" w:color="000000"/>
-                <w:right w:val="none" w:sz="0" w:space="0" w:color="000000"/>
-              </w:pBdr>
-              <w:spacing w:after="60" w:before="60" w:line="240"/>
-              <w:ind w:left="100" w:right="100" w:firstLine="0" w:firstLineChars="0"/>
-              <w:rPr>
-                <w:rFonts w:ascii="Luciole" w:hAnsi="Luciole" w:eastAsia="Luciole" w:cs="Luciole"/>
-                <w:i w:val="false"/>
-                <w:b w:val="false"/>
-                <w:u w:val="none"/>
-                <w:strike w:val="false"/>
-                <w:sz w:val="18"/>
-                <w:szCs w:val="18"/>
-                <w:color w:val="333333"/>
-              </w:rPr>
-            </w:pPr>
-            <w:r>
-              <w:rPr>
-                <w:rFonts w:ascii="Luciole" w:hAnsi="Luciole" w:eastAsia="Luciole" w:cs="Luciole"/>
-                <w:i w:val="false"/>
-                <w:b w:val="false"/>
-                <w:u w:val="none"/>
-                <w:strike w:val="false"/>
-                <w:sz w:val="18"/>
-                <w:szCs w:val="18"/>
-                <w:color w:val="333333"/>
-              </w:rPr>
-              <w:t xml:space="preserve">4 (8,0)</w:t>
-            </w:r>
-          </w:p>
-        </w:tc>
-      </w:tr>
-      <w:tr>
-        <w:trPr>
-          <w:trHeight w:val="608" w:hRule="auto"/>
-        </w:trPr>
-        <w:tc>
-          <w:tcPr>
-            <w:tcBorders>
-              <w:bottom w:val="none" w:sz="0" w:space="0" w:color="000000"/>
-              <w:top w:val="none" w:sz="0" w:space="0" w:color="000000"/>
-              <w:left w:val="none" w:sz="0" w:space="0" w:color="000000"/>
-              <w:right w:val="none" w:sz="0" w:space="0" w:color="000000"/>
-            </w:tcBorders>
-            <w:shd w:val="clear" w:color="auto" w:fill="F0FAFF"/>
-            <w:tcMar>
-              <w:top w:w="0" w:type="dxa"/>
-              <w:bottom w:w="0" w:type="dxa"/>
-              <w:left w:w="0" w:type="dxa"/>
-              <w:right w:w="0" w:type="dxa"/>
-            </w:tcMar>
-            <w:vAlign w:val="top"/>
-          </w:tcPr>
-          <w:p>
-            <w:pPr>
-              <w:pStyle w:val="Normal"/>
-              <w:jc w:val="left"/>
-              <w:pBdr>
-                <w:bottom w:val="none" w:sz="0" w:space="0" w:color="000000"/>
-                <w:top w:val="none" w:sz="0" w:space="0" w:color="000000"/>
-                <w:left w:val="none" w:sz="0" w:space="0" w:color="000000"/>
-                <w:right w:val="none" w:sz="0" w:space="0" w:color="000000"/>
-              </w:pBdr>
-              <w:spacing w:after="60" w:before="60" w:line="240"/>
-              <w:ind w:left="100" w:right="100" w:firstLine="0" w:firstLineChars="0"/>
-              <w:rPr>
-                <w:rFonts w:ascii="Luciole" w:hAnsi="Luciole" w:eastAsia="Luciole" w:cs="Luciole"/>
-                <w:i w:val="false"/>
-                <w:b w:val="false"/>
-                <w:u w:val="none"/>
-                <w:strike w:val="false"/>
-                <w:sz w:val="20"/>
-                <w:szCs w:val="20"/>
-                <w:color w:val="333333"/>
-              </w:rPr>
-            </w:pPr>
-            <w:r>
-              <w:rPr>
-                <w:rFonts w:ascii="Luciole" w:hAnsi="Luciole" w:eastAsia="Luciole" w:cs="Luciole"/>
-                <w:i w:val="false"/>
-                <w:b w:val="false"/>
-                <w:u w:val="none"/>
-                <w:strike w:val="false"/>
-                <w:sz w:val="20"/>
-                <w:szCs w:val="20"/>
-                <w:color w:val="333333"/>
-              </w:rPr>
-              <w:t xml:space="preserve">Nombre de sites métastatiques, n (%)</w:t>
+              <w:t xml:space="preserve">Locale, n (%)</w:t>
             </w:r>
             <w:r>
               <w:rPr>
@@ -6021,7 +5836,7 @@
                 <w:szCs w:val="18"/>
                 <w:color w:val="333333"/>
               </w:rPr>
-              <w:t xml:space="preserve"/>
+              <w:t xml:space="preserve">29 (28,2)</w:t>
             </w:r>
           </w:p>
         </w:tc>
@@ -6076,7 +5891,7 @@
                 <w:szCs w:val="18"/>
                 <w:color w:val="333333"/>
               </w:rPr>
-              <w:t xml:space="preserve"/>
+              <w:t xml:space="preserve">13 (24,5)</w:t>
             </w:r>
           </w:p>
         </w:tc>
@@ -6131,79 +5946,19 @@
                 <w:szCs w:val="18"/>
                 <w:color w:val="333333"/>
               </w:rPr>
-              <w:t xml:space="preserve"/>
-            </w:r>
-          </w:p>
-        </w:tc>
-      </w:tr>
-      <w:tr>
-        <w:trPr>
-          <w:trHeight w:val="608" w:hRule="auto"/>
-        </w:trPr>
-        <w:tc>
-          <w:tcPr>
-            <w:tcBorders>
-              <w:bottom w:val="none" w:sz="0" w:space="0" w:color="000000"/>
-              <w:top w:val="none" w:sz="0" w:space="0" w:color="000000"/>
-              <w:left w:val="none" w:sz="0" w:space="0" w:color="000000"/>
-              <w:right w:val="none" w:sz="0" w:space="0" w:color="000000"/>
-            </w:tcBorders>
-            <w:shd w:val="clear" w:color="auto" w:fill="FFFFFF"/>
-            <w:tcMar>
-              <w:top w:w="0" w:type="dxa"/>
-              <w:bottom w:w="0" w:type="dxa"/>
-              <w:left w:w="0" w:type="dxa"/>
-              <w:right w:w="0" w:type="dxa"/>
-            </w:tcMar>
-            <w:vAlign w:val="top"/>
-          </w:tcPr>
-          <w:p>
-            <w:pPr>
-              <w:pStyle w:val="Normal"/>
-              <w:jc w:val="left"/>
-              <w:pBdr>
-                <w:bottom w:val="none" w:sz="0" w:space="0" w:color="000000"/>
-                <w:top w:val="none" w:sz="0" w:space="0" w:color="000000"/>
-                <w:left w:val="none" w:sz="0" w:space="0" w:color="000000"/>
-                <w:right w:val="none" w:sz="0" w:space="0" w:color="000000"/>
-              </w:pBdr>
-              <w:spacing w:after="60" w:before="60" w:line="240"/>
-              <w:ind w:left="300" w:right="100" w:firstLine="0" w:firstLineChars="0"/>
-              <w:rPr>
-                <w:rFonts w:ascii="Luciole" w:hAnsi="Luciole" w:eastAsia="Luciole" w:cs="Luciole"/>
-                <w:i w:val="false"/>
-                <w:b w:val="false"/>
-                <w:u w:val="none"/>
-                <w:strike w:val="false"/>
-                <w:sz w:val="20"/>
-                <w:szCs w:val="20"/>
-                <w:color w:val="333333"/>
-              </w:rPr>
-            </w:pPr>
-            <w:r>
-              <w:rPr>
-                <w:rFonts w:ascii="Luciole" w:hAnsi="Luciole" w:eastAsia="Luciole" w:cs="Luciole"/>
-                <w:i w:val="false"/>
-                <w:b w:val="false"/>
-                <w:u w:val="none"/>
-                <w:strike w:val="false"/>
-                <w:sz w:val="20"/>
-                <w:szCs w:val="20"/>
-                <w:color w:val="333333"/>
-              </w:rPr>
-              <w:t xml:space="preserve">1</w:t>
-            </w:r>
-          </w:p>
-        </w:tc>
-        <w:tc>
-          <w:tcPr>
-            <w:tcBorders>
-              <w:bottom w:val="none" w:sz="0" w:space="0" w:color="000000"/>
-              <w:top w:val="none" w:sz="0" w:space="0" w:color="000000"/>
-              <w:left w:val="none" w:sz="0" w:space="0" w:color="000000"/>
-              <w:right w:val="none" w:sz="0" w:space="0" w:color="000000"/>
-            </w:tcBorders>
-            <w:shd w:val="clear" w:color="auto" w:fill="FFFFFF"/>
+              <w:t xml:space="preserve">16 (32,0)</w:t>
+            </w:r>
+          </w:p>
+        </w:tc>
+        <w:tc>
+          <w:tcPr>
+            <w:tcBorders>
+              <w:bottom w:val="none" w:sz="0" w:space="0" w:color="000000"/>
+              <w:top w:val="none" w:sz="0" w:space="0" w:color="000000"/>
+              <w:left w:val="none" w:sz="0" w:space="0" w:color="000000"/>
+              <w:right w:val="none" w:sz="0" w:space="0" w:color="000000"/>
+            </w:tcBorders>
+            <w:shd w:val="clear" w:color="auto" w:fill="F0FAFF"/>
             <w:tcMar>
               <w:top w:w="0" w:type="dxa"/>
               <w:bottom w:w="0" w:type="dxa"/>
@@ -6246,2146 +6001,7 @@
                 <w:szCs w:val="16"/>
                 <w:color w:val="333333"/>
               </w:rPr>
-              <w:t xml:space="preserve"/>
-            </w:r>
-          </w:p>
-        </w:tc>
-        <w:tc>
-          <w:tcPr>
-            <w:tcBorders>
-              <w:bottom w:val="none" w:sz="0" w:space="0" w:color="000000"/>
-              <w:top w:val="none" w:sz="0" w:space="0" w:color="000000"/>
-              <w:left w:val="none" w:sz="0" w:space="0" w:color="000000"/>
-              <w:right w:val="none" w:sz="0" w:space="0" w:color="000000"/>
-            </w:tcBorders>
-            <w:shd w:val="clear" w:color="auto" w:fill="FFFFFF"/>
-            <w:tcMar>
-              <w:top w:w="0" w:type="dxa"/>
-              <w:bottom w:w="0" w:type="dxa"/>
-              <w:left w:w="0" w:type="dxa"/>
-              <w:right w:w="0" w:type="dxa"/>
-            </w:tcMar>
-            <w:vAlign w:val="top"/>
-          </w:tcPr>
-          <w:p>
-            <w:pPr>
-              <w:pStyle w:val="Normal"/>
-              <w:jc w:val="center"/>
-              <w:pBdr>
-                <w:bottom w:val="none" w:sz="0" w:space="0" w:color="000000"/>
-                <w:top w:val="none" w:sz="0" w:space="0" w:color="000000"/>
-                <w:left w:val="none" w:sz="0" w:space="0" w:color="000000"/>
-                <w:right w:val="none" w:sz="0" w:space="0" w:color="000000"/>
-              </w:pBdr>
-              <w:spacing w:after="60" w:before="60" w:line="240"/>
-              <w:ind w:left="100" w:right="100" w:firstLine="0" w:firstLineChars="0"/>
-              <w:rPr>
-                <w:rFonts w:ascii="Luciole" w:hAnsi="Luciole" w:eastAsia="Luciole" w:cs="Luciole"/>
-                <w:i w:val="false"/>
-                <w:b w:val="false"/>
-                <w:u w:val="none"/>
-                <w:strike w:val="false"/>
-                <w:sz w:val="18"/>
-                <w:szCs w:val="18"/>
-                <w:color w:val="333333"/>
-              </w:rPr>
-            </w:pPr>
-            <w:r>
-              <w:rPr>
-                <w:rFonts w:ascii="Luciole" w:hAnsi="Luciole" w:eastAsia="Luciole" w:cs="Luciole"/>
-                <w:i w:val="false"/>
-                <w:b w:val="false"/>
-                <w:u w:val="none"/>
-                <w:strike w:val="false"/>
-                <w:sz w:val="18"/>
-                <w:szCs w:val="18"/>
-                <w:color w:val="333333"/>
-              </w:rPr>
-              <w:t xml:space="preserve">28 (68,3)</w:t>
-            </w:r>
-          </w:p>
-        </w:tc>
-        <w:tc>
-          <w:tcPr>
-            <w:tcBorders>
-              <w:bottom w:val="none" w:sz="0" w:space="0" w:color="000000"/>
-              <w:top w:val="none" w:sz="0" w:space="0" w:color="000000"/>
-              <w:left w:val="none" w:sz="0" w:space="0" w:color="000000"/>
-              <w:right w:val="none" w:sz="0" w:space="0" w:color="000000"/>
-            </w:tcBorders>
-            <w:shd w:val="clear" w:color="auto" w:fill="FFFFFF"/>
-            <w:tcMar>
-              <w:top w:w="0" w:type="dxa"/>
-              <w:bottom w:w="0" w:type="dxa"/>
-              <w:left w:w="0" w:type="dxa"/>
-              <w:right w:w="0" w:type="dxa"/>
-            </w:tcMar>
-            <w:vAlign w:val="top"/>
-          </w:tcPr>
-          <w:p>
-            <w:pPr>
-              <w:pStyle w:val="Normal"/>
-              <w:jc w:val="center"/>
-              <w:pBdr>
-                <w:bottom w:val="none" w:sz="0" w:space="0" w:color="000000"/>
-                <w:top w:val="none" w:sz="0" w:space="0" w:color="000000"/>
-                <w:left w:val="none" w:sz="0" w:space="0" w:color="000000"/>
-                <w:right w:val="none" w:sz="0" w:space="0" w:color="000000"/>
-              </w:pBdr>
-              <w:spacing w:after="60" w:before="60" w:line="240"/>
-              <w:ind w:left="100" w:right="100" w:firstLine="0" w:firstLineChars="0"/>
-              <w:rPr>
-                <w:rFonts w:ascii="Luciole" w:hAnsi="Luciole" w:eastAsia="Luciole" w:cs="Luciole"/>
-                <w:i w:val="false"/>
-                <w:b w:val="false"/>
-                <w:u w:val="none"/>
-                <w:strike w:val="false"/>
-                <w:sz w:val="18"/>
-                <w:szCs w:val="18"/>
-                <w:color w:val="333333"/>
-              </w:rPr>
-            </w:pPr>
-            <w:r>
-              <w:rPr>
-                <w:rFonts w:ascii="Luciole" w:hAnsi="Luciole" w:eastAsia="Luciole" w:cs="Luciole"/>
-                <w:i w:val="false"/>
-                <w:b w:val="false"/>
-                <w:u w:val="none"/>
-                <w:strike w:val="false"/>
-                <w:sz w:val="18"/>
-                <w:szCs w:val="18"/>
-                <w:color w:val="333333"/>
-              </w:rPr>
-              <w:t xml:space="preserve">13 (61,9)</w:t>
-            </w:r>
-          </w:p>
-        </w:tc>
-        <w:tc>
-          <w:tcPr>
-            <w:tcBorders>
-              <w:bottom w:val="none" w:sz="0" w:space="0" w:color="000000"/>
-              <w:top w:val="none" w:sz="0" w:space="0" w:color="000000"/>
-              <w:left w:val="none" w:sz="0" w:space="0" w:color="000000"/>
-              <w:right w:val="none" w:sz="0" w:space="0" w:color="000000"/>
-            </w:tcBorders>
-            <w:shd w:val="clear" w:color="auto" w:fill="FFFFFF"/>
-            <w:tcMar>
-              <w:top w:w="0" w:type="dxa"/>
-              <w:bottom w:w="0" w:type="dxa"/>
-              <w:left w:w="0" w:type="dxa"/>
-              <w:right w:w="0" w:type="dxa"/>
-            </w:tcMar>
-            <w:vAlign w:val="top"/>
-          </w:tcPr>
-          <w:p>
-            <w:pPr>
-              <w:pStyle w:val="Normal"/>
-              <w:jc w:val="center"/>
-              <w:pBdr>
-                <w:bottom w:val="none" w:sz="0" w:space="0" w:color="000000"/>
-                <w:top w:val="none" w:sz="0" w:space="0" w:color="000000"/>
-                <w:left w:val="none" w:sz="0" w:space="0" w:color="000000"/>
-                <w:right w:val="none" w:sz="0" w:space="0" w:color="000000"/>
-              </w:pBdr>
-              <w:spacing w:after="60" w:before="60" w:line="240"/>
-              <w:ind w:left="100" w:right="100" w:firstLine="0" w:firstLineChars="0"/>
-              <w:rPr>
-                <w:rFonts w:ascii="Luciole" w:hAnsi="Luciole" w:eastAsia="Luciole" w:cs="Luciole"/>
-                <w:i w:val="false"/>
-                <w:b w:val="false"/>
-                <w:u w:val="none"/>
-                <w:strike w:val="false"/>
-                <w:sz w:val="18"/>
-                <w:szCs w:val="18"/>
-                <w:color w:val="333333"/>
-              </w:rPr>
-            </w:pPr>
-            <w:r>
-              <w:rPr>
-                <w:rFonts w:ascii="Luciole" w:hAnsi="Luciole" w:eastAsia="Luciole" w:cs="Luciole"/>
-                <w:i w:val="false"/>
-                <w:b w:val="false"/>
-                <w:u w:val="none"/>
-                <w:strike w:val="false"/>
-                <w:sz w:val="18"/>
-                <w:szCs w:val="18"/>
-                <w:color w:val="333333"/>
-              </w:rPr>
-              <w:t xml:space="preserve">15 (75,0)</w:t>
-            </w:r>
-          </w:p>
-        </w:tc>
-      </w:tr>
-      <w:tr>
-        <w:trPr>
-          <w:trHeight w:val="608" w:hRule="auto"/>
-        </w:trPr>
-        <w:tc>
-          <w:tcPr>
-            <w:tcBorders>
-              <w:bottom w:val="none" w:sz="0" w:space="0" w:color="000000"/>
-              <w:top w:val="none" w:sz="0" w:space="0" w:color="000000"/>
-              <w:left w:val="none" w:sz="0" w:space="0" w:color="000000"/>
-              <w:right w:val="none" w:sz="0" w:space="0" w:color="000000"/>
-            </w:tcBorders>
-            <w:shd w:val="clear" w:color="auto" w:fill="F0FAFF"/>
-            <w:tcMar>
-              <w:top w:w="0" w:type="dxa"/>
-              <w:bottom w:w="0" w:type="dxa"/>
-              <w:left w:w="0" w:type="dxa"/>
-              <w:right w:w="0" w:type="dxa"/>
-            </w:tcMar>
-            <w:vAlign w:val="top"/>
-          </w:tcPr>
-          <w:p>
-            <w:pPr>
-              <w:pStyle w:val="Normal"/>
-              <w:jc w:val="left"/>
-              <w:pBdr>
-                <w:bottom w:val="none" w:sz="0" w:space="0" w:color="000000"/>
-                <w:top w:val="none" w:sz="0" w:space="0" w:color="000000"/>
-                <w:left w:val="none" w:sz="0" w:space="0" w:color="000000"/>
-                <w:right w:val="none" w:sz="0" w:space="0" w:color="000000"/>
-              </w:pBdr>
-              <w:spacing w:after="60" w:before="60" w:line="240"/>
-              <w:ind w:left="300" w:right="100" w:firstLine="0" w:firstLineChars="0"/>
-              <w:rPr>
-                <w:rFonts w:ascii="Luciole" w:hAnsi="Luciole" w:eastAsia="Luciole" w:cs="Luciole"/>
-                <w:i w:val="false"/>
-                <w:b w:val="false"/>
-                <w:u w:val="none"/>
-                <w:strike w:val="false"/>
-                <w:sz w:val="20"/>
-                <w:szCs w:val="20"/>
-                <w:color w:val="333333"/>
-              </w:rPr>
-            </w:pPr>
-            <w:r>
-              <w:rPr>
-                <w:rFonts w:ascii="Luciole" w:hAnsi="Luciole" w:eastAsia="Luciole" w:cs="Luciole"/>
-                <w:i w:val="false"/>
-                <w:b w:val="false"/>
-                <w:u w:val="none"/>
-                <w:strike w:val="false"/>
-                <w:sz w:val="20"/>
-                <w:szCs w:val="20"/>
-                <w:color w:val="333333"/>
-              </w:rPr>
-              <w:t xml:space="preserve">&gt;=2</w:t>
-            </w:r>
-          </w:p>
-        </w:tc>
-        <w:tc>
-          <w:tcPr>
-            <w:tcBorders>
-              <w:bottom w:val="none" w:sz="0" w:space="0" w:color="000000"/>
-              <w:top w:val="none" w:sz="0" w:space="0" w:color="000000"/>
-              <w:left w:val="none" w:sz="0" w:space="0" w:color="000000"/>
-              <w:right w:val="none" w:sz="0" w:space="0" w:color="000000"/>
-            </w:tcBorders>
-            <w:shd w:val="clear" w:color="auto" w:fill="F0FAFF"/>
-            <w:tcMar>
-              <w:top w:w="0" w:type="dxa"/>
-              <w:bottom w:w="0" w:type="dxa"/>
-              <w:left w:w="0" w:type="dxa"/>
-              <w:right w:w="0" w:type="dxa"/>
-            </w:tcMar>
-            <w:vAlign w:val="top"/>
-          </w:tcPr>
-          <w:p>
-            <w:pPr>
-              <w:pStyle w:val="Normal"/>
-              <w:jc w:val="center"/>
-              <w:pBdr>
-                <w:bottom w:val="none" w:sz="0" w:space="0" w:color="000000"/>
-                <w:top w:val="none" w:sz="0" w:space="0" w:color="000000"/>
-                <w:left w:val="none" w:sz="0" w:space="0" w:color="000000"/>
-                <w:right w:val="none" w:sz="0" w:space="0" w:color="000000"/>
-              </w:pBdr>
-              <w:spacing w:after="60" w:before="60" w:line="240"/>
-              <w:ind w:left="100" w:right="100" w:firstLine="0" w:firstLineChars="0"/>
-              <w:rPr>
-                <w:rFonts w:ascii="Luciole" w:hAnsi="Luciole" w:eastAsia="Luciole" w:cs="Luciole"/>
-                <w:i w:val="false"/>
-                <w:b w:val="false"/>
-                <w:u w:val="none"/>
-                <w:strike w:val="false"/>
-                <w:sz w:val="16"/>
-                <w:szCs w:val="16"/>
-                <w:color w:val="333333"/>
-              </w:rPr>
-            </w:pPr>
-            <w:r>
-              <w:rPr>
-                <w:rFonts w:ascii="Luciole" w:hAnsi="Luciole" w:eastAsia="Luciole" w:cs="Luciole"/>
-                <w:i w:val="false"/>
-                <w:b w:val="false"/>
-                <w:u w:val="none"/>
-                <w:strike w:val="false"/>
-                <w:sz w:val="16"/>
-                <w:szCs w:val="16"/>
-                <w:color w:val="333333"/>
-              </w:rPr>
-              <w:t xml:space="preserve"/>
-            </w:r>
-          </w:p>
-        </w:tc>
-        <w:tc>
-          <w:tcPr>
-            <w:tcBorders>
-              <w:bottom w:val="none" w:sz="0" w:space="0" w:color="000000"/>
-              <w:top w:val="none" w:sz="0" w:space="0" w:color="000000"/>
-              <w:left w:val="none" w:sz="0" w:space="0" w:color="000000"/>
-              <w:right w:val="none" w:sz="0" w:space="0" w:color="000000"/>
-            </w:tcBorders>
-            <w:shd w:val="clear" w:color="auto" w:fill="F0FAFF"/>
-            <w:tcMar>
-              <w:top w:w="0" w:type="dxa"/>
-              <w:bottom w:w="0" w:type="dxa"/>
-              <w:left w:w="0" w:type="dxa"/>
-              <w:right w:w="0" w:type="dxa"/>
-            </w:tcMar>
-            <w:vAlign w:val="top"/>
-          </w:tcPr>
-          <w:p>
-            <w:pPr>
-              <w:pStyle w:val="Normal"/>
-              <w:jc w:val="center"/>
-              <w:pBdr>
-                <w:bottom w:val="none" w:sz="0" w:space="0" w:color="000000"/>
-                <w:top w:val="none" w:sz="0" w:space="0" w:color="000000"/>
-                <w:left w:val="none" w:sz="0" w:space="0" w:color="000000"/>
-                <w:right w:val="none" w:sz="0" w:space="0" w:color="000000"/>
-              </w:pBdr>
-              <w:spacing w:after="60" w:before="60" w:line="240"/>
-              <w:ind w:left="100" w:right="100" w:firstLine="0" w:firstLineChars="0"/>
-              <w:rPr>
-                <w:rFonts w:ascii="Luciole" w:hAnsi="Luciole" w:eastAsia="Luciole" w:cs="Luciole"/>
-                <w:i w:val="false"/>
-                <w:b w:val="false"/>
-                <w:u w:val="none"/>
-                <w:strike w:val="false"/>
-                <w:sz w:val="18"/>
-                <w:szCs w:val="18"/>
-                <w:color w:val="333333"/>
-              </w:rPr>
-            </w:pPr>
-            <w:r>
-              <w:rPr>
-                <w:rFonts w:ascii="Luciole" w:hAnsi="Luciole" w:eastAsia="Luciole" w:cs="Luciole"/>
-                <w:i w:val="false"/>
-                <w:b w:val="false"/>
-                <w:u w:val="none"/>
-                <w:strike w:val="false"/>
-                <w:sz w:val="18"/>
-                <w:szCs w:val="18"/>
-                <w:color w:val="333333"/>
-              </w:rPr>
-              <w:t xml:space="preserve">13 (31,7)</w:t>
-            </w:r>
-          </w:p>
-        </w:tc>
-        <w:tc>
-          <w:tcPr>
-            <w:tcBorders>
-              <w:bottom w:val="none" w:sz="0" w:space="0" w:color="000000"/>
-              <w:top w:val="none" w:sz="0" w:space="0" w:color="000000"/>
-              <w:left w:val="none" w:sz="0" w:space="0" w:color="000000"/>
-              <w:right w:val="none" w:sz="0" w:space="0" w:color="000000"/>
-            </w:tcBorders>
-            <w:shd w:val="clear" w:color="auto" w:fill="F0FAFF"/>
-            <w:tcMar>
-              <w:top w:w="0" w:type="dxa"/>
-              <w:bottom w:w="0" w:type="dxa"/>
-              <w:left w:w="0" w:type="dxa"/>
-              <w:right w:w="0" w:type="dxa"/>
-            </w:tcMar>
-            <w:vAlign w:val="top"/>
-          </w:tcPr>
-          <w:p>
-            <w:pPr>
-              <w:pStyle w:val="Normal"/>
-              <w:jc w:val="center"/>
-              <w:pBdr>
-                <w:bottom w:val="none" w:sz="0" w:space="0" w:color="000000"/>
-                <w:top w:val="none" w:sz="0" w:space="0" w:color="000000"/>
-                <w:left w:val="none" w:sz="0" w:space="0" w:color="000000"/>
-                <w:right w:val="none" w:sz="0" w:space="0" w:color="000000"/>
-              </w:pBdr>
-              <w:spacing w:after="60" w:before="60" w:line="240"/>
-              <w:ind w:left="100" w:right="100" w:firstLine="0" w:firstLineChars="0"/>
-              <w:rPr>
-                <w:rFonts w:ascii="Luciole" w:hAnsi="Luciole" w:eastAsia="Luciole" w:cs="Luciole"/>
-                <w:i w:val="false"/>
-                <w:b w:val="false"/>
-                <w:u w:val="none"/>
-                <w:strike w:val="false"/>
-                <w:sz w:val="18"/>
-                <w:szCs w:val="18"/>
-                <w:color w:val="333333"/>
-              </w:rPr>
-            </w:pPr>
-            <w:r>
-              <w:rPr>
-                <w:rFonts w:ascii="Luciole" w:hAnsi="Luciole" w:eastAsia="Luciole" w:cs="Luciole"/>
-                <w:i w:val="false"/>
-                <w:b w:val="false"/>
-                <w:u w:val="none"/>
-                <w:strike w:val="false"/>
-                <w:sz w:val="18"/>
-                <w:szCs w:val="18"/>
-                <w:color w:val="333333"/>
-              </w:rPr>
-              <w:t xml:space="preserve">8 (38,1)</w:t>
-            </w:r>
-          </w:p>
-        </w:tc>
-        <w:tc>
-          <w:tcPr>
-            <w:tcBorders>
-              <w:bottom w:val="none" w:sz="0" w:space="0" w:color="000000"/>
-              <w:top w:val="none" w:sz="0" w:space="0" w:color="000000"/>
-              <w:left w:val="none" w:sz="0" w:space="0" w:color="000000"/>
-              <w:right w:val="none" w:sz="0" w:space="0" w:color="000000"/>
-            </w:tcBorders>
-            <w:shd w:val="clear" w:color="auto" w:fill="F0FAFF"/>
-            <w:tcMar>
-              <w:top w:w="0" w:type="dxa"/>
-              <w:bottom w:w="0" w:type="dxa"/>
-              <w:left w:w="0" w:type="dxa"/>
-              <w:right w:w="0" w:type="dxa"/>
-            </w:tcMar>
-            <w:vAlign w:val="top"/>
-          </w:tcPr>
-          <w:p>
-            <w:pPr>
-              <w:pStyle w:val="Normal"/>
-              <w:jc w:val="center"/>
-              <w:pBdr>
-                <w:bottom w:val="none" w:sz="0" w:space="0" w:color="000000"/>
-                <w:top w:val="none" w:sz="0" w:space="0" w:color="000000"/>
-                <w:left w:val="none" w:sz="0" w:space="0" w:color="000000"/>
-                <w:right w:val="none" w:sz="0" w:space="0" w:color="000000"/>
-              </w:pBdr>
-              <w:spacing w:after="60" w:before="60" w:line="240"/>
-              <w:ind w:left="100" w:right="100" w:firstLine="0" w:firstLineChars="0"/>
-              <w:rPr>
-                <w:rFonts w:ascii="Luciole" w:hAnsi="Luciole" w:eastAsia="Luciole" w:cs="Luciole"/>
-                <w:i w:val="false"/>
-                <w:b w:val="false"/>
-                <w:u w:val="none"/>
-                <w:strike w:val="false"/>
-                <w:sz w:val="18"/>
-                <w:szCs w:val="18"/>
-                <w:color w:val="333333"/>
-              </w:rPr>
-            </w:pPr>
-            <w:r>
-              <w:rPr>
-                <w:rFonts w:ascii="Luciole" w:hAnsi="Luciole" w:eastAsia="Luciole" w:cs="Luciole"/>
-                <w:i w:val="false"/>
-                <w:b w:val="false"/>
-                <w:u w:val="none"/>
-                <w:strike w:val="false"/>
-                <w:sz w:val="18"/>
-                <w:szCs w:val="18"/>
-                <w:color w:val="333333"/>
-              </w:rPr>
-              <w:t xml:space="preserve">5 (25,0)</w:t>
-            </w:r>
-          </w:p>
-        </w:tc>
-      </w:tr>
-      <w:tr>
-        <w:trPr>
-          <w:trHeight w:val="608" w:hRule="auto"/>
-        </w:trPr>
-        <w:tc>
-          <w:tcPr>
-            <w:tcBorders>
-              <w:bottom w:val="none" w:sz="0" w:space="0" w:color="000000"/>
-              <w:top w:val="none" w:sz="0" w:space="0" w:color="000000"/>
-              <w:left w:val="none" w:sz="0" w:space="0" w:color="000000"/>
-              <w:right w:val="none" w:sz="0" w:space="0" w:color="000000"/>
-            </w:tcBorders>
-            <w:shd w:val="clear" w:color="auto" w:fill="FFFFFF"/>
-            <w:tcMar>
-              <w:top w:w="0" w:type="dxa"/>
-              <w:bottom w:w="0" w:type="dxa"/>
-              <w:left w:w="0" w:type="dxa"/>
-              <w:right w:w="0" w:type="dxa"/>
-            </w:tcMar>
-            <w:vAlign w:val="top"/>
-          </w:tcPr>
-          <w:p>
-            <w:pPr>
-              <w:pStyle w:val="Normal"/>
-              <w:jc w:val="left"/>
-              <w:pBdr>
-                <w:bottom w:val="none" w:sz="0" w:space="0" w:color="000000"/>
-                <w:top w:val="none" w:sz="0" w:space="0" w:color="000000"/>
-                <w:left w:val="none" w:sz="0" w:space="0" w:color="000000"/>
-                <w:right w:val="none" w:sz="0" w:space="0" w:color="000000"/>
-              </w:pBdr>
-              <w:spacing w:after="60" w:before="60" w:line="240"/>
-              <w:ind w:left="100" w:right="100" w:firstLine="0" w:firstLineChars="0"/>
-              <w:rPr>
-                <w:rFonts w:ascii="Luciole" w:hAnsi="Luciole" w:eastAsia="Luciole" w:cs="Luciole"/>
-                <w:i w:val="false"/>
-                <w:b w:val="false"/>
-                <w:u w:val="none"/>
-                <w:strike w:val="false"/>
-                <w:sz w:val="20"/>
-                <w:szCs w:val="20"/>
-                <w:color w:val="333333"/>
-              </w:rPr>
-            </w:pPr>
-            <w:r>
-              <w:rPr>
-                <w:rFonts w:ascii="Luciole" w:hAnsi="Luciole" w:eastAsia="Luciole" w:cs="Luciole"/>
-                <w:i w:val="false"/>
-                <w:b w:val="false"/>
-                <w:u w:val="none"/>
-                <w:strike w:val="false"/>
-                <w:sz w:val="20"/>
-                <w:szCs w:val="20"/>
-                <w:color w:val="333333"/>
-              </w:rPr>
-              <w:t xml:space="preserve">Site métastatique</w:t>
-            </w:r>
-            <w:r>
-              <w:rPr>
-                <w:rFonts w:ascii="Luciole" w:hAnsi="Luciole" w:eastAsia="Luciole" w:cs="Luciole"/>
-                <w:i w:val="false"/>
-                <w:b w:val="false"/>
-                <w:u w:val="none"/>
-                <w:strike w:val="false"/>
-                <w:vertAlign w:val="superscript"/>
-                <w:sz w:val="20"/>
-                <w:szCs w:val="20"/>
-                <w:color w:val="333333"/>
-              </w:rPr>
-              <w:t xml:space="preserve">3</w:t>
-            </w:r>
-          </w:p>
-        </w:tc>
-        <w:tc>
-          <w:tcPr>
-            <w:tcBorders>
-              <w:bottom w:val="none" w:sz="0" w:space="0" w:color="000000"/>
-              <w:top w:val="none" w:sz="0" w:space="0" w:color="000000"/>
-              <w:left w:val="none" w:sz="0" w:space="0" w:color="000000"/>
-              <w:right w:val="none" w:sz="0" w:space="0" w:color="000000"/>
-            </w:tcBorders>
-            <w:shd w:val="clear" w:color="auto" w:fill="FFFFFF"/>
-            <w:tcMar>
-              <w:top w:w="0" w:type="dxa"/>
-              <w:bottom w:w="0" w:type="dxa"/>
-              <w:left w:w="0" w:type="dxa"/>
-              <w:right w:w="0" w:type="dxa"/>
-            </w:tcMar>
-            <w:vAlign w:val="top"/>
-          </w:tcPr>
-          <w:p>
-            <w:pPr>
-              <w:pStyle w:val="Normal"/>
-              <w:jc w:val="center"/>
-              <w:pBdr>
-                <w:bottom w:val="none" w:sz="0" w:space="0" w:color="000000"/>
-                <w:top w:val="none" w:sz="0" w:space="0" w:color="000000"/>
-                <w:left w:val="none" w:sz="0" w:space="0" w:color="000000"/>
-                <w:right w:val="none" w:sz="0" w:space="0" w:color="000000"/>
-              </w:pBdr>
-              <w:spacing w:after="60" w:before="60" w:line="240"/>
-              <w:ind w:left="100" w:right="100" w:firstLine="0" w:firstLineChars="0"/>
-              <w:rPr>
-                <w:rFonts w:ascii="Luciole" w:hAnsi="Luciole" w:eastAsia="Luciole" w:cs="Luciole"/>
-                <w:i w:val="false"/>
-                <w:b w:val="false"/>
-                <w:u w:val="none"/>
-                <w:strike w:val="false"/>
-                <w:sz w:val="16"/>
-                <w:szCs w:val="16"/>
-                <w:color w:val="333333"/>
-              </w:rPr>
-            </w:pPr>
-            <w:r>
-              <w:rPr>
-                <w:rFonts w:ascii="Luciole" w:hAnsi="Luciole" w:eastAsia="Luciole" w:cs="Luciole"/>
-                <w:i w:val="false"/>
-                <w:b w:val="false"/>
-                <w:u w:val="none"/>
-                <w:strike w:val="false"/>
-                <w:sz w:val="16"/>
-                <w:szCs w:val="16"/>
-                <w:color w:val="333333"/>
-              </w:rPr>
-              <w:t xml:space="preserve"/>
-            </w:r>
-          </w:p>
-        </w:tc>
-        <w:tc>
-          <w:tcPr>
-            <w:tcBorders>
-              <w:bottom w:val="none" w:sz="0" w:space="0" w:color="000000"/>
-              <w:top w:val="none" w:sz="0" w:space="0" w:color="000000"/>
-              <w:left w:val="none" w:sz="0" w:space="0" w:color="000000"/>
-              <w:right w:val="none" w:sz="0" w:space="0" w:color="000000"/>
-            </w:tcBorders>
-            <w:shd w:val="clear" w:color="auto" w:fill="FFFFFF"/>
-            <w:tcMar>
-              <w:top w:w="0" w:type="dxa"/>
-              <w:bottom w:w="0" w:type="dxa"/>
-              <w:left w:w="0" w:type="dxa"/>
-              <w:right w:w="0" w:type="dxa"/>
-            </w:tcMar>
-            <w:vAlign w:val="top"/>
-          </w:tcPr>
-          <w:p>
-            <w:pPr>
-              <w:pStyle w:val="Normal"/>
-              <w:jc w:val="center"/>
-              <w:pBdr>
-                <w:bottom w:val="none" w:sz="0" w:space="0" w:color="000000"/>
-                <w:top w:val="none" w:sz="0" w:space="0" w:color="000000"/>
-                <w:left w:val="none" w:sz="0" w:space="0" w:color="000000"/>
-                <w:right w:val="none" w:sz="0" w:space="0" w:color="000000"/>
-              </w:pBdr>
-              <w:spacing w:after="60" w:before="60" w:line="240"/>
-              <w:ind w:left="100" w:right="100" w:firstLine="0" w:firstLineChars="0"/>
-              <w:rPr>
-                <w:rFonts w:ascii="Luciole" w:hAnsi="Luciole" w:eastAsia="Luciole" w:cs="Luciole"/>
-                <w:i w:val="false"/>
-                <w:b w:val="false"/>
-                <w:u w:val="none"/>
-                <w:strike w:val="false"/>
-                <w:sz w:val="18"/>
-                <w:szCs w:val="18"/>
-                <w:color w:val="333333"/>
-              </w:rPr>
-            </w:pPr>
-            <w:r>
-              <w:rPr>
-                <w:rFonts w:ascii="Luciole" w:hAnsi="Luciole" w:eastAsia="Luciole" w:cs="Luciole"/>
-                <w:i w:val="false"/>
-                <w:b w:val="false"/>
-                <w:u w:val="none"/>
-                <w:strike w:val="false"/>
-                <w:sz w:val="18"/>
-                <w:szCs w:val="18"/>
-                <w:color w:val="333333"/>
-              </w:rPr>
-              <w:t xml:space="preserve"/>
-            </w:r>
-          </w:p>
-        </w:tc>
-        <w:tc>
-          <w:tcPr>
-            <w:tcBorders>
-              <w:bottom w:val="none" w:sz="0" w:space="0" w:color="000000"/>
-              <w:top w:val="none" w:sz="0" w:space="0" w:color="000000"/>
-              <w:left w:val="none" w:sz="0" w:space="0" w:color="000000"/>
-              <w:right w:val="none" w:sz="0" w:space="0" w:color="000000"/>
-            </w:tcBorders>
-            <w:shd w:val="clear" w:color="auto" w:fill="FFFFFF"/>
-            <w:tcMar>
-              <w:top w:w="0" w:type="dxa"/>
-              <w:bottom w:w="0" w:type="dxa"/>
-              <w:left w:w="0" w:type="dxa"/>
-              <w:right w:w="0" w:type="dxa"/>
-            </w:tcMar>
-            <w:vAlign w:val="top"/>
-          </w:tcPr>
-          <w:p>
-            <w:pPr>
-              <w:pStyle w:val="Normal"/>
-              <w:jc w:val="center"/>
-              <w:pBdr>
-                <w:bottom w:val="none" w:sz="0" w:space="0" w:color="000000"/>
-                <w:top w:val="none" w:sz="0" w:space="0" w:color="000000"/>
-                <w:left w:val="none" w:sz="0" w:space="0" w:color="000000"/>
-                <w:right w:val="none" w:sz="0" w:space="0" w:color="000000"/>
-              </w:pBdr>
-              <w:spacing w:after="60" w:before="60" w:line="240"/>
-              <w:ind w:left="100" w:right="100" w:firstLine="0" w:firstLineChars="0"/>
-              <w:rPr>
-                <w:rFonts w:ascii="Luciole" w:hAnsi="Luciole" w:eastAsia="Luciole" w:cs="Luciole"/>
-                <w:i w:val="false"/>
-                <w:b w:val="false"/>
-                <w:u w:val="none"/>
-                <w:strike w:val="false"/>
-                <w:sz w:val="18"/>
-                <w:szCs w:val="18"/>
-                <w:color w:val="333333"/>
-              </w:rPr>
-            </w:pPr>
-            <w:r>
-              <w:rPr>
-                <w:rFonts w:ascii="Luciole" w:hAnsi="Luciole" w:eastAsia="Luciole" w:cs="Luciole"/>
-                <w:i w:val="false"/>
-                <w:b w:val="false"/>
-                <w:u w:val="none"/>
-                <w:strike w:val="false"/>
-                <w:sz w:val="18"/>
-                <w:szCs w:val="18"/>
-                <w:color w:val="333333"/>
-              </w:rPr>
-              <w:t xml:space="preserve"/>
-            </w:r>
-          </w:p>
-        </w:tc>
-        <w:tc>
-          <w:tcPr>
-            <w:tcBorders>
-              <w:bottom w:val="none" w:sz="0" w:space="0" w:color="000000"/>
-              <w:top w:val="none" w:sz="0" w:space="0" w:color="000000"/>
-              <w:left w:val="none" w:sz="0" w:space="0" w:color="000000"/>
-              <w:right w:val="none" w:sz="0" w:space="0" w:color="000000"/>
-            </w:tcBorders>
-            <w:shd w:val="clear" w:color="auto" w:fill="FFFFFF"/>
-            <w:tcMar>
-              <w:top w:w="0" w:type="dxa"/>
-              <w:bottom w:w="0" w:type="dxa"/>
-              <w:left w:w="0" w:type="dxa"/>
-              <w:right w:w="0" w:type="dxa"/>
-            </w:tcMar>
-            <w:vAlign w:val="top"/>
-          </w:tcPr>
-          <w:p>
-            <w:pPr>
-              <w:pStyle w:val="Normal"/>
-              <w:jc w:val="center"/>
-              <w:pBdr>
-                <w:bottom w:val="none" w:sz="0" w:space="0" w:color="000000"/>
-                <w:top w:val="none" w:sz="0" w:space="0" w:color="000000"/>
-                <w:left w:val="none" w:sz="0" w:space="0" w:color="000000"/>
-                <w:right w:val="none" w:sz="0" w:space="0" w:color="000000"/>
-              </w:pBdr>
-              <w:spacing w:after="60" w:before="60" w:line="240"/>
-              <w:ind w:left="100" w:right="100" w:firstLine="0" w:firstLineChars="0"/>
-              <w:rPr>
-                <w:rFonts w:ascii="Luciole" w:hAnsi="Luciole" w:eastAsia="Luciole" w:cs="Luciole"/>
-                <w:i w:val="false"/>
-                <w:b w:val="false"/>
-                <w:u w:val="none"/>
-                <w:strike w:val="false"/>
-                <w:sz w:val="18"/>
-                <w:szCs w:val="18"/>
-                <w:color w:val="333333"/>
-              </w:rPr>
-            </w:pPr>
-            <w:r>
-              <w:rPr>
-                <w:rFonts w:ascii="Luciole" w:hAnsi="Luciole" w:eastAsia="Luciole" w:cs="Luciole"/>
-                <w:i w:val="false"/>
-                <w:b w:val="false"/>
-                <w:u w:val="none"/>
-                <w:strike w:val="false"/>
-                <w:sz w:val="18"/>
-                <w:szCs w:val="18"/>
-                <w:color w:val="333333"/>
-              </w:rPr>
-              <w:t xml:space="preserve"/>
-            </w:r>
-          </w:p>
-        </w:tc>
-      </w:tr>
-      <w:tr>
-        <w:trPr>
-          <w:trHeight w:val="608" w:hRule="auto"/>
-        </w:trPr>
-        <w:tc>
-          <w:tcPr>
-            <w:tcBorders>
-              <w:bottom w:val="none" w:sz="0" w:space="0" w:color="000000"/>
-              <w:top w:val="none" w:sz="0" w:space="0" w:color="000000"/>
-              <w:left w:val="none" w:sz="0" w:space="0" w:color="000000"/>
-              <w:right w:val="none" w:sz="0" w:space="0" w:color="000000"/>
-            </w:tcBorders>
-            <w:shd w:val="clear" w:color="auto" w:fill="F0FAFF"/>
-            <w:tcMar>
-              <w:top w:w="0" w:type="dxa"/>
-              <w:bottom w:w="0" w:type="dxa"/>
-              <w:left w:w="0" w:type="dxa"/>
-              <w:right w:w="0" w:type="dxa"/>
-            </w:tcMar>
-            <w:vAlign w:val="top"/>
-          </w:tcPr>
-          <w:p>
-            <w:pPr>
-              <w:pStyle w:val="Normal"/>
-              <w:jc w:val="left"/>
-              <w:pBdr>
-                <w:bottom w:val="none" w:sz="0" w:space="0" w:color="000000"/>
-                <w:top w:val="none" w:sz="0" w:space="0" w:color="000000"/>
-                <w:left w:val="none" w:sz="0" w:space="0" w:color="000000"/>
-                <w:right w:val="none" w:sz="0" w:space="0" w:color="000000"/>
-              </w:pBdr>
-              <w:spacing w:after="60" w:before="60" w:line="240"/>
-              <w:ind w:left="300" w:right="100" w:firstLine="0" w:firstLineChars="0"/>
-              <w:rPr>
-                <w:rFonts w:ascii="Luciole" w:hAnsi="Luciole" w:eastAsia="Luciole" w:cs="Luciole"/>
-                <w:i w:val="false"/>
-                <w:b w:val="false"/>
-                <w:u w:val="none"/>
-                <w:strike w:val="false"/>
-                <w:sz w:val="20"/>
-                <w:szCs w:val="20"/>
-                <w:color w:val="333333"/>
-              </w:rPr>
-            </w:pPr>
-            <w:r>
-              <w:rPr>
-                <w:rFonts w:ascii="Luciole" w:hAnsi="Luciole" w:eastAsia="Luciole" w:cs="Luciole"/>
-                <w:i w:val="false"/>
-                <w:b w:val="false"/>
-                <w:u w:val="none"/>
-                <w:strike w:val="false"/>
-                <w:sz w:val="20"/>
-                <w:szCs w:val="20"/>
-                <w:color w:val="333333"/>
-              </w:rPr>
-              <w:t xml:space="preserve">Récidive hépatique, n (%)</w:t>
-            </w:r>
-          </w:p>
-        </w:tc>
-        <w:tc>
-          <w:tcPr>
-            <w:tcBorders>
-              <w:bottom w:val="none" w:sz="0" w:space="0" w:color="000000"/>
-              <w:top w:val="none" w:sz="0" w:space="0" w:color="000000"/>
-              <w:left w:val="none" w:sz="0" w:space="0" w:color="000000"/>
-              <w:right w:val="none" w:sz="0" w:space="0" w:color="000000"/>
-            </w:tcBorders>
-            <w:shd w:val="clear" w:color="auto" w:fill="F0FAFF"/>
-            <w:tcMar>
-              <w:top w:w="0" w:type="dxa"/>
-              <w:bottom w:w="0" w:type="dxa"/>
-              <w:left w:w="0" w:type="dxa"/>
-              <w:right w:w="0" w:type="dxa"/>
-            </w:tcMar>
-            <w:vAlign w:val="top"/>
-          </w:tcPr>
-          <w:p>
-            <w:pPr>
-              <w:pStyle w:val="Normal"/>
-              <w:jc w:val="center"/>
-              <w:pBdr>
-                <w:bottom w:val="none" w:sz="0" w:space="0" w:color="000000"/>
-                <w:top w:val="none" w:sz="0" w:space="0" w:color="000000"/>
-                <w:left w:val="none" w:sz="0" w:space="0" w:color="000000"/>
-                <w:right w:val="none" w:sz="0" w:space="0" w:color="000000"/>
-              </w:pBdr>
-              <w:spacing w:after="60" w:before="60" w:line="240"/>
-              <w:ind w:left="100" w:right="100" w:firstLine="0" w:firstLineChars="0"/>
-              <w:rPr>
-                <w:rFonts w:ascii="Luciole" w:hAnsi="Luciole" w:eastAsia="Luciole" w:cs="Luciole"/>
-                <w:i w:val="false"/>
-                <w:b w:val="false"/>
-                <w:u w:val="none"/>
-                <w:strike w:val="false"/>
-                <w:sz w:val="16"/>
-                <w:szCs w:val="16"/>
-                <w:color w:val="333333"/>
-              </w:rPr>
-            </w:pPr>
-            <w:r>
-              <w:rPr>
-                <w:rFonts w:ascii="Luciole" w:hAnsi="Luciole" w:eastAsia="Luciole" w:cs="Luciole"/>
-                <w:i w:val="false"/>
-                <w:b w:val="false"/>
-                <w:u w:val="none"/>
-                <w:strike w:val="false"/>
-                <w:sz w:val="16"/>
-                <w:szCs w:val="16"/>
-                <w:color w:val="333333"/>
-              </w:rPr>
-              <w:t xml:space="preserve"/>
-            </w:r>
-          </w:p>
-        </w:tc>
-        <w:tc>
-          <w:tcPr>
-            <w:tcBorders>
-              <w:bottom w:val="none" w:sz="0" w:space="0" w:color="000000"/>
-              <w:top w:val="none" w:sz="0" w:space="0" w:color="000000"/>
-              <w:left w:val="none" w:sz="0" w:space="0" w:color="000000"/>
-              <w:right w:val="none" w:sz="0" w:space="0" w:color="000000"/>
-            </w:tcBorders>
-            <w:shd w:val="clear" w:color="auto" w:fill="F0FAFF"/>
-            <w:tcMar>
-              <w:top w:w="0" w:type="dxa"/>
-              <w:bottom w:w="0" w:type="dxa"/>
-              <w:left w:w="0" w:type="dxa"/>
-              <w:right w:w="0" w:type="dxa"/>
-            </w:tcMar>
-            <w:vAlign w:val="top"/>
-          </w:tcPr>
-          <w:p>
-            <w:pPr>
-              <w:pStyle w:val="Normal"/>
-              <w:jc w:val="center"/>
-              <w:pBdr>
-                <w:bottom w:val="none" w:sz="0" w:space="0" w:color="000000"/>
-                <w:top w:val="none" w:sz="0" w:space="0" w:color="000000"/>
-                <w:left w:val="none" w:sz="0" w:space="0" w:color="000000"/>
-                <w:right w:val="none" w:sz="0" w:space="0" w:color="000000"/>
-              </w:pBdr>
-              <w:spacing w:after="60" w:before="60" w:line="240"/>
-              <w:ind w:left="100" w:right="100" w:firstLine="0" w:firstLineChars="0"/>
-              <w:rPr>
-                <w:rFonts w:ascii="Luciole" w:hAnsi="Luciole" w:eastAsia="Luciole" w:cs="Luciole"/>
-                <w:i w:val="false"/>
-                <w:b w:val="false"/>
-                <w:u w:val="none"/>
-                <w:strike w:val="false"/>
-                <w:sz w:val="18"/>
-                <w:szCs w:val="18"/>
-                <w:color w:val="333333"/>
-              </w:rPr>
-            </w:pPr>
-            <w:r>
-              <w:rPr>
-                <w:rFonts w:ascii="Luciole" w:hAnsi="Luciole" w:eastAsia="Luciole" w:cs="Luciole"/>
-                <w:i w:val="false"/>
-                <w:b w:val="false"/>
-                <w:u w:val="none"/>
-                <w:strike w:val="false"/>
-                <w:sz w:val="18"/>
-                <w:szCs w:val="18"/>
-                <w:color w:val="333333"/>
-              </w:rPr>
-              <w:t xml:space="preserve">23 (22,3)</w:t>
-            </w:r>
-          </w:p>
-        </w:tc>
-        <w:tc>
-          <w:tcPr>
-            <w:tcBorders>
-              <w:bottom w:val="none" w:sz="0" w:space="0" w:color="000000"/>
-              <w:top w:val="none" w:sz="0" w:space="0" w:color="000000"/>
-              <w:left w:val="none" w:sz="0" w:space="0" w:color="000000"/>
-              <w:right w:val="none" w:sz="0" w:space="0" w:color="000000"/>
-            </w:tcBorders>
-            <w:shd w:val="clear" w:color="auto" w:fill="F0FAFF"/>
-            <w:tcMar>
-              <w:top w:w="0" w:type="dxa"/>
-              <w:bottom w:w="0" w:type="dxa"/>
-              <w:left w:w="0" w:type="dxa"/>
-              <w:right w:w="0" w:type="dxa"/>
-            </w:tcMar>
-            <w:vAlign w:val="top"/>
-          </w:tcPr>
-          <w:p>
-            <w:pPr>
-              <w:pStyle w:val="Normal"/>
-              <w:jc w:val="center"/>
-              <w:pBdr>
-                <w:bottom w:val="none" w:sz="0" w:space="0" w:color="000000"/>
-                <w:top w:val="none" w:sz="0" w:space="0" w:color="000000"/>
-                <w:left w:val="none" w:sz="0" w:space="0" w:color="000000"/>
-                <w:right w:val="none" w:sz="0" w:space="0" w:color="000000"/>
-              </w:pBdr>
-              <w:spacing w:after="60" w:before="60" w:line="240"/>
-              <w:ind w:left="100" w:right="100" w:firstLine="0" w:firstLineChars="0"/>
-              <w:rPr>
-                <w:rFonts w:ascii="Luciole" w:hAnsi="Luciole" w:eastAsia="Luciole" w:cs="Luciole"/>
-                <w:i w:val="false"/>
-                <w:b w:val="false"/>
-                <w:u w:val="none"/>
-                <w:strike w:val="false"/>
-                <w:sz w:val="18"/>
-                <w:szCs w:val="18"/>
-                <w:color w:val="333333"/>
-              </w:rPr>
-            </w:pPr>
-            <w:r>
-              <w:rPr>
-                <w:rFonts w:ascii="Luciole" w:hAnsi="Luciole" w:eastAsia="Luciole" w:cs="Luciole"/>
-                <w:i w:val="false"/>
-                <w:b w:val="false"/>
-                <w:u w:val="none"/>
-                <w:strike w:val="false"/>
-                <w:sz w:val="18"/>
-                <w:szCs w:val="18"/>
-                <w:color w:val="333333"/>
-              </w:rPr>
-              <w:t xml:space="preserve">14 (26,4)</w:t>
-            </w:r>
-          </w:p>
-        </w:tc>
-        <w:tc>
-          <w:tcPr>
-            <w:tcBorders>
-              <w:bottom w:val="none" w:sz="0" w:space="0" w:color="000000"/>
-              <w:top w:val="none" w:sz="0" w:space="0" w:color="000000"/>
-              <w:left w:val="none" w:sz="0" w:space="0" w:color="000000"/>
-              <w:right w:val="none" w:sz="0" w:space="0" w:color="000000"/>
-            </w:tcBorders>
-            <w:shd w:val="clear" w:color="auto" w:fill="F0FAFF"/>
-            <w:tcMar>
-              <w:top w:w="0" w:type="dxa"/>
-              <w:bottom w:w="0" w:type="dxa"/>
-              <w:left w:w="0" w:type="dxa"/>
-              <w:right w:w="0" w:type="dxa"/>
-            </w:tcMar>
-            <w:vAlign w:val="top"/>
-          </w:tcPr>
-          <w:p>
-            <w:pPr>
-              <w:pStyle w:val="Normal"/>
-              <w:jc w:val="center"/>
-              <w:pBdr>
-                <w:bottom w:val="none" w:sz="0" w:space="0" w:color="000000"/>
-                <w:top w:val="none" w:sz="0" w:space="0" w:color="000000"/>
-                <w:left w:val="none" w:sz="0" w:space="0" w:color="000000"/>
-                <w:right w:val="none" w:sz="0" w:space="0" w:color="000000"/>
-              </w:pBdr>
-              <w:spacing w:after="60" w:before="60" w:line="240"/>
-              <w:ind w:left="100" w:right="100" w:firstLine="0" w:firstLineChars="0"/>
-              <w:rPr>
-                <w:rFonts w:ascii="Luciole" w:hAnsi="Luciole" w:eastAsia="Luciole" w:cs="Luciole"/>
-                <w:i w:val="false"/>
-                <w:b w:val="false"/>
-                <w:u w:val="none"/>
-                <w:strike w:val="false"/>
-                <w:sz w:val="18"/>
-                <w:szCs w:val="18"/>
-                <w:color w:val="333333"/>
-              </w:rPr>
-            </w:pPr>
-            <w:r>
-              <w:rPr>
-                <w:rFonts w:ascii="Luciole" w:hAnsi="Luciole" w:eastAsia="Luciole" w:cs="Luciole"/>
-                <w:i w:val="false"/>
-                <w:b w:val="false"/>
-                <w:u w:val="none"/>
-                <w:strike w:val="false"/>
-                <w:sz w:val="18"/>
-                <w:szCs w:val="18"/>
-                <w:color w:val="333333"/>
-              </w:rPr>
-              <w:t xml:space="preserve">9 (18,0)</w:t>
-            </w:r>
-          </w:p>
-        </w:tc>
-      </w:tr>
-      <w:tr>
-        <w:trPr>
-          <w:trHeight w:val="608" w:hRule="auto"/>
-        </w:trPr>
-        <w:tc>
-          <w:tcPr>
-            <w:tcBorders>
-              <w:bottom w:val="none" w:sz="0" w:space="0" w:color="000000"/>
-              <w:top w:val="none" w:sz="0" w:space="0" w:color="000000"/>
-              <w:left w:val="none" w:sz="0" w:space="0" w:color="000000"/>
-              <w:right w:val="none" w:sz="0" w:space="0" w:color="000000"/>
-            </w:tcBorders>
-            <w:shd w:val="clear" w:color="auto" w:fill="FFFFFF"/>
-            <w:tcMar>
-              <w:top w:w="0" w:type="dxa"/>
-              <w:bottom w:w="0" w:type="dxa"/>
-              <w:left w:w="0" w:type="dxa"/>
-              <w:right w:w="0" w:type="dxa"/>
-            </w:tcMar>
-            <w:vAlign w:val="top"/>
-          </w:tcPr>
-          <w:p>
-            <w:pPr>
-              <w:pStyle w:val="Normal"/>
-              <w:jc w:val="left"/>
-              <w:pBdr>
-                <w:bottom w:val="none" w:sz="0" w:space="0" w:color="000000"/>
-                <w:top w:val="none" w:sz="0" w:space="0" w:color="000000"/>
-                <w:left w:val="none" w:sz="0" w:space="0" w:color="000000"/>
-                <w:right w:val="none" w:sz="0" w:space="0" w:color="000000"/>
-              </w:pBdr>
-              <w:spacing w:after="60" w:before="60" w:line="240"/>
-              <w:ind w:left="300" w:right="100" w:firstLine="0" w:firstLineChars="0"/>
-              <w:rPr>
-                <w:rFonts w:ascii="Luciole" w:hAnsi="Luciole" w:eastAsia="Luciole" w:cs="Luciole"/>
-                <w:i w:val="false"/>
-                <w:b w:val="false"/>
-                <w:u w:val="none"/>
-                <w:strike w:val="false"/>
-                <w:sz w:val="20"/>
-                <w:szCs w:val="20"/>
-                <w:color w:val="333333"/>
-              </w:rPr>
-            </w:pPr>
-            <w:r>
-              <w:rPr>
-                <w:rFonts w:ascii="Luciole" w:hAnsi="Luciole" w:eastAsia="Luciole" w:cs="Luciole"/>
-                <w:i w:val="false"/>
-                <w:b w:val="false"/>
-                <w:u w:val="none"/>
-                <w:strike w:val="false"/>
-                <w:sz w:val="20"/>
-                <w:szCs w:val="20"/>
-                <w:color w:val="333333"/>
-              </w:rPr>
-              <w:t xml:space="preserve">Récidive péritonéale, n (%)</w:t>
-            </w:r>
-          </w:p>
-        </w:tc>
-        <w:tc>
-          <w:tcPr>
-            <w:tcBorders>
-              <w:bottom w:val="none" w:sz="0" w:space="0" w:color="000000"/>
-              <w:top w:val="none" w:sz="0" w:space="0" w:color="000000"/>
-              <w:left w:val="none" w:sz="0" w:space="0" w:color="000000"/>
-              <w:right w:val="none" w:sz="0" w:space="0" w:color="000000"/>
-            </w:tcBorders>
-            <w:shd w:val="clear" w:color="auto" w:fill="FFFFFF"/>
-            <w:tcMar>
-              <w:top w:w="0" w:type="dxa"/>
-              <w:bottom w:w="0" w:type="dxa"/>
-              <w:left w:w="0" w:type="dxa"/>
-              <w:right w:w="0" w:type="dxa"/>
-            </w:tcMar>
-            <w:vAlign w:val="top"/>
-          </w:tcPr>
-          <w:p>
-            <w:pPr>
-              <w:pStyle w:val="Normal"/>
-              <w:jc w:val="center"/>
-              <w:pBdr>
-                <w:bottom w:val="none" w:sz="0" w:space="0" w:color="000000"/>
-                <w:top w:val="none" w:sz="0" w:space="0" w:color="000000"/>
-                <w:left w:val="none" w:sz="0" w:space="0" w:color="000000"/>
-                <w:right w:val="none" w:sz="0" w:space="0" w:color="000000"/>
-              </w:pBdr>
-              <w:spacing w:after="60" w:before="60" w:line="240"/>
-              <w:ind w:left="100" w:right="100" w:firstLine="0" w:firstLineChars="0"/>
-              <w:rPr>
-                <w:rFonts w:ascii="Luciole" w:hAnsi="Luciole" w:eastAsia="Luciole" w:cs="Luciole"/>
-                <w:i w:val="false"/>
-                <w:b w:val="false"/>
-                <w:u w:val="none"/>
-                <w:strike w:val="false"/>
-                <w:sz w:val="16"/>
-                <w:szCs w:val="16"/>
-                <w:color w:val="333333"/>
-              </w:rPr>
-            </w:pPr>
-            <w:r>
-              <w:rPr>
-                <w:rFonts w:ascii="Luciole" w:hAnsi="Luciole" w:eastAsia="Luciole" w:cs="Luciole"/>
-                <w:i w:val="false"/>
-                <w:b w:val="false"/>
-                <w:u w:val="none"/>
-                <w:strike w:val="false"/>
-                <w:sz w:val="16"/>
-                <w:szCs w:val="16"/>
-                <w:color w:val="333333"/>
-              </w:rPr>
-              <w:t xml:space="preserve"/>
-            </w:r>
-          </w:p>
-        </w:tc>
-        <w:tc>
-          <w:tcPr>
-            <w:tcBorders>
-              <w:bottom w:val="none" w:sz="0" w:space="0" w:color="000000"/>
-              <w:top w:val="none" w:sz="0" w:space="0" w:color="000000"/>
-              <w:left w:val="none" w:sz="0" w:space="0" w:color="000000"/>
-              <w:right w:val="none" w:sz="0" w:space="0" w:color="000000"/>
-            </w:tcBorders>
-            <w:shd w:val="clear" w:color="auto" w:fill="FFFFFF"/>
-            <w:tcMar>
-              <w:top w:w="0" w:type="dxa"/>
-              <w:bottom w:w="0" w:type="dxa"/>
-              <w:left w:w="0" w:type="dxa"/>
-              <w:right w:w="0" w:type="dxa"/>
-            </w:tcMar>
-            <w:vAlign w:val="top"/>
-          </w:tcPr>
-          <w:p>
-            <w:pPr>
-              <w:pStyle w:val="Normal"/>
-              <w:jc w:val="center"/>
-              <w:pBdr>
-                <w:bottom w:val="none" w:sz="0" w:space="0" w:color="000000"/>
-                <w:top w:val="none" w:sz="0" w:space="0" w:color="000000"/>
-                <w:left w:val="none" w:sz="0" w:space="0" w:color="000000"/>
-                <w:right w:val="none" w:sz="0" w:space="0" w:color="000000"/>
-              </w:pBdr>
-              <w:spacing w:after="60" w:before="60" w:line="240"/>
-              <w:ind w:left="100" w:right="100" w:firstLine="0" w:firstLineChars="0"/>
-              <w:rPr>
-                <w:rFonts w:ascii="Luciole" w:hAnsi="Luciole" w:eastAsia="Luciole" w:cs="Luciole"/>
-                <w:i w:val="false"/>
-                <w:b w:val="false"/>
-                <w:u w:val="none"/>
-                <w:strike w:val="false"/>
-                <w:sz w:val="18"/>
-                <w:szCs w:val="18"/>
-                <w:color w:val="333333"/>
-              </w:rPr>
-            </w:pPr>
-            <w:r>
-              <w:rPr>
-                <w:rFonts w:ascii="Luciole" w:hAnsi="Luciole" w:eastAsia="Luciole" w:cs="Luciole"/>
-                <w:i w:val="false"/>
-                <w:b w:val="false"/>
-                <w:u w:val="none"/>
-                <w:strike w:val="false"/>
-                <w:sz w:val="18"/>
-                <w:szCs w:val="18"/>
-                <w:color w:val="333333"/>
-              </w:rPr>
-              <w:t xml:space="preserve">13 (12,6)</w:t>
-            </w:r>
-          </w:p>
-        </w:tc>
-        <w:tc>
-          <w:tcPr>
-            <w:tcBorders>
-              <w:bottom w:val="none" w:sz="0" w:space="0" w:color="000000"/>
-              <w:top w:val="none" w:sz="0" w:space="0" w:color="000000"/>
-              <w:left w:val="none" w:sz="0" w:space="0" w:color="000000"/>
-              <w:right w:val="none" w:sz="0" w:space="0" w:color="000000"/>
-            </w:tcBorders>
-            <w:shd w:val="clear" w:color="auto" w:fill="FFFFFF"/>
-            <w:tcMar>
-              <w:top w:w="0" w:type="dxa"/>
-              <w:bottom w:w="0" w:type="dxa"/>
-              <w:left w:w="0" w:type="dxa"/>
-              <w:right w:w="0" w:type="dxa"/>
-            </w:tcMar>
-            <w:vAlign w:val="top"/>
-          </w:tcPr>
-          <w:p>
-            <w:pPr>
-              <w:pStyle w:val="Normal"/>
-              <w:jc w:val="center"/>
-              <w:pBdr>
-                <w:bottom w:val="none" w:sz="0" w:space="0" w:color="000000"/>
-                <w:top w:val="none" w:sz="0" w:space="0" w:color="000000"/>
-                <w:left w:val="none" w:sz="0" w:space="0" w:color="000000"/>
-                <w:right w:val="none" w:sz="0" w:space="0" w:color="000000"/>
-              </w:pBdr>
-              <w:spacing w:after="60" w:before="60" w:line="240"/>
-              <w:ind w:left="100" w:right="100" w:firstLine="0" w:firstLineChars="0"/>
-              <w:rPr>
-                <w:rFonts w:ascii="Luciole" w:hAnsi="Luciole" w:eastAsia="Luciole" w:cs="Luciole"/>
-                <w:i w:val="false"/>
-                <w:b w:val="false"/>
-                <w:u w:val="none"/>
-                <w:strike w:val="false"/>
-                <w:sz w:val="18"/>
-                <w:szCs w:val="18"/>
-                <w:color w:val="333333"/>
-              </w:rPr>
-            </w:pPr>
-            <w:r>
-              <w:rPr>
-                <w:rFonts w:ascii="Luciole" w:hAnsi="Luciole" w:eastAsia="Luciole" w:cs="Luciole"/>
-                <w:i w:val="false"/>
-                <w:b w:val="false"/>
-                <w:u w:val="none"/>
-                <w:strike w:val="false"/>
-                <w:sz w:val="18"/>
-                <w:szCs w:val="18"/>
-                <w:color w:val="333333"/>
-              </w:rPr>
-              <w:t xml:space="preserve">7 (13,2)</w:t>
-            </w:r>
-          </w:p>
-        </w:tc>
-        <w:tc>
-          <w:tcPr>
-            <w:tcBorders>
-              <w:bottom w:val="none" w:sz="0" w:space="0" w:color="000000"/>
-              <w:top w:val="none" w:sz="0" w:space="0" w:color="000000"/>
-              <w:left w:val="none" w:sz="0" w:space="0" w:color="000000"/>
-              <w:right w:val="none" w:sz="0" w:space="0" w:color="000000"/>
-            </w:tcBorders>
-            <w:shd w:val="clear" w:color="auto" w:fill="FFFFFF"/>
-            <w:tcMar>
-              <w:top w:w="0" w:type="dxa"/>
-              <w:bottom w:w="0" w:type="dxa"/>
-              <w:left w:w="0" w:type="dxa"/>
-              <w:right w:w="0" w:type="dxa"/>
-            </w:tcMar>
-            <w:vAlign w:val="top"/>
-          </w:tcPr>
-          <w:p>
-            <w:pPr>
-              <w:pStyle w:val="Normal"/>
-              <w:jc w:val="center"/>
-              <w:pBdr>
-                <w:bottom w:val="none" w:sz="0" w:space="0" w:color="000000"/>
-                <w:top w:val="none" w:sz="0" w:space="0" w:color="000000"/>
-                <w:left w:val="none" w:sz="0" w:space="0" w:color="000000"/>
-                <w:right w:val="none" w:sz="0" w:space="0" w:color="000000"/>
-              </w:pBdr>
-              <w:spacing w:after="60" w:before="60" w:line="240"/>
-              <w:ind w:left="100" w:right="100" w:firstLine="0" w:firstLineChars="0"/>
-              <w:rPr>
-                <w:rFonts w:ascii="Luciole" w:hAnsi="Luciole" w:eastAsia="Luciole" w:cs="Luciole"/>
-                <w:i w:val="false"/>
-                <w:b w:val="false"/>
-                <w:u w:val="none"/>
-                <w:strike w:val="false"/>
-                <w:sz w:val="18"/>
-                <w:szCs w:val="18"/>
-                <w:color w:val="333333"/>
-              </w:rPr>
-            </w:pPr>
-            <w:r>
-              <w:rPr>
-                <w:rFonts w:ascii="Luciole" w:hAnsi="Luciole" w:eastAsia="Luciole" w:cs="Luciole"/>
-                <w:i w:val="false"/>
-                <w:b w:val="false"/>
-                <w:u w:val="none"/>
-                <w:strike w:val="false"/>
-                <w:sz w:val="18"/>
-                <w:szCs w:val="18"/>
-                <w:color w:val="333333"/>
-              </w:rPr>
-              <w:t xml:space="preserve">6 (12,0)</w:t>
-            </w:r>
-          </w:p>
-        </w:tc>
-      </w:tr>
-      <w:tr>
-        <w:trPr>
-          <w:trHeight w:val="608" w:hRule="auto"/>
-        </w:trPr>
-        <w:tc>
-          <w:tcPr>
-            <w:tcBorders>
-              <w:bottom w:val="none" w:sz="0" w:space="0" w:color="000000"/>
-              <w:top w:val="none" w:sz="0" w:space="0" w:color="000000"/>
-              <w:left w:val="none" w:sz="0" w:space="0" w:color="000000"/>
-              <w:right w:val="none" w:sz="0" w:space="0" w:color="000000"/>
-            </w:tcBorders>
-            <w:shd w:val="clear" w:color="auto" w:fill="F0FAFF"/>
-            <w:tcMar>
-              <w:top w:w="0" w:type="dxa"/>
-              <w:bottom w:w="0" w:type="dxa"/>
-              <w:left w:w="0" w:type="dxa"/>
-              <w:right w:w="0" w:type="dxa"/>
-            </w:tcMar>
-            <w:vAlign w:val="top"/>
-          </w:tcPr>
-          <w:p>
-            <w:pPr>
-              <w:pStyle w:val="Normal"/>
-              <w:jc w:val="left"/>
-              <w:pBdr>
-                <w:bottom w:val="none" w:sz="0" w:space="0" w:color="000000"/>
-                <w:top w:val="none" w:sz="0" w:space="0" w:color="000000"/>
-                <w:left w:val="none" w:sz="0" w:space="0" w:color="000000"/>
-                <w:right w:val="none" w:sz="0" w:space="0" w:color="000000"/>
-              </w:pBdr>
-              <w:spacing w:after="60" w:before="60" w:line="240"/>
-              <w:ind w:left="300" w:right="100" w:firstLine="0" w:firstLineChars="0"/>
-              <w:rPr>
-                <w:rFonts w:ascii="Luciole" w:hAnsi="Luciole" w:eastAsia="Luciole" w:cs="Luciole"/>
-                <w:i w:val="false"/>
-                <w:b w:val="false"/>
-                <w:u w:val="none"/>
-                <w:strike w:val="false"/>
-                <w:sz w:val="20"/>
-                <w:szCs w:val="20"/>
-                <w:color w:val="333333"/>
-              </w:rPr>
-            </w:pPr>
-            <w:r>
-              <w:rPr>
-                <w:rFonts w:ascii="Luciole" w:hAnsi="Luciole" w:eastAsia="Luciole" w:cs="Luciole"/>
-                <w:i w:val="false"/>
-                <w:b w:val="false"/>
-                <w:u w:val="none"/>
-                <w:strike w:val="false"/>
-                <w:sz w:val="20"/>
-                <w:szCs w:val="20"/>
-                <w:color w:val="333333"/>
-              </w:rPr>
-              <w:t xml:space="preserve">Récidive ganglionnaire, n (%)</w:t>
-            </w:r>
-          </w:p>
-        </w:tc>
-        <w:tc>
-          <w:tcPr>
-            <w:tcBorders>
-              <w:bottom w:val="none" w:sz="0" w:space="0" w:color="000000"/>
-              <w:top w:val="none" w:sz="0" w:space="0" w:color="000000"/>
-              <w:left w:val="none" w:sz="0" w:space="0" w:color="000000"/>
-              <w:right w:val="none" w:sz="0" w:space="0" w:color="000000"/>
-            </w:tcBorders>
-            <w:shd w:val="clear" w:color="auto" w:fill="F0FAFF"/>
-            <w:tcMar>
-              <w:top w:w="0" w:type="dxa"/>
-              <w:bottom w:w="0" w:type="dxa"/>
-              <w:left w:w="0" w:type="dxa"/>
-              <w:right w:w="0" w:type="dxa"/>
-            </w:tcMar>
-            <w:vAlign w:val="top"/>
-          </w:tcPr>
-          <w:p>
-            <w:pPr>
-              <w:pStyle w:val="Normal"/>
-              <w:jc w:val="center"/>
-              <w:pBdr>
-                <w:bottom w:val="none" w:sz="0" w:space="0" w:color="000000"/>
-                <w:top w:val="none" w:sz="0" w:space="0" w:color="000000"/>
-                <w:left w:val="none" w:sz="0" w:space="0" w:color="000000"/>
-                <w:right w:val="none" w:sz="0" w:space="0" w:color="000000"/>
-              </w:pBdr>
-              <w:spacing w:after="60" w:before="60" w:line="240"/>
-              <w:ind w:left="100" w:right="100" w:firstLine="0" w:firstLineChars="0"/>
-              <w:rPr>
-                <w:rFonts w:ascii="Luciole" w:hAnsi="Luciole" w:eastAsia="Luciole" w:cs="Luciole"/>
-                <w:i w:val="false"/>
-                <w:b w:val="false"/>
-                <w:u w:val="none"/>
-                <w:strike w:val="false"/>
-                <w:sz w:val="16"/>
-                <w:szCs w:val="16"/>
-                <w:color w:val="333333"/>
-              </w:rPr>
-            </w:pPr>
-            <w:r>
-              <w:rPr>
-                <w:rFonts w:ascii="Luciole" w:hAnsi="Luciole" w:eastAsia="Luciole" w:cs="Luciole"/>
-                <w:i w:val="false"/>
-                <w:b w:val="false"/>
-                <w:u w:val="none"/>
-                <w:strike w:val="false"/>
-                <w:sz w:val="16"/>
-                <w:szCs w:val="16"/>
-                <w:color w:val="333333"/>
-              </w:rPr>
-              <w:t xml:space="preserve"/>
-            </w:r>
-          </w:p>
-        </w:tc>
-        <w:tc>
-          <w:tcPr>
-            <w:tcBorders>
-              <w:bottom w:val="none" w:sz="0" w:space="0" w:color="000000"/>
-              <w:top w:val="none" w:sz="0" w:space="0" w:color="000000"/>
-              <w:left w:val="none" w:sz="0" w:space="0" w:color="000000"/>
-              <w:right w:val="none" w:sz="0" w:space="0" w:color="000000"/>
-            </w:tcBorders>
-            <w:shd w:val="clear" w:color="auto" w:fill="F0FAFF"/>
-            <w:tcMar>
-              <w:top w:w="0" w:type="dxa"/>
-              <w:bottom w:w="0" w:type="dxa"/>
-              <w:left w:w="0" w:type="dxa"/>
-              <w:right w:w="0" w:type="dxa"/>
-            </w:tcMar>
-            <w:vAlign w:val="top"/>
-          </w:tcPr>
-          <w:p>
-            <w:pPr>
-              <w:pStyle w:val="Normal"/>
-              <w:jc w:val="center"/>
-              <w:pBdr>
-                <w:bottom w:val="none" w:sz="0" w:space="0" w:color="000000"/>
-                <w:top w:val="none" w:sz="0" w:space="0" w:color="000000"/>
-                <w:left w:val="none" w:sz="0" w:space="0" w:color="000000"/>
-                <w:right w:val="none" w:sz="0" w:space="0" w:color="000000"/>
-              </w:pBdr>
-              <w:spacing w:after="60" w:before="60" w:line="240"/>
-              <w:ind w:left="100" w:right="100" w:firstLine="0" w:firstLineChars="0"/>
-              <w:rPr>
-                <w:rFonts w:ascii="Luciole" w:hAnsi="Luciole" w:eastAsia="Luciole" w:cs="Luciole"/>
-                <w:i w:val="false"/>
-                <w:b w:val="false"/>
-                <w:u w:val="none"/>
-                <w:strike w:val="false"/>
-                <w:sz w:val="18"/>
-                <w:szCs w:val="18"/>
-                <w:color w:val="333333"/>
-              </w:rPr>
-            </w:pPr>
-            <w:r>
-              <w:rPr>
-                <w:rFonts w:ascii="Luciole" w:hAnsi="Luciole" w:eastAsia="Luciole" w:cs="Luciole"/>
-                <w:i w:val="false"/>
-                <w:b w:val="false"/>
-                <w:u w:val="none"/>
-                <w:strike w:val="false"/>
-                <w:sz w:val="18"/>
-                <w:szCs w:val="18"/>
-                <w:color w:val="333333"/>
-              </w:rPr>
-              <w:t xml:space="preserve">10 (9,7)</w:t>
-            </w:r>
-          </w:p>
-        </w:tc>
-        <w:tc>
-          <w:tcPr>
-            <w:tcBorders>
-              <w:bottom w:val="none" w:sz="0" w:space="0" w:color="000000"/>
-              <w:top w:val="none" w:sz="0" w:space="0" w:color="000000"/>
-              <w:left w:val="none" w:sz="0" w:space="0" w:color="000000"/>
-              <w:right w:val="none" w:sz="0" w:space="0" w:color="000000"/>
-            </w:tcBorders>
-            <w:shd w:val="clear" w:color="auto" w:fill="F0FAFF"/>
-            <w:tcMar>
-              <w:top w:w="0" w:type="dxa"/>
-              <w:bottom w:w="0" w:type="dxa"/>
-              <w:left w:w="0" w:type="dxa"/>
-              <w:right w:w="0" w:type="dxa"/>
-            </w:tcMar>
-            <w:vAlign w:val="top"/>
-          </w:tcPr>
-          <w:p>
-            <w:pPr>
-              <w:pStyle w:val="Normal"/>
-              <w:jc w:val="center"/>
-              <w:pBdr>
-                <w:bottom w:val="none" w:sz="0" w:space="0" w:color="000000"/>
-                <w:top w:val="none" w:sz="0" w:space="0" w:color="000000"/>
-                <w:left w:val="none" w:sz="0" w:space="0" w:color="000000"/>
-                <w:right w:val="none" w:sz="0" w:space="0" w:color="000000"/>
-              </w:pBdr>
-              <w:spacing w:after="60" w:before="60" w:line="240"/>
-              <w:ind w:left="100" w:right="100" w:firstLine="0" w:firstLineChars="0"/>
-              <w:rPr>
-                <w:rFonts w:ascii="Luciole" w:hAnsi="Luciole" w:eastAsia="Luciole" w:cs="Luciole"/>
-                <w:i w:val="false"/>
-                <w:b w:val="false"/>
-                <w:u w:val="none"/>
-                <w:strike w:val="false"/>
-                <w:sz w:val="18"/>
-                <w:szCs w:val="18"/>
-                <w:color w:val="333333"/>
-              </w:rPr>
-            </w:pPr>
-            <w:r>
-              <w:rPr>
-                <w:rFonts w:ascii="Luciole" w:hAnsi="Luciole" w:eastAsia="Luciole" w:cs="Luciole"/>
-                <w:i w:val="false"/>
-                <w:b w:val="false"/>
-                <w:u w:val="none"/>
-                <w:strike w:val="false"/>
-                <w:sz w:val="18"/>
-                <w:szCs w:val="18"/>
-                <w:color w:val="333333"/>
-              </w:rPr>
-              <w:t xml:space="preserve">7 (13,2)</w:t>
-            </w:r>
-          </w:p>
-        </w:tc>
-        <w:tc>
-          <w:tcPr>
-            <w:tcBorders>
-              <w:bottom w:val="none" w:sz="0" w:space="0" w:color="000000"/>
-              <w:top w:val="none" w:sz="0" w:space="0" w:color="000000"/>
-              <w:left w:val="none" w:sz="0" w:space="0" w:color="000000"/>
-              <w:right w:val="none" w:sz="0" w:space="0" w:color="000000"/>
-            </w:tcBorders>
-            <w:shd w:val="clear" w:color="auto" w:fill="F0FAFF"/>
-            <w:tcMar>
-              <w:top w:w="0" w:type="dxa"/>
-              <w:bottom w:w="0" w:type="dxa"/>
-              <w:left w:w="0" w:type="dxa"/>
-              <w:right w:w="0" w:type="dxa"/>
-            </w:tcMar>
-            <w:vAlign w:val="top"/>
-          </w:tcPr>
-          <w:p>
-            <w:pPr>
-              <w:pStyle w:val="Normal"/>
-              <w:jc w:val="center"/>
-              <w:pBdr>
-                <w:bottom w:val="none" w:sz="0" w:space="0" w:color="000000"/>
-                <w:top w:val="none" w:sz="0" w:space="0" w:color="000000"/>
-                <w:left w:val="none" w:sz="0" w:space="0" w:color="000000"/>
-                <w:right w:val="none" w:sz="0" w:space="0" w:color="000000"/>
-              </w:pBdr>
-              <w:spacing w:after="60" w:before="60" w:line="240"/>
-              <w:ind w:left="100" w:right="100" w:firstLine="0" w:firstLineChars="0"/>
-              <w:rPr>
-                <w:rFonts w:ascii="Luciole" w:hAnsi="Luciole" w:eastAsia="Luciole" w:cs="Luciole"/>
-                <w:i w:val="false"/>
-                <w:b w:val="false"/>
-                <w:u w:val="none"/>
-                <w:strike w:val="false"/>
-                <w:sz w:val="18"/>
-                <w:szCs w:val="18"/>
-                <w:color w:val="333333"/>
-              </w:rPr>
-            </w:pPr>
-            <w:r>
-              <w:rPr>
-                <w:rFonts w:ascii="Luciole" w:hAnsi="Luciole" w:eastAsia="Luciole" w:cs="Luciole"/>
-                <w:i w:val="false"/>
-                <w:b w:val="false"/>
-                <w:u w:val="none"/>
-                <w:strike w:val="false"/>
-                <w:sz w:val="18"/>
-                <w:szCs w:val="18"/>
-                <w:color w:val="333333"/>
-              </w:rPr>
-              <w:t xml:space="preserve">3 (6,0)</w:t>
-            </w:r>
-          </w:p>
-        </w:tc>
-      </w:tr>
-      <w:tr>
-        <w:trPr>
-          <w:trHeight w:val="608" w:hRule="auto"/>
-        </w:trPr>
-        <w:tc>
-          <w:tcPr>
-            <w:tcBorders>
-              <w:bottom w:val="none" w:sz="0" w:space="0" w:color="000000"/>
-              <w:top w:val="none" w:sz="0" w:space="0" w:color="000000"/>
-              <w:left w:val="none" w:sz="0" w:space="0" w:color="000000"/>
-              <w:right w:val="none" w:sz="0" w:space="0" w:color="000000"/>
-            </w:tcBorders>
-            <w:shd w:val="clear" w:color="auto" w:fill="FFFFFF"/>
-            <w:tcMar>
-              <w:top w:w="0" w:type="dxa"/>
-              <w:bottom w:w="0" w:type="dxa"/>
-              <w:left w:w="0" w:type="dxa"/>
-              <w:right w:w="0" w:type="dxa"/>
-            </w:tcMar>
-            <w:vAlign w:val="top"/>
-          </w:tcPr>
-          <w:p>
-            <w:pPr>
-              <w:pStyle w:val="Normal"/>
-              <w:jc w:val="left"/>
-              <w:pBdr>
-                <w:bottom w:val="none" w:sz="0" w:space="0" w:color="000000"/>
-                <w:top w:val="none" w:sz="0" w:space="0" w:color="000000"/>
-                <w:left w:val="none" w:sz="0" w:space="0" w:color="000000"/>
-                <w:right w:val="none" w:sz="0" w:space="0" w:color="000000"/>
-              </w:pBdr>
-              <w:spacing w:after="60" w:before="60" w:line="240"/>
-              <w:ind w:left="300" w:right="100" w:firstLine="0" w:firstLineChars="0"/>
-              <w:rPr>
-                <w:rFonts w:ascii="Luciole" w:hAnsi="Luciole" w:eastAsia="Luciole" w:cs="Luciole"/>
-                <w:i w:val="false"/>
-                <w:b w:val="false"/>
-                <w:u w:val="none"/>
-                <w:strike w:val="false"/>
-                <w:sz w:val="20"/>
-                <w:szCs w:val="20"/>
-                <w:color w:val="333333"/>
-              </w:rPr>
-            </w:pPr>
-            <w:r>
-              <w:rPr>
-                <w:rFonts w:ascii="Luciole" w:hAnsi="Luciole" w:eastAsia="Luciole" w:cs="Luciole"/>
-                <w:i w:val="false"/>
-                <w:b w:val="false"/>
-                <w:u w:val="none"/>
-                <w:strike w:val="false"/>
-                <w:sz w:val="20"/>
-                <w:szCs w:val="20"/>
-                <w:color w:val="333333"/>
-              </w:rPr>
-              <w:t xml:space="preserve">Récidive pulmonaire, n (%)</w:t>
-            </w:r>
-          </w:p>
-        </w:tc>
-        <w:tc>
-          <w:tcPr>
-            <w:tcBorders>
-              <w:bottom w:val="none" w:sz="0" w:space="0" w:color="000000"/>
-              <w:top w:val="none" w:sz="0" w:space="0" w:color="000000"/>
-              <w:left w:val="none" w:sz="0" w:space="0" w:color="000000"/>
-              <w:right w:val="none" w:sz="0" w:space="0" w:color="000000"/>
-            </w:tcBorders>
-            <w:shd w:val="clear" w:color="auto" w:fill="FFFFFF"/>
-            <w:tcMar>
-              <w:top w:w="0" w:type="dxa"/>
-              <w:bottom w:w="0" w:type="dxa"/>
-              <w:left w:w="0" w:type="dxa"/>
-              <w:right w:w="0" w:type="dxa"/>
-            </w:tcMar>
-            <w:vAlign w:val="top"/>
-          </w:tcPr>
-          <w:p>
-            <w:pPr>
-              <w:pStyle w:val="Normal"/>
-              <w:jc w:val="center"/>
-              <w:pBdr>
-                <w:bottom w:val="none" w:sz="0" w:space="0" w:color="000000"/>
-                <w:top w:val="none" w:sz="0" w:space="0" w:color="000000"/>
-                <w:left w:val="none" w:sz="0" w:space="0" w:color="000000"/>
-                <w:right w:val="none" w:sz="0" w:space="0" w:color="000000"/>
-              </w:pBdr>
-              <w:spacing w:after="60" w:before="60" w:line="240"/>
-              <w:ind w:left="100" w:right="100" w:firstLine="0" w:firstLineChars="0"/>
-              <w:rPr>
-                <w:rFonts w:ascii="Luciole" w:hAnsi="Luciole" w:eastAsia="Luciole" w:cs="Luciole"/>
-                <w:i w:val="false"/>
-                <w:b w:val="false"/>
-                <w:u w:val="none"/>
-                <w:strike w:val="false"/>
-                <w:sz w:val="16"/>
-                <w:szCs w:val="16"/>
-                <w:color w:val="333333"/>
-              </w:rPr>
-            </w:pPr>
-            <w:r>
-              <w:rPr>
-                <w:rFonts w:ascii="Luciole" w:hAnsi="Luciole" w:eastAsia="Luciole" w:cs="Luciole"/>
-                <w:i w:val="false"/>
-                <w:b w:val="false"/>
-                <w:u w:val="none"/>
-                <w:strike w:val="false"/>
-                <w:sz w:val="16"/>
-                <w:szCs w:val="16"/>
-                <w:color w:val="333333"/>
-              </w:rPr>
-              <w:t xml:space="preserve"/>
-            </w:r>
-          </w:p>
-        </w:tc>
-        <w:tc>
-          <w:tcPr>
-            <w:tcBorders>
-              <w:bottom w:val="none" w:sz="0" w:space="0" w:color="000000"/>
-              <w:top w:val="none" w:sz="0" w:space="0" w:color="000000"/>
-              <w:left w:val="none" w:sz="0" w:space="0" w:color="000000"/>
-              <w:right w:val="none" w:sz="0" w:space="0" w:color="000000"/>
-            </w:tcBorders>
-            <w:shd w:val="clear" w:color="auto" w:fill="FFFFFF"/>
-            <w:tcMar>
-              <w:top w:w="0" w:type="dxa"/>
-              <w:bottom w:w="0" w:type="dxa"/>
-              <w:left w:w="0" w:type="dxa"/>
-              <w:right w:w="0" w:type="dxa"/>
-            </w:tcMar>
-            <w:vAlign w:val="top"/>
-          </w:tcPr>
-          <w:p>
-            <w:pPr>
-              <w:pStyle w:val="Normal"/>
-              <w:jc w:val="center"/>
-              <w:pBdr>
-                <w:bottom w:val="none" w:sz="0" w:space="0" w:color="000000"/>
-                <w:top w:val="none" w:sz="0" w:space="0" w:color="000000"/>
-                <w:left w:val="none" w:sz="0" w:space="0" w:color="000000"/>
-                <w:right w:val="none" w:sz="0" w:space="0" w:color="000000"/>
-              </w:pBdr>
-              <w:spacing w:after="60" w:before="60" w:line="240"/>
-              <w:ind w:left="100" w:right="100" w:firstLine="0" w:firstLineChars="0"/>
-              <w:rPr>
-                <w:rFonts w:ascii="Luciole" w:hAnsi="Luciole" w:eastAsia="Luciole" w:cs="Luciole"/>
-                <w:i w:val="false"/>
-                <w:b w:val="false"/>
-                <w:u w:val="none"/>
-                <w:strike w:val="false"/>
-                <w:sz w:val="18"/>
-                <w:szCs w:val="18"/>
-                <w:color w:val="333333"/>
-              </w:rPr>
-            </w:pPr>
-            <w:r>
-              <w:rPr>
-                <w:rFonts w:ascii="Luciole" w:hAnsi="Luciole" w:eastAsia="Luciole" w:cs="Luciole"/>
-                <w:i w:val="false"/>
-                <w:b w:val="false"/>
-                <w:u w:val="none"/>
-                <w:strike w:val="false"/>
-                <w:sz w:val="18"/>
-                <w:szCs w:val="18"/>
-                <w:color w:val="333333"/>
-              </w:rPr>
-              <w:t xml:space="preserve">10 (9,7)</w:t>
-            </w:r>
-          </w:p>
-        </w:tc>
-        <w:tc>
-          <w:tcPr>
-            <w:tcBorders>
-              <w:bottom w:val="none" w:sz="0" w:space="0" w:color="000000"/>
-              <w:top w:val="none" w:sz="0" w:space="0" w:color="000000"/>
-              <w:left w:val="none" w:sz="0" w:space="0" w:color="000000"/>
-              <w:right w:val="none" w:sz="0" w:space="0" w:color="000000"/>
-            </w:tcBorders>
-            <w:shd w:val="clear" w:color="auto" w:fill="FFFFFF"/>
-            <w:tcMar>
-              <w:top w:w="0" w:type="dxa"/>
-              <w:bottom w:w="0" w:type="dxa"/>
-              <w:left w:w="0" w:type="dxa"/>
-              <w:right w:w="0" w:type="dxa"/>
-            </w:tcMar>
-            <w:vAlign w:val="top"/>
-          </w:tcPr>
-          <w:p>
-            <w:pPr>
-              <w:pStyle w:val="Normal"/>
-              <w:jc w:val="center"/>
-              <w:pBdr>
-                <w:bottom w:val="none" w:sz="0" w:space="0" w:color="000000"/>
-                <w:top w:val="none" w:sz="0" w:space="0" w:color="000000"/>
-                <w:left w:val="none" w:sz="0" w:space="0" w:color="000000"/>
-                <w:right w:val="none" w:sz="0" w:space="0" w:color="000000"/>
-              </w:pBdr>
-              <w:spacing w:after="60" w:before="60" w:line="240"/>
-              <w:ind w:left="100" w:right="100" w:firstLine="0" w:firstLineChars="0"/>
-              <w:rPr>
-                <w:rFonts w:ascii="Luciole" w:hAnsi="Luciole" w:eastAsia="Luciole" w:cs="Luciole"/>
-                <w:i w:val="false"/>
-                <w:b w:val="false"/>
-                <w:u w:val="none"/>
-                <w:strike w:val="false"/>
-                <w:sz w:val="18"/>
-                <w:szCs w:val="18"/>
-                <w:color w:val="333333"/>
-              </w:rPr>
-            </w:pPr>
-            <w:r>
-              <w:rPr>
-                <w:rFonts w:ascii="Luciole" w:hAnsi="Luciole" w:eastAsia="Luciole" w:cs="Luciole"/>
-                <w:i w:val="false"/>
-                <w:b w:val="false"/>
-                <w:u w:val="none"/>
-                <w:strike w:val="false"/>
-                <w:sz w:val="18"/>
-                <w:szCs w:val="18"/>
-                <w:color w:val="333333"/>
-              </w:rPr>
-              <w:t xml:space="preserve">3 (5,7)</w:t>
-            </w:r>
-          </w:p>
-        </w:tc>
-        <w:tc>
-          <w:tcPr>
-            <w:tcBorders>
-              <w:bottom w:val="none" w:sz="0" w:space="0" w:color="000000"/>
-              <w:top w:val="none" w:sz="0" w:space="0" w:color="000000"/>
-              <w:left w:val="none" w:sz="0" w:space="0" w:color="000000"/>
-              <w:right w:val="none" w:sz="0" w:space="0" w:color="000000"/>
-            </w:tcBorders>
-            <w:shd w:val="clear" w:color="auto" w:fill="FFFFFF"/>
-            <w:tcMar>
-              <w:top w:w="0" w:type="dxa"/>
-              <w:bottom w:w="0" w:type="dxa"/>
-              <w:left w:w="0" w:type="dxa"/>
-              <w:right w:w="0" w:type="dxa"/>
-            </w:tcMar>
-            <w:vAlign w:val="top"/>
-          </w:tcPr>
-          <w:p>
-            <w:pPr>
-              <w:pStyle w:val="Normal"/>
-              <w:jc w:val="center"/>
-              <w:pBdr>
-                <w:bottom w:val="none" w:sz="0" w:space="0" w:color="000000"/>
-                <w:top w:val="none" w:sz="0" w:space="0" w:color="000000"/>
-                <w:left w:val="none" w:sz="0" w:space="0" w:color="000000"/>
-                <w:right w:val="none" w:sz="0" w:space="0" w:color="000000"/>
-              </w:pBdr>
-              <w:spacing w:after="60" w:before="60" w:line="240"/>
-              <w:ind w:left="100" w:right="100" w:firstLine="0" w:firstLineChars="0"/>
-              <w:rPr>
-                <w:rFonts w:ascii="Luciole" w:hAnsi="Luciole" w:eastAsia="Luciole" w:cs="Luciole"/>
-                <w:i w:val="false"/>
-                <w:b w:val="false"/>
-                <w:u w:val="none"/>
-                <w:strike w:val="false"/>
-                <w:sz w:val="18"/>
-                <w:szCs w:val="18"/>
-                <w:color w:val="333333"/>
-              </w:rPr>
-            </w:pPr>
-            <w:r>
-              <w:rPr>
-                <w:rFonts w:ascii="Luciole" w:hAnsi="Luciole" w:eastAsia="Luciole" w:cs="Luciole"/>
-                <w:i w:val="false"/>
-                <w:b w:val="false"/>
-                <w:u w:val="none"/>
-                <w:strike w:val="false"/>
-                <w:sz w:val="18"/>
-                <w:szCs w:val="18"/>
-                <w:color w:val="333333"/>
-              </w:rPr>
-              <w:t xml:space="preserve">7 (14,0)</w:t>
-            </w:r>
-          </w:p>
-        </w:tc>
-      </w:tr>
-      <w:tr>
-        <w:trPr>
-          <w:trHeight w:val="608" w:hRule="auto"/>
-        </w:trPr>
-        <w:tc>
-          <w:tcPr>
-            <w:tcBorders>
-              <w:bottom w:val="none" w:sz="0" w:space="0" w:color="000000"/>
-              <w:top w:val="none" w:sz="0" w:space="0" w:color="000000"/>
-              <w:left w:val="none" w:sz="0" w:space="0" w:color="000000"/>
-              <w:right w:val="none" w:sz="0" w:space="0" w:color="000000"/>
-            </w:tcBorders>
-            <w:shd w:val="clear" w:color="auto" w:fill="F0FAFF"/>
-            <w:tcMar>
-              <w:top w:w="0" w:type="dxa"/>
-              <w:bottom w:w="0" w:type="dxa"/>
-              <w:left w:w="0" w:type="dxa"/>
-              <w:right w:w="0" w:type="dxa"/>
-            </w:tcMar>
-            <w:vAlign w:val="top"/>
-          </w:tcPr>
-          <w:p>
-            <w:pPr>
-              <w:pStyle w:val="Normal"/>
-              <w:jc w:val="left"/>
-              <w:pBdr>
-                <w:bottom w:val="none" w:sz="0" w:space="0" w:color="000000"/>
-                <w:top w:val="none" w:sz="0" w:space="0" w:color="000000"/>
-                <w:left w:val="none" w:sz="0" w:space="0" w:color="000000"/>
-                <w:right w:val="none" w:sz="0" w:space="0" w:color="000000"/>
-              </w:pBdr>
-              <w:spacing w:after="60" w:before="60" w:line="240"/>
-              <w:ind w:left="300" w:right="100" w:firstLine="0" w:firstLineChars="0"/>
-              <w:rPr>
-                <w:rFonts w:ascii="Luciole" w:hAnsi="Luciole" w:eastAsia="Luciole" w:cs="Luciole"/>
-                <w:i w:val="false"/>
-                <w:b w:val="false"/>
-                <w:u w:val="none"/>
-                <w:strike w:val="false"/>
-                <w:sz w:val="20"/>
-                <w:szCs w:val="20"/>
-                <w:color w:val="333333"/>
-              </w:rPr>
-            </w:pPr>
-            <w:r>
-              <w:rPr>
-                <w:rFonts w:ascii="Luciole" w:hAnsi="Luciole" w:eastAsia="Luciole" w:cs="Luciole"/>
-                <w:i w:val="false"/>
-                <w:b w:val="false"/>
-                <w:u w:val="none"/>
-                <w:strike w:val="false"/>
-                <w:sz w:val="20"/>
-                <w:szCs w:val="20"/>
-                <w:color w:val="333333"/>
-              </w:rPr>
-              <w:t xml:space="preserve">Récidive cérébrale, n (%)</w:t>
-            </w:r>
-          </w:p>
-        </w:tc>
-        <w:tc>
-          <w:tcPr>
-            <w:tcBorders>
-              <w:bottom w:val="none" w:sz="0" w:space="0" w:color="000000"/>
-              <w:top w:val="none" w:sz="0" w:space="0" w:color="000000"/>
-              <w:left w:val="none" w:sz="0" w:space="0" w:color="000000"/>
-              <w:right w:val="none" w:sz="0" w:space="0" w:color="000000"/>
-            </w:tcBorders>
-            <w:shd w:val="clear" w:color="auto" w:fill="F0FAFF"/>
-            <w:tcMar>
-              <w:top w:w="0" w:type="dxa"/>
-              <w:bottom w:w="0" w:type="dxa"/>
-              <w:left w:w="0" w:type="dxa"/>
-              <w:right w:w="0" w:type="dxa"/>
-            </w:tcMar>
-            <w:vAlign w:val="top"/>
-          </w:tcPr>
-          <w:p>
-            <w:pPr>
-              <w:pStyle w:val="Normal"/>
-              <w:jc w:val="center"/>
-              <w:pBdr>
-                <w:bottom w:val="none" w:sz="0" w:space="0" w:color="000000"/>
-                <w:top w:val="none" w:sz="0" w:space="0" w:color="000000"/>
-                <w:left w:val="none" w:sz="0" w:space="0" w:color="000000"/>
-                <w:right w:val="none" w:sz="0" w:space="0" w:color="000000"/>
-              </w:pBdr>
-              <w:spacing w:after="60" w:before="60" w:line="240"/>
-              <w:ind w:left="100" w:right="100" w:firstLine="0" w:firstLineChars="0"/>
-              <w:rPr>
-                <w:rFonts w:ascii="Luciole" w:hAnsi="Luciole" w:eastAsia="Luciole" w:cs="Luciole"/>
-                <w:i w:val="false"/>
-                <w:b w:val="false"/>
-                <w:u w:val="none"/>
-                <w:strike w:val="false"/>
-                <w:sz w:val="16"/>
-                <w:szCs w:val="16"/>
-                <w:color w:val="333333"/>
-              </w:rPr>
-            </w:pPr>
-            <w:r>
-              <w:rPr>
-                <w:rFonts w:ascii="Luciole" w:hAnsi="Luciole" w:eastAsia="Luciole" w:cs="Luciole"/>
-                <w:i w:val="false"/>
-                <w:b w:val="false"/>
-                <w:u w:val="none"/>
-                <w:strike w:val="false"/>
-                <w:sz w:val="16"/>
-                <w:szCs w:val="16"/>
-                <w:color w:val="333333"/>
-              </w:rPr>
-              <w:t xml:space="preserve"/>
-            </w:r>
-          </w:p>
-        </w:tc>
-        <w:tc>
-          <w:tcPr>
-            <w:tcBorders>
-              <w:bottom w:val="none" w:sz="0" w:space="0" w:color="000000"/>
-              <w:top w:val="none" w:sz="0" w:space="0" w:color="000000"/>
-              <w:left w:val="none" w:sz="0" w:space="0" w:color="000000"/>
-              <w:right w:val="none" w:sz="0" w:space="0" w:color="000000"/>
-            </w:tcBorders>
-            <w:shd w:val="clear" w:color="auto" w:fill="F0FAFF"/>
-            <w:tcMar>
-              <w:top w:w="0" w:type="dxa"/>
-              <w:bottom w:w="0" w:type="dxa"/>
-              <w:left w:w="0" w:type="dxa"/>
-              <w:right w:w="0" w:type="dxa"/>
-            </w:tcMar>
-            <w:vAlign w:val="top"/>
-          </w:tcPr>
-          <w:p>
-            <w:pPr>
-              <w:pStyle w:val="Normal"/>
-              <w:jc w:val="center"/>
-              <w:pBdr>
-                <w:bottom w:val="none" w:sz="0" w:space="0" w:color="000000"/>
-                <w:top w:val="none" w:sz="0" w:space="0" w:color="000000"/>
-                <w:left w:val="none" w:sz="0" w:space="0" w:color="000000"/>
-                <w:right w:val="none" w:sz="0" w:space="0" w:color="000000"/>
-              </w:pBdr>
-              <w:spacing w:after="60" w:before="60" w:line="240"/>
-              <w:ind w:left="100" w:right="100" w:firstLine="0" w:firstLineChars="0"/>
-              <w:rPr>
-                <w:rFonts w:ascii="Luciole" w:hAnsi="Luciole" w:eastAsia="Luciole" w:cs="Luciole"/>
-                <w:i w:val="false"/>
-                <w:b w:val="false"/>
-                <w:u w:val="none"/>
-                <w:strike w:val="false"/>
-                <w:sz w:val="18"/>
-                <w:szCs w:val="18"/>
-                <w:color w:val="333333"/>
-              </w:rPr>
-            </w:pPr>
-            <w:r>
-              <w:rPr>
-                <w:rFonts w:ascii="Luciole" w:hAnsi="Luciole" w:eastAsia="Luciole" w:cs="Luciole"/>
-                <w:i w:val="false"/>
-                <w:b w:val="false"/>
-                <w:u w:val="none"/>
-                <w:strike w:val="false"/>
-                <w:sz w:val="18"/>
-                <w:szCs w:val="18"/>
-                <w:color w:val="333333"/>
-              </w:rPr>
-              <w:t xml:space="preserve">1 (1,0)</w:t>
-            </w:r>
-          </w:p>
-        </w:tc>
-        <w:tc>
-          <w:tcPr>
-            <w:tcBorders>
-              <w:bottom w:val="none" w:sz="0" w:space="0" w:color="000000"/>
-              <w:top w:val="none" w:sz="0" w:space="0" w:color="000000"/>
-              <w:left w:val="none" w:sz="0" w:space="0" w:color="000000"/>
-              <w:right w:val="none" w:sz="0" w:space="0" w:color="000000"/>
-            </w:tcBorders>
-            <w:shd w:val="clear" w:color="auto" w:fill="F0FAFF"/>
-            <w:tcMar>
-              <w:top w:w="0" w:type="dxa"/>
-              <w:bottom w:w="0" w:type="dxa"/>
-              <w:left w:w="0" w:type="dxa"/>
-              <w:right w:w="0" w:type="dxa"/>
-            </w:tcMar>
-            <w:vAlign w:val="top"/>
-          </w:tcPr>
-          <w:p>
-            <w:pPr>
-              <w:pStyle w:val="Normal"/>
-              <w:jc w:val="center"/>
-              <w:pBdr>
-                <w:bottom w:val="none" w:sz="0" w:space="0" w:color="000000"/>
-                <w:top w:val="none" w:sz="0" w:space="0" w:color="000000"/>
-                <w:left w:val="none" w:sz="0" w:space="0" w:color="000000"/>
-                <w:right w:val="none" w:sz="0" w:space="0" w:color="000000"/>
-              </w:pBdr>
-              <w:spacing w:after="60" w:before="60" w:line="240"/>
-              <w:ind w:left="100" w:right="100" w:firstLine="0" w:firstLineChars="0"/>
-              <w:rPr>
-                <w:rFonts w:ascii="Luciole" w:hAnsi="Luciole" w:eastAsia="Luciole" w:cs="Luciole"/>
-                <w:i w:val="false"/>
-                <w:b w:val="false"/>
-                <w:u w:val="none"/>
-                <w:strike w:val="false"/>
-                <w:sz w:val="18"/>
-                <w:szCs w:val="18"/>
-                <w:color w:val="333333"/>
-              </w:rPr>
-            </w:pPr>
-            <w:r>
-              <w:rPr>
-                <w:rFonts w:ascii="Luciole" w:hAnsi="Luciole" w:eastAsia="Luciole" w:cs="Luciole"/>
-                <w:i w:val="false"/>
-                <w:b w:val="false"/>
-                <w:u w:val="none"/>
-                <w:strike w:val="false"/>
-                <w:sz w:val="18"/>
-                <w:szCs w:val="18"/>
-                <w:color w:val="333333"/>
-              </w:rPr>
-              <w:t xml:space="preserve">0</w:t>
-            </w:r>
-          </w:p>
-        </w:tc>
-        <w:tc>
-          <w:tcPr>
-            <w:tcBorders>
-              <w:bottom w:val="none" w:sz="0" w:space="0" w:color="000000"/>
-              <w:top w:val="none" w:sz="0" w:space="0" w:color="000000"/>
-              <w:left w:val="none" w:sz="0" w:space="0" w:color="000000"/>
-              <w:right w:val="none" w:sz="0" w:space="0" w:color="000000"/>
-            </w:tcBorders>
-            <w:shd w:val="clear" w:color="auto" w:fill="F0FAFF"/>
-            <w:tcMar>
-              <w:top w:w="0" w:type="dxa"/>
-              <w:bottom w:w="0" w:type="dxa"/>
-              <w:left w:w="0" w:type="dxa"/>
-              <w:right w:w="0" w:type="dxa"/>
-            </w:tcMar>
-            <w:vAlign w:val="top"/>
-          </w:tcPr>
-          <w:p>
-            <w:pPr>
-              <w:pStyle w:val="Normal"/>
-              <w:jc w:val="center"/>
-              <w:pBdr>
-                <w:bottom w:val="none" w:sz="0" w:space="0" w:color="000000"/>
-                <w:top w:val="none" w:sz="0" w:space="0" w:color="000000"/>
-                <w:left w:val="none" w:sz="0" w:space="0" w:color="000000"/>
-                <w:right w:val="none" w:sz="0" w:space="0" w:color="000000"/>
-              </w:pBdr>
-              <w:spacing w:after="60" w:before="60" w:line="240"/>
-              <w:ind w:left="100" w:right="100" w:firstLine="0" w:firstLineChars="0"/>
-              <w:rPr>
-                <w:rFonts w:ascii="Luciole" w:hAnsi="Luciole" w:eastAsia="Luciole" w:cs="Luciole"/>
-                <w:i w:val="false"/>
-                <w:b w:val="false"/>
-                <w:u w:val="none"/>
-                <w:strike w:val="false"/>
-                <w:sz w:val="18"/>
-                <w:szCs w:val="18"/>
-                <w:color w:val="333333"/>
-              </w:rPr>
-            </w:pPr>
-            <w:r>
-              <w:rPr>
-                <w:rFonts w:ascii="Luciole" w:hAnsi="Luciole" w:eastAsia="Luciole" w:cs="Luciole"/>
-                <w:i w:val="false"/>
-                <w:b w:val="false"/>
-                <w:u w:val="none"/>
-                <w:strike w:val="false"/>
-                <w:sz w:val="18"/>
-                <w:szCs w:val="18"/>
-                <w:color w:val="333333"/>
-              </w:rPr>
-              <w:t xml:space="preserve">1 (2,0)</w:t>
+              <w:t xml:space="preserve">0,40</w:t>
             </w:r>
           </w:p>
         </w:tc>
@@ -8445,7 +6061,21 @@
                 <w:szCs w:val="20"/>
                 <w:color w:val="333333"/>
               </w:rPr>
-              <w:t xml:space="preserve">Récidive autre, n (%)</w:t>
+              <w:t xml:space="preserve">Métastatique, n (%)</w:t>
+            </w:r>
+            <w:r>
+              <w:rPr>
+                <w:rFonts w:ascii="Luciole" w:hAnsi="Luciole" w:eastAsia="Luciole" w:cs="Luciole"/>
+                <w:i w:val="false"/>
+                <w:b w:val="false"/>
+                <w:u w:val="none"/>
+                <w:strike w:val="false"/>
+                <w:vertAlign w:val="superscript"/>
+                <w:sz w:val="20"/>
+                <w:szCs w:val="20"/>
+                <w:color w:val="333333"/>
+              </w:rPr>
+              <w:t xml:space="preserve">3</w:t>
             </w:r>
           </w:p>
         </w:tc>
@@ -8555,7 +6185,7 @@
                 <w:szCs w:val="18"/>
                 <w:color w:val="333333"/>
               </w:rPr>
-              <w:t xml:space="preserve">1 (1,0)</w:t>
+              <w:t xml:space="preserve">39 (37,9)</w:t>
             </w:r>
           </w:p>
         </w:tc>
@@ -8610,7 +6240,7 @@
                 <w:szCs w:val="18"/>
                 <w:color w:val="333333"/>
               </w:rPr>
-              <w:t xml:space="preserve">1 (1,9)</w:t>
+              <w:t xml:space="preserve">20 (37,7)</w:t>
             </w:r>
           </w:p>
         </w:tc>
@@ -8665,7 +6295,62 @@
                 <w:szCs w:val="18"/>
                 <w:color w:val="333333"/>
               </w:rPr>
-              <w:t xml:space="preserve">0</w:t>
+              <w:t xml:space="preserve">19 (38,0)</w:t>
+            </w:r>
+          </w:p>
+        </w:tc>
+        <w:tc>
+          <w:tcPr>
+            <w:tcBorders>
+              <w:bottom w:val="single" w:sz="8" w:space="0" w:color="333333"/>
+              <w:top w:val="none" w:sz="0" w:space="0" w:color="000000"/>
+              <w:left w:val="none" w:sz="0" w:space="0" w:color="000000"/>
+              <w:right w:val="none" w:sz="0" w:space="0" w:color="000000"/>
+            </w:tcBorders>
+            <w:shd w:val="clear" w:color="auto" w:fill="FFFFFF"/>
+            <w:tcMar>
+              <w:top w:w="0" w:type="dxa"/>
+              <w:bottom w:w="0" w:type="dxa"/>
+              <w:left w:w="0" w:type="dxa"/>
+              <w:right w:w="0" w:type="dxa"/>
+            </w:tcMar>
+            <w:vAlign w:val="top"/>
+          </w:tcPr>
+          <w:p>
+            <w:pPr>
+              <w:pStyle w:val="Normal"/>
+              <w:jc w:val="center"/>
+              <w:pBdr>
+                <w:bottom w:val="none" w:sz="0" w:space="0" w:color="000000"/>
+                <w:top w:val="none" w:sz="0" w:space="0" w:color="000000"/>
+                <w:left w:val="none" w:sz="0" w:space="0" w:color="000000"/>
+                <w:right w:val="none" w:sz="0" w:space="0" w:color="000000"/>
+              </w:pBdr>
+              <w:spacing w:after="60" w:before="60" w:line="240"/>
+              <w:ind w:left="100" w:right="100" w:firstLine="0" w:firstLineChars="0"/>
+              <w:rPr>
+                <w:rFonts w:ascii="Luciole" w:hAnsi="Luciole" w:eastAsia="Luciole" w:cs="Luciole"/>
+                <w:i w:val="false"/>
+                <w:b w:val="false"/>
+                <w:u w:val="none"/>
+                <w:strike w:val="false"/>
+                <w:sz w:val="16"/>
+                <w:szCs w:val="16"/>
+                <w:color w:val="333333"/>
+              </w:rPr>
+            </w:pPr>
+            <w:r>
+              <w:rPr>
+                <w:rFonts w:ascii="Luciole" w:hAnsi="Luciole" w:eastAsia="Luciole" w:cs="Luciole"/>
+                <w:i w:val="false"/>
+                <w:b w:val="false"/>
+                <w:u w:val="none"/>
+                <w:strike w:val="false"/>
+                <w:sz w:val="16"/>
+                <w:szCs w:val="16"/>
+                <w:color w:val="333333"/>
+              </w:rPr>
+              <w:t xml:space="preserve">0,98</w:t>
             </w:r>
           </w:p>
         </w:tc>
@@ -8676,7 +6361,7 @@
         </w:trPr>
         <w:tc>
           <w:tcPr>
-            <w:gridSpan w:val="5"/>
+            <w:gridSpan w:val="6"/>
             <w:tcBorders>
               <w:bottom w:val="none" w:sz="0" w:space="0" w:color="000000"/>
               <w:top w:val="single" w:sz="8" w:space="0" w:color="333333"/>
@@ -8751,7 +6436,7 @@
         </w:trPr>
         <w:tc>
           <w:tcPr>
-            <w:gridSpan w:val="5"/>
+            <w:gridSpan w:val="6"/>
             <w:tcBorders>
               <w:bottom w:val="none" w:sz="0" w:space="0" w:color="000000"/>
               <w:top w:val="none" w:sz="0" w:space="0" w:color="000000"/>
@@ -8826,7 +6511,7 @@
         </w:trPr>
         <w:tc>
           <w:tcPr>
-            <w:gridSpan w:val="5"/>
+            <w:gridSpan w:val="6"/>
             <w:tcBorders>
               <w:bottom w:val="none" w:sz="0" w:space="0" w:color="000000"/>
               <w:top w:val="none" w:sz="0" w:space="0" w:color="000000"/>
@@ -8890,7 +6575,7 @@
                 <w:szCs w:val="16"/>
                 <w:color w:val="333333"/>
               </w:rPr>
-              <w:t xml:space="preserve">Parmi les patients ayant récidivé au niveau métastatique ou à la fois au niveau local et métastatique.</w:t>
+              <w:t xml:space="preserve">Une récidive à la fois locale et métastatique est comptée dans les deux catégories.</w:t>
             </w:r>
           </w:p>
         </w:tc>
@@ -8901,7 +6586,7 @@
         </w:trPr>
         <w:tc>
           <w:tcPr>
-            <w:gridSpan w:val="5"/>
+            <w:gridSpan w:val="6"/>
             <w:tcBorders>
               <w:bottom w:val="none" w:sz="0" w:space="0" w:color="000000"/>
               <w:top w:val="none" w:sz="0" w:space="0" w:color="000000"/>
